--- a/drafts/sir-directed-hypergraphs/execution-plan.docx
+++ b/drafts/sir-directed-hypergraphs/execution-plan.docx
@@ -5650,7 +5650,7 @@
           <w:sz w:val="19"/>
           <w:szCs w:val="19"/>
         </w:rPr>
-        <w:t xml:space="preserve">Federico Malizia, Andrés Guzmán, Iacopo Iacopini, Istvan Z. Kiss (2025) Disentangling the Role of Heterogeneity and Hyperedge Overlap in Explosive Contagion on Higher-Order Networks. Physical Review Letters.</w:t>
+        <w:t xml:space="preserve">Federico Malizia, Andrés Guzmán, Iacopo Iacopini, István Z. Kiss (2025) Disentangling the Role of Heterogeneity and Hyperedge Overlap in Explosive Contagion on Higher-Order Networks. Physical Review Letters.</w:t>
       </w:r>
       <w:r>
         <w:rPr>

--- a/drafts/sir-directed-hypergraphs/execution-plan.docx
+++ b/drafts/sir-directed-hypergraphs/execution-plan.docx
@@ -381,6 +381,117 @@
                 <w:rFonts w:ascii="Times New Roman" w:cs="Times New Roman" w:eastAsia="SimSun" w:hAnsi="Times New Roman"/>
               </w:rPr>
               <w:t xml:space="preserve"> 得到的方向差异只是有限尺寸涨落，不是破缺</w:t>
+            </w:r>
+          </w:p>
+        </w:tc>
+      </w:tr>
+      <w:tr>
+        <w:trPr>
+          <w:tblHeader w:val="false"/>
+        </w:trPr>
+        <w:tc>
+          <w:tcPr>
+            <w:tcW w:type="dxa" w:w="4680"/>
+            <w:tcMar>
+              <w:top w:type="dxa" w:w="80"/>
+              <w:left w:type="dxa" w:w="110"/>
+              <w:bottom w:type="dxa" w:w="80"/>
+              <w:right w:type="dxa" w:w="110"/>
+            </w:tcMar>
+          </w:tcPr>
+          <w:p>
+            <w:pPr>
+              <w:spacing w:after="40" w:before="40" w:line="300"/>
+            </w:pPr>
+            <w:r>
+              <w:rPr>
+                <w:rFonts w:ascii="Cambria Math" w:eastAsia="SimSun" w:hAnsi="Cambria Math"/>
+                <w:i/>
+                <w:iCs/>
+              </w:rPr>
+              <w:t xml:space="preserve">r</w:t>
+            </w:r>
+            <w:r>
+              <w:rPr>
+                <w:rFonts w:ascii="Cambria Math" w:eastAsia="SimSun" w:hAnsi="Cambria Math"/>
+                <w:i w:val="false"/>
+                <w:iCs w:val="false"/>
+                <w:vertAlign w:val="subscript"/>
+              </w:rPr>
+              <w:t xml:space="preserve">io</w:t>
+            </w:r>
+            <w:r>
+              <w:rPr>
+                <w:rFonts w:ascii="Times New Roman" w:cs="Times New Roman" w:eastAsia="SimSun" w:hAnsi="Times New Roman"/>
+              </w:rPr>
+              <w:t xml:space="preserve"> 不可由保度重连调节（数值确认，变化恰为 0）</w:t>
+            </w:r>
+          </w:p>
+        </w:tc>
+        <w:tc>
+          <w:tcPr>
+            <w:tcW w:type="dxa" w:w="4680"/>
+            <w:tcMar>
+              <w:top w:type="dxa" w:w="80"/>
+              <w:left w:type="dxa" w:w="110"/>
+              <w:bottom w:type="dxa" w:w="80"/>
+              <w:right w:type="dxa" w:w="110"/>
+            </w:tcMar>
+          </w:tcPr>
+          <w:p>
+            <w:pPr>
+              <w:spacing w:after="40" w:before="40" w:line="300"/>
+            </w:pPr>
+            <w:r>
+              <w:rPr>
+                <w:rFonts w:ascii="Times New Roman" w:cs="Times New Roman" w:eastAsia="SimSun" w:hAnsi="Times New Roman"/>
+                <w:b/>
+                <w:bCs/>
+              </w:rPr>
+              <w:t xml:space="preserve">确认</w:t>
+            </w:r>
+            <w:r>
+              <w:rPr>
+                <w:rFonts w:ascii="Times New Roman" w:cs="Times New Roman" w:eastAsia="SimSun" w:hAnsi="Times New Roman"/>
+              </w:rPr>
+              <w:t xml:space="preserve">大纲把 V.3（标签置换调 </w:t>
+            </w:r>
+            <w:r>
+              <w:rPr>
+                <w:rFonts w:ascii="Cambria Math" w:eastAsia="SimSun" w:hAnsi="Cambria Math"/>
+                <w:i/>
+                <w:iCs/>
+              </w:rPr>
+              <w:t xml:space="preserve">r</w:t>
+            </w:r>
+            <w:r>
+              <w:rPr>
+                <w:rFonts w:ascii="Cambria Math" w:eastAsia="SimSun" w:hAnsi="Cambria Math"/>
+                <w:i w:val="false"/>
+                <w:iCs w:val="false"/>
+                <w:vertAlign w:val="subscript"/>
+              </w:rPr>
+              <w:t xml:space="preserve">io</w:t>
+            </w:r>
+            <w:r>
+              <w:rPr>
+                <w:rFonts w:ascii="Times New Roman" w:cs="Times New Roman" w:eastAsia="SimSun" w:hAnsi="Times New Roman"/>
+              </w:rPr>
+              <w:t xml:space="preserve">）与 V.2/V.4（重连调 </w:t>
+            </w:r>
+            <w:r>
+              <w:rPr>
+                <w:rFonts w:ascii="Cambria Math" w:eastAsia="SimSun" w:hAnsi="Cambria Math"/>
+                <w:i w:val="false"/>
+                <w:iCs w:val="false"/>
+              </w:rPr>
+              <w:t xml:space="preserve">α</w:t>
+            </w:r>
+            <w:r>
+              <w:rPr>
+                <w:rFonts w:ascii="Times New Roman" w:cs="Times New Roman" w:eastAsia="SimSun" w:hAnsi="Times New Roman"/>
+              </w:rPr>
+              <w:t xml:space="preserve">）分开是对的，二者不可合并；第 3 周实现时须保持这一分工</w:t>
             </w:r>
           </w:p>
         </w:tc>

--- a/drafts/sir-directed-hypergraphs/execution-plan.docx
+++ b/drafts/sir-directed-hypergraphs/execution-plan.docx
@@ -1413,22 +1413,122 @@
       <w:r>
         <w:rPr>
           <w:rFonts w:ascii="Times New Roman" w:cs="Times New Roman" w:eastAsia="SimSun" w:hAnsi="Times New Roman"/>
-        </w:rPr>
-        <w:t xml:space="preserve">固定 </w:t>
-      </w:r>
-      <w:r>
-        <w:rPr>
-          <w:rFonts w:ascii="Cambria Math" w:eastAsia="SimSun" w:hAnsi="Cambria Math"/>
+          <w:b/>
+          <w:bCs/>
+        </w:rPr>
+        <w:t xml:space="preserve">序参量必须取爆发概率 </w:t>
+      </w:r>
+      <w:r>
+        <w:rPr>
+          <w:rFonts w:ascii="Cambria Math" w:eastAsia="SimSun" w:hAnsi="Cambria Math"/>
+          <w:b/>
+          <w:bCs/>
           <w:i w:val="false"/>
           <w:iCs w:val="false"/>
         </w:rPr>
-        <w:t xml:space="preserve">τ=η</w:t>
-      </w:r>
-      <w:r>
-        <w:rPr>
-          <w:rFonts w:ascii="Times New Roman" w:cs="Times New Roman" w:eastAsia="SimSun" w:hAnsi="Times New Roman"/>
-        </w:rPr>
-        <w:t xml:space="preserve">、固定联合度分布关于对角线对称；</w:t>
+        <w:t xml:space="preserve">Π</w:t>
+      </w:r>
+      <w:r>
+        <w:rPr>
+          <w:rFonts w:ascii="Times New Roman" w:cs="Times New Roman" w:eastAsia="SimSun" w:hAnsi="Times New Roman"/>
+          <w:b/>
+          <w:bCs/>
+        </w:rPr>
+        <w:t xml:space="preserve"> 与条件爆发规模 </w:t>
+      </w:r>
+      <w:r>
+        <w:rPr>
+          <w:rFonts w:ascii="Cambria Math" w:eastAsia="SimSun" w:hAnsi="Cambria Math"/>
+          <w:b/>
+          <w:bCs/>
+          <w:i/>
+          <w:iCs/>
+        </w:rPr>
+        <w:t xml:space="preserve">S</w:t>
+      </w:r>
+      <w:r>
+        <w:rPr>
+          <w:rFonts w:ascii="Cambria Math" w:eastAsia="SimSun" w:hAnsi="Cambria Math"/>
+          <w:b/>
+          <w:bCs/>
+          <w:i w:val="false"/>
+          <w:iCs w:val="false"/>
+        </w:rPr>
+        <w:t xml:space="preserve">̄</w:t>
+      </w:r>
+      <w:r>
+        <w:rPr>
+          <w:rFonts w:ascii="Times New Roman" w:cs="Times New Roman" w:eastAsia="SimSun" w:hAnsi="Times New Roman"/>
+          <w:b/>
+          <w:bCs/>
+        </w:rPr>
+        <w:t xml:space="preserve">，不能取 </w:t>
+      </w:r>
+      <w:r>
+        <w:rPr>
+          <w:rFonts w:ascii="Cambria Math" w:eastAsia="SimSun" w:hAnsi="Cambria Math"/>
+          <w:b/>
+          <w:bCs/>
+          <w:i w:val="false"/>
+          <w:iCs w:val="false"/>
+        </w:rPr>
+        <w:t xml:space="preserve">⟨ </w:t>
+      </w:r>
+      <w:r>
+        <w:rPr>
+          <w:rFonts w:ascii="Cambria Math" w:eastAsia="SimSun" w:hAnsi="Cambria Math"/>
+          <w:b/>
+          <w:bCs/>
+          <w:i/>
+          <w:iCs/>
+        </w:rPr>
+        <w:t xml:space="preserve">S</w:t>
+      </w:r>
+      <w:r>
+        <w:rPr>
+          <w:rFonts w:ascii="Cambria Math" w:eastAsia="SimSun" w:hAnsi="Cambria Math"/>
+          <w:b/>
+          <w:bCs/>
+          <w:i w:val="false"/>
+          <w:iCs w:val="false"/>
+        </w:rPr>
+        <w:t xml:space="preserve">⟩</w:t>
+      </w:r>
+      <w:r>
+        <w:rPr>
+          <w:rFonts w:ascii="Times New Roman" w:cs="Times New Roman" w:eastAsia="SimSun" w:hAnsi="Times New Roman"/>
+        </w:rPr>
+        <w:t xml:space="preserve">——已数值确认 </w:t>
+      </w:r>
+      <w:r>
+        <w:rPr>
+          <w:rFonts w:ascii="Cambria Math" w:eastAsia="SimSun" w:hAnsi="Cambria Math"/>
+          <w:i w:val="false"/>
+          <w:iCs w:val="false"/>
+        </w:rPr>
+        <w:t xml:space="preserve">⟨ </w:t>
+      </w:r>
+      <w:r>
+        <w:rPr>
+          <w:rFonts w:ascii="Cambria Math" w:eastAsia="SimSun" w:hAnsi="Cambria Math"/>
+          <w:i/>
+          <w:iCs/>
+        </w:rPr>
+        <w:t xml:space="preserve">S</w:t>
+      </w:r>
+      <w:r>
+        <w:rPr>
+          <w:rFonts w:ascii="Cambria Math" w:eastAsia="SimSun" w:hAnsi="Cambria Math"/>
+          <w:i w:val="false"/>
+          <w:iCs w:val="false"/>
+        </w:rPr>
+        <w:t xml:space="preserve">⟩</w:t>
+      </w:r>
+      <w:r>
+        <w:rPr>
+          <w:rFonts w:ascii="Times New Roman" w:cs="Times New Roman" w:eastAsia="SimSun" w:hAnsi="Times New Roman"/>
+        </w:rPr>
+        <w:t xml:space="preserve"> 在任何结构上都不破缺（命题 2），用它做实验会得到一片零信号；</w:t>
       </w:r>
     </w:p>
     <w:p>
@@ -1443,68 +1543,22 @@
       <w:r>
         <w:rPr>
           <w:rFonts w:ascii="Times New Roman" w:cs="Times New Roman" w:eastAsia="SimSun" w:hAnsi="Times New Roman"/>
-          <w:b/>
-          <w:bCs/>
-        </w:rPr>
-        <w:t xml:space="preserve">只扫 </w:t>
-      </w:r>
-      <w:r>
-        <w:rPr>
-          <w:rFonts w:ascii="Cambria Math" w:eastAsia="SimSun" w:hAnsi="Cambria Math"/>
-          <w:b/>
-          <w:bCs/>
+        </w:rPr>
+        <w:t xml:space="preserve">固定 </w:t>
+      </w:r>
+      <w:r>
+        <w:rPr>
+          <w:rFonts w:ascii="Cambria Math" w:eastAsia="SimSun" w:hAnsi="Cambria Math"/>
           <w:i w:val="false"/>
           <w:iCs w:val="false"/>
         </w:rPr>
-        <w:t xml:space="preserve">Δα=1/2(α</w:t>
-      </w:r>
-      <w:r>
-        <w:rPr>
-          <w:rFonts w:ascii="Cambria Math" w:eastAsia="SimSun" w:hAnsi="Cambria Math"/>
-          <w:b/>
-          <w:bCs/>
-          <w:i w:val="false"/>
-          <w:iCs w:val="false"/>
-          <w:vertAlign w:val="superscript"/>
-        </w:rPr>
-        <w:t xml:space="preserve">TT</w:t>
-      </w:r>
-      <w:r>
-        <w:rPr>
-          <w:rFonts w:ascii="Cambria Math" w:eastAsia="SimSun" w:hAnsi="Cambria Math"/>
-          <w:b/>
-          <w:bCs/>
-          <w:i w:val="false"/>
-          <w:iCs w:val="false"/>
-        </w:rPr>
-        <w:t xml:space="preserve">-α</w:t>
-      </w:r>
-      <w:r>
-        <w:rPr>
-          <w:rFonts w:ascii="Cambria Math" w:eastAsia="SimSun" w:hAnsi="Cambria Math"/>
-          <w:b/>
-          <w:bCs/>
-          <w:i w:val="false"/>
-          <w:iCs w:val="false"/>
-          <w:vertAlign w:val="superscript"/>
-        </w:rPr>
-        <w:t xml:space="preserve">HH</w:t>
-      </w:r>
-      <w:r>
-        <w:rPr>
-          <w:rFonts w:ascii="Cambria Math" w:eastAsia="SimSun" w:hAnsi="Cambria Math"/>
-          <w:b/>
-          <w:bCs/>
-          <w:i w:val="false"/>
-          <w:iCs w:val="false"/>
-        </w:rPr>
-        <w:t xml:space="preserve">)</w:t>
-      </w:r>
-      <w:r>
-        <w:rPr>
-          <w:rFonts w:ascii="Times New Roman" w:cs="Times New Roman" w:eastAsia="SimSun" w:hAnsi="Times New Roman"/>
-        </w:rPr>
-        <w:t xml:space="preserve">，把破缺单独归因到它；</w:t>
+        <w:t xml:space="preserve">τ=η</w:t>
+      </w:r>
+      <w:r>
+        <w:rPr>
+          <w:rFonts w:ascii="Times New Roman" w:cs="Times New Roman" w:eastAsia="SimSun" w:hAnsi="Times New Roman"/>
+        </w:rPr>
+        <w:t xml:space="preserve">、固定双度序列互换对称；</w:t>
       </w:r>
     </w:p>
     <w:p>
@@ -1519,6 +1573,142 @@
       <w:r>
         <w:rPr>
           <w:rFonts w:ascii="Times New Roman" w:cs="Times New Roman" w:eastAsia="SimSun" w:hAnsi="Times New Roman"/>
+          <w:b/>
+          <w:bCs/>
+        </w:rPr>
+        <w:t xml:space="preserve">只扫 </w:t>
+      </w:r>
+      <w:r>
+        <w:rPr>
+          <w:rFonts w:ascii="Cambria Math" w:eastAsia="SimSun" w:hAnsi="Cambria Math"/>
+          <w:b/>
+          <w:bCs/>
+          <w:i w:val="false"/>
+          <w:iCs w:val="false"/>
+        </w:rPr>
+        <w:t xml:space="preserve">Δα=1/2(α</w:t>
+      </w:r>
+      <w:r>
+        <w:rPr>
+          <w:rFonts w:ascii="Cambria Math" w:eastAsia="SimSun" w:hAnsi="Cambria Math"/>
+          <w:b/>
+          <w:bCs/>
+          <w:i w:val="false"/>
+          <w:iCs w:val="false"/>
+          <w:vertAlign w:val="superscript"/>
+        </w:rPr>
+        <w:t xml:space="preserve">TT</w:t>
+      </w:r>
+      <w:r>
+        <w:rPr>
+          <w:rFonts w:ascii="Cambria Math" w:eastAsia="SimSun" w:hAnsi="Cambria Math"/>
+          <w:b/>
+          <w:bCs/>
+          <w:i w:val="false"/>
+          <w:iCs w:val="false"/>
+        </w:rPr>
+        <w:t xml:space="preserve">-α</w:t>
+      </w:r>
+      <w:r>
+        <w:rPr>
+          <w:rFonts w:ascii="Cambria Math" w:eastAsia="SimSun" w:hAnsi="Cambria Math"/>
+          <w:b/>
+          <w:bCs/>
+          <w:i w:val="false"/>
+          <w:iCs w:val="false"/>
+          <w:vertAlign w:val="superscript"/>
+        </w:rPr>
+        <w:t xml:space="preserve">HH</w:t>
+      </w:r>
+      <w:r>
+        <w:rPr>
+          <w:rFonts w:ascii="Cambria Math" w:eastAsia="SimSun" w:hAnsi="Cambria Math"/>
+          <w:b/>
+          <w:bCs/>
+          <w:i w:val="false"/>
+          <w:iCs w:val="false"/>
+        </w:rPr>
+        <w:t xml:space="preserve">)</w:t>
+      </w:r>
+      <w:r>
+        <w:rPr>
+          <w:rFonts w:ascii="Times New Roman" w:cs="Times New Roman" w:eastAsia="SimSun" w:hAnsi="Times New Roman"/>
+        </w:rPr>
+        <w:t xml:space="preserve">，把破缺单独归因到它；同时报告 </w:t>
+      </w:r>
+      <w:r>
+        <w:rPr>
+          <w:rFonts w:ascii="Cambria Math" w:eastAsia="SimSun" w:hAnsi="Cambria Math"/>
+          <w:i w:val="false"/>
+          <w:iCs w:val="false"/>
+        </w:rPr>
+        <w:t xml:space="preserve">⟨ </w:t>
+      </w:r>
+      <w:r>
+        <w:rPr>
+          <w:rFonts w:ascii="Cambria Math" w:eastAsia="SimSun" w:hAnsi="Cambria Math"/>
+          <w:i/>
+          <w:iCs/>
+        </w:rPr>
+        <w:t xml:space="preserve">S</w:t>
+      </w:r>
+      <w:r>
+        <w:rPr>
+          <w:rFonts w:ascii="Cambria Math" w:eastAsia="SimSun" w:hAnsi="Cambria Math"/>
+          <w:i w:val="false"/>
+          <w:iCs w:val="false"/>
+        </w:rPr>
+        <w:t xml:space="preserve">⟩</w:t>
+      </w:r>
+      <w:r>
+        <w:rPr>
+          <w:rFonts w:ascii="Times New Roman" w:cs="Times New Roman" w:eastAsia="SimSun" w:hAnsi="Times New Roman"/>
+        </w:rPr>
+        <w:t xml:space="preserve"> 不变与 </w:t>
+      </w:r>
+      <w:r>
+        <w:rPr>
+          <w:rFonts w:ascii="Cambria Math" w:eastAsia="SimSun" w:hAnsi="Cambria Math"/>
+          <w:i w:val="false"/>
+          <w:iCs w:val="false"/>
+        </w:rPr>
+        <w:t xml:space="preserve">Π</w:t>
+      </w:r>
+      <w:r>
+        <w:rPr>
+          <w:rFonts w:ascii="Cambria Math" w:eastAsia="SimSun" w:hAnsi="Cambria Math"/>
+          <w:i/>
+          <w:iCs/>
+        </w:rPr>
+        <w:t xml:space="preserve">S</w:t>
+      </w:r>
+      <w:r>
+        <w:rPr>
+          <w:rFonts w:ascii="Cambria Math" w:eastAsia="SimSun" w:hAnsi="Cambria Math"/>
+          <w:i w:val="false"/>
+          <w:iCs w:val="false"/>
+        </w:rPr>
+        <w:t xml:space="preserve">̄</w:t>
+      </w:r>
+      <w:r>
+        <w:rPr>
+          <w:rFonts w:ascii="Times New Roman" w:cs="Times New Roman" w:eastAsia="SimSun" w:hAnsi="Times New Roman"/>
+        </w:rPr>
+        <w:t xml:space="preserve"> 守恒，作为内部一致性检查；</w:t>
+      </w:r>
+    </w:p>
+    <w:p>
+      <w:pPr>
+        <w:pStyle w:val="ListParagraph"/>
+        <w:numPr>
+          <w:ilvl w:val="0"/>
+          <w:numId w:val="2"/>
+        </w:numPr>
+        <w:spacing w:after="60" w:before="60" w:line="310"/>
+      </w:pPr>
+      <w:r>
+        <w:rPr>
+          <w:rFonts w:ascii="Times New Roman" w:cs="Times New Roman" w:eastAsia="SimSun" w:hAnsi="Times New Roman"/>
         </w:rPr>
         <w:t xml:space="preserve">作为阴性对照：在同一设定下扫 </w:t>
       </w:r>
@@ -1543,15 +1733,85 @@
         <w:rPr>
           <w:rFonts w:ascii="Times New Roman" w:cs="Times New Roman" w:eastAsia="SimSun" w:hAnsi="Times New Roman"/>
         </w:rPr>
-        <w:t xml:space="preserve">，验证破缺量确实落在有限尺寸涨落带内——</w:t>
-      </w:r>
-      <w:r>
-        <w:rPr>
-          <w:rFonts w:ascii="Times New Roman" w:cs="Times New Roman" w:eastAsia="SimSun" w:hAnsi="Times New Roman"/>
-          <w:b/>
-          <w:bCs/>
-        </w:rPr>
-        <w:t xml:space="preserve">这张阴性对照图是宇称定理的实验证据，比正面结果更有说服力，务必出</w:t>
+        <w:t xml:space="preserve">，验证 </w:t>
+      </w:r>
+      <w:r>
+        <w:rPr>
+          <w:rFonts w:ascii="Cambria Math" w:eastAsia="SimSun" w:hAnsi="Cambria Math"/>
+          <w:i w:val="false"/>
+          <w:iCs w:val="false"/>
+        </w:rPr>
+        <w:t xml:space="preserve">Π</w:t>
+      </w:r>
+      <w:r>
+        <w:rPr>
+          <w:rFonts w:ascii="Times New Roman" w:cs="Times New Roman" w:eastAsia="SimSun" w:hAnsi="Times New Roman"/>
+        </w:rPr>
+        <w:t xml:space="preserve"> 不破缺——</w:t>
+      </w:r>
+      <w:r>
+        <w:rPr>
+          <w:rFonts w:ascii="Times New Roman" w:cs="Times New Roman" w:eastAsia="SimSun" w:hAnsi="Times New Roman"/>
+          <w:b/>
+          <w:bCs/>
+        </w:rPr>
+        <w:t xml:space="preserve">注意对照必须做在 </w:t>
+      </w:r>
+      <w:r>
+        <w:rPr>
+          <w:rFonts w:ascii="Cambria Math" w:eastAsia="SimSun" w:hAnsi="Cambria Math"/>
+          <w:b/>
+          <w:bCs/>
+          <w:i w:val="false"/>
+          <w:iCs w:val="false"/>
+        </w:rPr>
+        <w:t xml:space="preserve">Π</w:t>
+      </w:r>
+      <w:r>
+        <w:rPr>
+          <w:rFonts w:ascii="Times New Roman" w:cs="Times New Roman" w:eastAsia="SimSun" w:hAnsi="Times New Roman"/>
+          <w:b/>
+          <w:bCs/>
+        </w:rPr>
+        <w:t xml:space="preserve"> 上，做在 </w:t>
+      </w:r>
+      <w:r>
+        <w:rPr>
+          <w:rFonts w:ascii="Cambria Math" w:eastAsia="SimSun" w:hAnsi="Cambria Math"/>
+          <w:b/>
+          <w:bCs/>
+          <w:i w:val="false"/>
+          <w:iCs w:val="false"/>
+        </w:rPr>
+        <w:t xml:space="preserve">⟨ </w:t>
+      </w:r>
+      <w:r>
+        <w:rPr>
+          <w:rFonts w:ascii="Cambria Math" w:eastAsia="SimSun" w:hAnsi="Cambria Math"/>
+          <w:b/>
+          <w:bCs/>
+          <w:i/>
+          <w:iCs/>
+        </w:rPr>
+        <w:t xml:space="preserve">S</w:t>
+      </w:r>
+      <w:r>
+        <w:rPr>
+          <w:rFonts w:ascii="Cambria Math" w:eastAsia="SimSun" w:hAnsi="Cambria Math"/>
+          <w:b/>
+          <w:bCs/>
+          <w:i w:val="false"/>
+          <w:iCs w:val="false"/>
+        </w:rPr>
+        <w:t xml:space="preserve">⟩</w:t>
+      </w:r>
+      <w:r>
+        <w:rPr>
+          <w:rFonts w:ascii="Times New Roman" w:cs="Times New Roman" w:eastAsia="SimSun" w:hAnsi="Times New Roman"/>
+          <w:b/>
+          <w:bCs/>
+        </w:rPr>
+        <w:t xml:space="preserve"> 上则毫无信息量</w:t>
       </w:r>
       <w:r>
         <w:rPr>
@@ -4067,6 +4327,167 @@
                 <w:rFonts w:ascii="Times New Roman" w:cs="Times New Roman" w:eastAsia="SimSun" w:hAnsi="Times New Roman"/>
               </w:rPr>
               <w:t xml:space="preserve">第 1 周就测，设早停判据</w:t>
+            </w:r>
+          </w:p>
+        </w:tc>
+      </w:tr>
+      <w:tr>
+        <w:trPr>
+          <w:tblHeader w:val="false"/>
+        </w:trPr>
+        <w:tc>
+          <w:tcPr>
+            <w:tcW w:type="dxa" w:w="2340"/>
+            <w:tcMar>
+              <w:top w:type="dxa" w:w="80"/>
+              <w:left w:type="dxa" w:w="110"/>
+              <w:bottom w:type="dxa" w:w="80"/>
+              <w:right w:type="dxa" w:w="110"/>
+            </w:tcMar>
+          </w:tcPr>
+          <w:p>
+            <w:pPr>
+              <w:spacing w:after="40" w:before="40" w:line="300"/>
+            </w:pPr>
+            <w:r>
+              <w:rPr>
+                <w:rFonts w:ascii="Times New Roman" w:cs="Times New Roman" w:eastAsia="SimSun" w:hAnsi="Times New Roman"/>
+                <w:b/>
+                <w:bCs/>
+              </w:rPr>
+              <w:t xml:space="preserve">新</w:t>
+            </w:r>
+          </w:p>
+        </w:tc>
+        <w:tc>
+          <w:tcPr>
+            <w:tcW w:type="dxa" w:w="2340"/>
+            <w:tcMar>
+              <w:top w:type="dxa" w:w="80"/>
+              <w:left w:type="dxa" w:w="110"/>
+              <w:bottom w:type="dxa" w:w="80"/>
+              <w:right w:type="dxa" w:w="110"/>
+            </w:tcMar>
+          </w:tcPr>
+          <w:p>
+            <w:pPr>
+              <w:spacing w:after="40" w:before="40" w:line="300"/>
+            </w:pPr>
+            <w:r>
+              <w:rPr>
+                <w:rFonts w:ascii="Times New Roman" w:cs="Times New Roman" w:eastAsia="SimSun" w:hAnsi="Times New Roman"/>
+              </w:rPr>
+              <w:t xml:space="preserve">破缺序参量选错（</w:t>
+            </w:r>
+            <w:r>
+              <w:rPr>
+                <w:rFonts w:ascii="Cambria Math" w:eastAsia="SimSun" w:hAnsi="Cambria Math"/>
+                <w:i w:val="false"/>
+                <w:iCs w:val="false"/>
+              </w:rPr>
+              <w:t xml:space="preserve">⟨ </w:t>
+            </w:r>
+            <w:r>
+              <w:rPr>
+                <w:rFonts w:ascii="Cambria Math" w:eastAsia="SimSun" w:hAnsi="Cambria Math"/>
+                <w:i/>
+                <w:iCs/>
+              </w:rPr>
+              <w:t xml:space="preserve">S</w:t>
+            </w:r>
+            <w:r>
+              <w:rPr>
+                <w:rFonts w:ascii="Cambria Math" w:eastAsia="SimSun" w:hAnsi="Cambria Math"/>
+                <w:i w:val="false"/>
+                <w:iCs w:val="false"/>
+              </w:rPr>
+              <w:t xml:space="preserve">⟩</w:t>
+            </w:r>
+            <w:r>
+              <w:rPr>
+                <w:rFonts w:ascii="Times New Roman" w:cs="Times New Roman" w:eastAsia="SimSun" w:hAnsi="Times New Roman"/>
+              </w:rPr>
+              <w:t xml:space="preserve"> 恒不破缺）</w:t>
+            </w:r>
+          </w:p>
+        </w:tc>
+        <w:tc>
+          <w:tcPr>
+            <w:tcW w:type="dxa" w:w="2340"/>
+            <w:tcMar>
+              <w:top w:type="dxa" w:w="80"/>
+              <w:left w:type="dxa" w:w="110"/>
+              <w:bottom w:type="dxa" w:w="80"/>
+              <w:right w:type="dxa" w:w="110"/>
+            </w:tcMar>
+          </w:tcPr>
+          <w:p>
+            <w:pPr>
+              <w:spacing w:after="40" w:before="40" w:line="300"/>
+            </w:pPr>
+            <w:r>
+              <w:rPr>
+                <w:rFonts w:ascii="Times New Roman" w:cs="Times New Roman" w:eastAsia="SimSun" w:hAnsi="Times New Roman"/>
+              </w:rPr>
+              <w:t xml:space="preserve">✅ 已解决</w:t>
+            </w:r>
+          </w:p>
+        </w:tc>
+        <w:tc>
+          <w:tcPr>
+            <w:tcW w:type="dxa" w:w="2340"/>
+            <w:tcMar>
+              <w:top w:type="dxa" w:w="80"/>
+              <w:left w:type="dxa" w:w="110"/>
+              <w:bottom w:type="dxa" w:w="80"/>
+              <w:right w:type="dxa" w:w="110"/>
+            </w:tcMar>
+          </w:tcPr>
+          <w:p>
+            <w:pPr>
+              <w:spacing w:after="40" w:before="40" w:line="300"/>
+            </w:pPr>
+            <w:r>
+              <w:rPr>
+                <w:rFonts w:ascii="Times New Roman" w:cs="Times New Roman" w:eastAsia="SimSun" w:hAnsi="Times New Roman"/>
+              </w:rPr>
+              <w:t xml:space="preserve">改用 </w:t>
+            </w:r>
+            <w:r>
+              <w:rPr>
+                <w:rFonts w:ascii="Cambria Math" w:eastAsia="SimSun" w:hAnsi="Cambria Math"/>
+                <w:i w:val="false"/>
+                <w:iCs w:val="false"/>
+              </w:rPr>
+              <w:t xml:space="preserve">(Π,</w:t>
+            </w:r>
+            <w:r>
+              <w:rPr>
+                <w:rFonts w:ascii="Cambria Math" w:eastAsia="SimSun" w:hAnsi="Cambria Math"/>
+                <w:i/>
+                <w:iCs/>
+              </w:rPr>
+              <w:t xml:space="preserve">S</w:t>
+            </w:r>
+            <w:r>
+              <w:rPr>
+                <w:rFonts w:ascii="Cambria Math" w:eastAsia="SimSun" w:hAnsi="Cambria Math"/>
+                <w:i w:val="false"/>
+                <w:iCs w:val="false"/>
+              </w:rPr>
+              <w:t xml:space="preserve">̄)</w:t>
+            </w:r>
+            <w:r>
+              <w:rPr>
+                <w:rFonts w:ascii="Times New Roman" w:cs="Times New Roman" w:eastAsia="SimSun" w:hAnsi="Times New Roman"/>
+              </w:rPr>
+              <w:t xml:space="preserve">；见 </w:t>
+            </w:r>
+            <w:r>
+              <w:rPr>
+                <w:rFonts w:ascii="Consolas" w:eastAsia="SimSun" w:hAnsi="Consolas"/>
+              </w:rPr>
+              <w:t xml:space="preserve">tools/breaking_observable.py</w:t>
             </w:r>
           </w:p>
         </w:tc>

--- a/drafts/sir-directed-hypergraphs/execution-plan.docx
+++ b/drafts/sir-directed-hypergraphs/execution-plan.docx
@@ -1832,16 +1832,16 @@
       <w:r>
         <w:rPr>
           <w:rFonts w:ascii="Times New Roman" w:cs="Times New Roman" w:eastAsia="SimSun" w:hAnsi="Times New Roman"/>
-        </w:rPr>
-        <w:t xml:space="preserve">附录 D 的后向张量算子定义（宇称即 </w:t>
-      </w:r>
-      <w:r>
-        <w:rPr>
-          <w:rFonts w:ascii="Cambria Math" w:eastAsia="SimSun" w:hAnsi="Cambria Math"/>
-          <w:i/>
-          <w:iCs/>
-        </w:rPr>
-        <w:t xml:space="preserve">M</w:t>
+          <w:b/>
+          <w:bCs/>
+        </w:rPr>
+        <w:t xml:space="preserve">设计简化（试点确认）</w:t>
+      </w:r>
+      <w:r>
+        <w:rPr>
+          <w:rFonts w:ascii="Times New Roman" w:cs="Times New Roman" w:eastAsia="SimSun" w:hAnsi="Times New Roman"/>
+        </w:rPr>
+        <w:t xml:space="preserve">：</w:t>
       </w:r>
       <w:r>
         <w:rPr>
@@ -1849,15 +1849,7 @@
           <w:i w:val="false"/>
           <w:iCs w:val="false"/>
         </w:rPr>
-        <w:t xml:space="preserve">↦ </w:t>
-      </w:r>
-      <w:r>
-        <w:rPr>
-          <w:rFonts w:ascii="Cambria Math" w:eastAsia="SimSun" w:hAnsi="Cambria Math"/>
-          <w:i/>
-          <w:iCs/>
-        </w:rPr>
-        <w:t xml:space="preserve">JM</w:t>
+        <w:t xml:space="preserve">α</w:t>
       </w:r>
       <w:r>
         <w:rPr>
@@ -1866,7 +1858,13 @@
           <w:iCs w:val="false"/>
           <w:vertAlign w:val="superscript"/>
         </w:rPr>
-        <w:t xml:space="preserve">⊤</w:t>
+        <w:t xml:space="preserve">∥</w:t>
+      </w:r>
+      <w:r>
+        <w:rPr>
+          <w:rFonts w:ascii="Times New Roman" w:cs="Times New Roman" w:eastAsia="SimSun" w:hAnsi="Times New Roman"/>
+        </w:rPr>
+        <w:t xml:space="preserve"> 是 </w:t>
       </w:r>
       <w:r>
         <w:rPr>
@@ -1874,30 +1872,99 @@
           <w:i/>
           <w:iCs/>
         </w:rPr>
-        <w:t xml:space="preserve">J</w:t>
-      </w:r>
-      <w:r>
-        <w:rPr>
-          <w:rFonts w:ascii="Times New Roman" w:cs="Times New Roman" w:eastAsia="SimSun" w:hAnsi="Times New Roman"/>
-        </w:rPr>
-        <w:t xml:space="preserve"> 下的不变性）。</w:t>
-      </w:r>
-    </w:p>
-    <w:p>
-      <w:pPr>
-        <w:pStyle w:val="Heading3"/>
-        <w:spacing w:after="160" w:before="300"/>
-      </w:pPr>
-      <w:r>
-        <w:rPr>
-          <w:rFonts w:ascii="Times New Roman" w:cs="Times New Roman" w:eastAsia="SimSun" w:hAnsi="Times New Roman"/>
-          <w:b/>
-          <w:bCs/>
-          <w:color w:val="1A1A1A"/>
-          <w:sz w:val="23"/>
-          <w:szCs w:val="23"/>
-        </w:rPr>
-        <w:t xml:space="preserve">第 5 周　C5：μ→0 桥接 + C3 配套</w:t>
+        <w:t xml:space="preserve">R</w:t>
+      </w:r>
+      <w:r>
+        <w:rPr>
+          <w:rFonts w:ascii="Times New Roman" w:cs="Times New Roman" w:eastAsia="SimSun" w:hAnsi="Times New Roman"/>
+        </w:rPr>
+        <w:t xml:space="preserve">-偶的，成对 H-vs-</w:t>
+      </w:r>
+      <w:r>
+        <w:rPr>
+          <w:rFonts w:ascii="Cambria Math" w:eastAsia="SimSun" w:hAnsi="Cambria Math"/>
+          <w:i/>
+          <w:iCs/>
+        </w:rPr>
+        <w:t xml:space="preserve">R</w:t>
+      </w:r>
+      <w:r>
+        <w:rPr>
+          <w:rFonts w:ascii="Times New Roman" w:cs="Times New Roman" w:eastAsia="SimSun" w:hAnsi="Times New Roman"/>
+        </w:rPr>
+        <w:t xml:space="preserve">H 比较不受其漂移干扰，故</w:t>
+      </w:r>
+      <w:r>
+        <w:rPr>
+          <w:rFonts w:ascii="Times New Roman" w:cs="Times New Roman" w:eastAsia="SimSun" w:hAnsi="Times New Roman"/>
+          <w:b/>
+          <w:bCs/>
+        </w:rPr>
+        <w:t xml:space="preserve">存在性检验不需要钉住 </w:t>
+      </w:r>
+      <w:r>
+        <w:rPr>
+          <w:rFonts w:ascii="Cambria Math" w:eastAsia="SimSun" w:hAnsi="Cambria Math"/>
+          <w:b/>
+          <w:bCs/>
+          <w:i w:val="false"/>
+          <w:iCs w:val="false"/>
+        </w:rPr>
+        <w:t xml:space="preserve">α</w:t>
+      </w:r>
+      <w:r>
+        <w:rPr>
+          <w:rFonts w:ascii="Cambria Math" w:eastAsia="SimSun" w:hAnsi="Cambria Math"/>
+          <w:b/>
+          <w:bCs/>
+          <w:i w:val="false"/>
+          <w:iCs w:val="false"/>
+          <w:vertAlign w:val="superscript"/>
+        </w:rPr>
+        <w:t xml:space="preserve">∥</w:t>
+      </w:r>
+      <w:r>
+        <w:rPr>
+          <w:rFonts w:ascii="Times New Roman" w:cs="Times New Roman" w:eastAsia="SimSun" w:hAnsi="Times New Roman"/>
+        </w:rPr>
+        <w:t xml:space="preserve">（可用无约束驱动，</w:t>
+      </w:r>
+      <w:r>
+        <w:rPr>
+          <w:rFonts w:ascii="Cambria Math" w:eastAsia="SimSun" w:hAnsi="Cambria Math"/>
+          <w:i w:val="false"/>
+          <w:iCs w:val="false"/>
+        </w:rPr>
+        <w:t xml:space="preserve">Δα</w:t>
+      </w:r>
+      <w:r>
+        <w:rPr>
+          <w:rFonts w:ascii="Times New Roman" w:cs="Times New Roman" w:eastAsia="SimSun" w:hAnsi="Times New Roman"/>
+        </w:rPr>
+        <w:t xml:space="preserve"> 达 0.075–0.114）；钉住 </w:t>
+      </w:r>
+      <w:r>
+        <w:rPr>
+          <w:rFonts w:ascii="Cambria Math" w:eastAsia="SimSun" w:hAnsi="Cambria Math"/>
+          <w:i w:val="false"/>
+          <w:iCs w:val="false"/>
+        </w:rPr>
+        <w:t xml:space="preserve">α</w:t>
+      </w:r>
+      <w:r>
+        <w:rPr>
+          <w:rFonts w:ascii="Cambria Math" w:eastAsia="SimSun" w:hAnsi="Cambria Math"/>
+          <w:i w:val="false"/>
+          <w:iCs w:val="false"/>
+          <w:vertAlign w:val="superscript"/>
+        </w:rPr>
+        <w:t xml:space="preserve">∥</w:t>
+      </w:r>
+      <w:r>
+        <w:rPr>
+          <w:rFonts w:ascii="Times New Roman" w:cs="Times New Roman" w:eastAsia="SimSun" w:hAnsi="Times New Roman"/>
+        </w:rPr>
+        <w:t xml:space="preserve"> 只在跨系综扫描线上必要，而约束下可达范围仅 ~0.035，统计量要求相应提高；</w:t>
       </w:r>
     </w:p>
     <w:p>
@@ -1911,15 +1978,252 @@
       </w:pPr>
       <w:r>
         <w:rPr>
-          <w:rFonts w:ascii="Times New Roman" w:cs="Times New Roman" w:eastAsia="SimSun" w:hAnsi="Times New Roman"/>
-        </w:rPr>
-        <w:t xml:space="preserve">从 III.2 与 IV.2 的自洽方程分别取 </w:t>
-      </w:r>
-      <w:r>
-        <w:rPr>
-          <w:rFonts w:ascii="Cambria Math" w:eastAsia="SimSun" w:hAnsi="Cambria Math"/>
+          <w:rFonts w:ascii="Cambria Math" w:eastAsia="SimSun" w:hAnsi="Cambria Math"/>
+          <w:b/>
+          <w:bCs/>
+          <w:i/>
+          <w:iCs/>
+        </w:rPr>
+        <w:t xml:space="preserve">S</w:t>
+      </w:r>
+      <w:r>
+        <w:rPr>
+          <w:rFonts w:ascii="Cambria Math" w:eastAsia="SimSun" w:hAnsi="Cambria Math"/>
+          <w:b/>
+          <w:bCs/>
           <w:i w:val="false"/>
           <w:iCs w:val="false"/>
+          <w:vertAlign w:val="subscript"/>
+        </w:rPr>
+        <w:t xml:space="preserve">cut</w:t>
+      </w:r>
+      <w:r>
+        <w:rPr>
+          <w:rFonts w:ascii="Times New Roman" w:cs="Times New Roman" w:eastAsia="SimSun" w:hAnsi="Times New Roman"/>
+          <w:b/>
+          <w:bCs/>
+        </w:rPr>
+        <w:t xml:space="preserve"> 注意</w:t>
+      </w:r>
+      <w:r>
+        <w:rPr>
+          <w:rFonts w:ascii="Times New Roman" w:cs="Times New Roman" w:eastAsia="SimSun" w:hAnsi="Times New Roman"/>
+        </w:rPr>
+        <w:t xml:space="preserve">：</w:t>
+      </w:r>
+      <w:r>
+        <w:rPr>
+          <w:rFonts w:ascii="Cambria Math" w:eastAsia="SimSun" w:hAnsi="Cambria Math"/>
+          <w:i/>
+          <w:iCs/>
+        </w:rPr>
+        <w:t xml:space="preserve">N</w:t>
+      </w:r>
+      <w:r>
+        <w:rPr>
+          <w:rFonts w:ascii="Cambria Math" w:eastAsia="SimSun" w:hAnsi="Cambria Math"/>
+          <w:i w:val="false"/>
+          <w:iCs w:val="false"/>
+        </w:rPr>
+        <w:t xml:space="preserve">=300</w:t>
+      </w:r>
+      <w:r>
+        <w:rPr>
+          <w:rFonts w:ascii="Times New Roman" w:cs="Times New Roman" w:eastAsia="SimSun" w:hAnsi="Times New Roman"/>
+        </w:rPr>
+        <w:t xml:space="preserve"> 时 </w:t>
+      </w:r>
+      <w:r>
+        <w:rPr>
+          <w:rFonts w:ascii="Cambria Math" w:eastAsia="SimSun" w:hAnsi="Cambria Math"/>
+          <w:i w:val="false"/>
+          <w:iCs w:val="false"/>
+        </w:rPr>
+        <w:t xml:space="preserve">[0.05,0.15]</w:t>
+      </w:r>
+      <w:r>
+        <w:rPr>
+          <w:rFonts w:ascii="Times New Roman" w:cs="Times New Roman" w:eastAsia="SimSun" w:hAnsi="Times New Roman"/>
+        </w:rPr>
+        <w:t xml:space="preserve"> 区间仍含 8–10% 的运行，双峰间隙不干净；生产运行须用 </w:t>
+      </w:r>
+      <w:r>
+        <w:rPr>
+          <w:rFonts w:ascii="Cambria Math" w:eastAsia="SimSun" w:hAnsi="Cambria Math"/>
+          <w:i/>
+          <w:iCs/>
+        </w:rPr>
+        <w:t xml:space="preserve">N</w:t>
+      </w:r>
+      <w:r>
+        <w:rPr>
+          <w:rFonts w:ascii="Cambria Math" w:eastAsia="SimSun" w:hAnsi="Cambria Math"/>
+          <w:i w:val="false"/>
+          <w:iCs w:val="false"/>
+        </w:rPr>
+        <w:t xml:space="preserve">≥10</w:t>
+      </w:r>
+      <w:r>
+        <w:rPr>
+          <w:rFonts w:ascii="Cambria Math" w:eastAsia="SimSun" w:hAnsi="Cambria Math"/>
+          <w:i w:val="false"/>
+          <w:iCs w:val="false"/>
+          <w:vertAlign w:val="superscript"/>
+        </w:rPr>
+        <w:t xml:space="preserve">4</w:t>
+      </w:r>
+      <w:r>
+        <w:rPr>
+          <w:rFonts w:ascii="Times New Roman" w:cs="Times New Roman" w:eastAsia="SimSun" w:hAnsi="Times New Roman"/>
+        </w:rPr>
+        <w:t xml:space="preserve">（大纲自检规模 </w:t>
+      </w:r>
+      <w:r>
+        <w:rPr>
+          <w:rFonts w:ascii="Cambria Math" w:eastAsia="SimSun" w:hAnsi="Cambria Math"/>
+          <w:i/>
+          <w:iCs/>
+        </w:rPr>
+        <w:t xml:space="preserve">N</w:t>
+      </w:r>
+      <w:r>
+        <w:rPr>
+          <w:rFonts w:ascii="Cambria Math" w:eastAsia="SimSun" w:hAnsi="Cambria Math"/>
+          <w:i w:val="false"/>
+          <w:iCs w:val="false"/>
+        </w:rPr>
+        <w:t xml:space="preserve">=3000</w:t>
+      </w:r>
+      <w:r>
+        <w:rPr>
+          <w:rFonts w:ascii="Times New Roman" w:cs="Times New Roman" w:eastAsia="SimSun" w:hAnsi="Times New Roman"/>
+        </w:rPr>
+        <w:t xml:space="preserve"> 也偏小），并报告结果对 </w:t>
+      </w:r>
+      <w:r>
+        <w:rPr>
+          <w:rFonts w:ascii="Cambria Math" w:eastAsia="SimSun" w:hAnsi="Cambria Math"/>
+          <w:i/>
+          <w:iCs/>
+        </w:rPr>
+        <w:t xml:space="preserve">S</w:t>
+      </w:r>
+      <w:r>
+        <w:rPr>
+          <w:rFonts w:ascii="Cambria Math" w:eastAsia="SimSun" w:hAnsi="Cambria Math"/>
+          <w:i w:val="false"/>
+          <w:iCs w:val="false"/>
+          <w:vertAlign w:val="subscript"/>
+        </w:rPr>
+        <w:t xml:space="preserve">cut</w:t>
+      </w:r>
+      <w:r>
+        <w:rPr>
+          <w:rFonts w:ascii="Times New Roman" w:cs="Times New Roman" w:eastAsia="SimSun" w:hAnsi="Times New Roman"/>
+        </w:rPr>
+        <w:t xml:space="preserve"> 的敏感性；</w:t>
+      </w:r>
+    </w:p>
+    <w:p>
+      <w:pPr>
+        <w:pStyle w:val="ListParagraph"/>
+        <w:numPr>
+          <w:ilvl w:val="0"/>
+          <w:numId w:val="2"/>
+        </w:numPr>
+        <w:spacing w:after="60" w:before="60" w:line="310"/>
+      </w:pPr>
+      <w:r>
+        <w:rPr>
+          <w:rFonts w:ascii="Times New Roman" w:cs="Times New Roman" w:eastAsia="SimSun" w:hAnsi="Times New Roman"/>
+        </w:rPr>
+        <w:t xml:space="preserve">附录 D 的后向张量算子定义（宇称即 </w:t>
+      </w:r>
+      <w:r>
+        <w:rPr>
+          <w:rFonts w:ascii="Cambria Math" w:eastAsia="SimSun" w:hAnsi="Cambria Math"/>
+          <w:i/>
+          <w:iCs/>
+        </w:rPr>
+        <w:t xml:space="preserve">M</w:t>
+      </w:r>
+      <w:r>
+        <w:rPr>
+          <w:rFonts w:ascii="Cambria Math" w:eastAsia="SimSun" w:hAnsi="Cambria Math"/>
+          <w:i w:val="false"/>
+          <w:iCs w:val="false"/>
+        </w:rPr>
+        <w:t xml:space="preserve">↦ </w:t>
+      </w:r>
+      <w:r>
+        <w:rPr>
+          <w:rFonts w:ascii="Cambria Math" w:eastAsia="SimSun" w:hAnsi="Cambria Math"/>
+          <w:i/>
+          <w:iCs/>
+        </w:rPr>
+        <w:t xml:space="preserve">JM</w:t>
+      </w:r>
+      <w:r>
+        <w:rPr>
+          <w:rFonts w:ascii="Cambria Math" w:eastAsia="SimSun" w:hAnsi="Cambria Math"/>
+          <w:i w:val="false"/>
+          <w:iCs w:val="false"/>
+          <w:vertAlign w:val="superscript"/>
+        </w:rPr>
+        <w:t xml:space="preserve">⊤</w:t>
+      </w:r>
+      <w:r>
+        <w:rPr>
+          <w:rFonts w:ascii="Cambria Math" w:eastAsia="SimSun" w:hAnsi="Cambria Math"/>
+          <w:i/>
+          <w:iCs/>
+        </w:rPr>
+        <w:t xml:space="preserve">J</w:t>
+      </w:r>
+      <w:r>
+        <w:rPr>
+          <w:rFonts w:ascii="Times New Roman" w:cs="Times New Roman" w:eastAsia="SimSun" w:hAnsi="Times New Roman"/>
+        </w:rPr>
+        <w:t xml:space="preserve"> 下的不变性）。</w:t>
+      </w:r>
+    </w:p>
+    <w:p>
+      <w:pPr>
+        <w:pStyle w:val="Heading3"/>
+        <w:spacing w:after="160" w:before="300"/>
+      </w:pPr>
+      <w:r>
+        <w:rPr>
+          <w:rFonts w:ascii="Times New Roman" w:cs="Times New Roman" w:eastAsia="SimSun" w:hAnsi="Times New Roman"/>
+          <w:b/>
+          <w:bCs/>
+          <w:color w:val="1A1A1A"/>
+          <w:sz w:val="23"/>
+          <w:szCs w:val="23"/>
+        </w:rPr>
+        <w:t xml:space="preserve">第 5 周　C5：μ→0 桥接 + C3 配套</w:t>
+      </w:r>
+    </w:p>
+    <w:p>
+      <w:pPr>
+        <w:pStyle w:val="ListParagraph"/>
+        <w:numPr>
+          <w:ilvl w:val="0"/>
+          <w:numId w:val="2"/>
+        </w:numPr>
+        <w:spacing w:after="60" w:before="60" w:line="310"/>
+      </w:pPr>
+      <w:r>
+        <w:rPr>
+          <w:rFonts w:ascii="Times New Roman" w:cs="Times New Roman" w:eastAsia="SimSun" w:hAnsi="Times New Roman"/>
+        </w:rPr>
+        <w:t xml:space="preserve">从 III.2 与 IV.2 的自洽方程分别取 </w:t>
+      </w:r>
+      <w:r>
+        <w:rPr>
+          <w:rFonts w:ascii="Cambria Math" w:eastAsia="SimSun" w:hAnsi="Cambria Math"/>
+          <w:i w:val="false"/>
+          <w:iCs w:val="false"/>
         </w:rPr>
         <w:t xml:space="preserve">μ→0</w:t>
       </w:r>
@@ -1928,6 +2232,46 @@
           <w:rFonts w:ascii="Times New Roman" w:cs="Times New Roman" w:eastAsia="SimSun" w:hAnsi="Times New Roman"/>
         </w:rPr>
         <w:t xml:space="preserve">，逐项对照证明同构；</w:t>
+      </w:r>
+      <w:r>
+        <w:rPr>
+          <w:rFonts w:ascii="Times New Roman" w:cs="Times New Roman" w:eastAsia="SimSun" w:hAnsi="Times New Roman"/>
+          <w:b/>
+          <w:bCs/>
+        </w:rPr>
+        <w:t xml:space="preserve">端点已数值验证</w:t>
+      </w:r>
+      <w:r>
+        <w:rPr>
+          <w:rFonts w:ascii="Times New Roman" w:cs="Times New Roman" w:eastAsia="SimSun" w:hAnsi="Times New Roman"/>
+        </w:rPr>
+        <w:t xml:space="preserve">：</w:t>
+      </w:r>
+      <w:r>
+        <w:rPr>
+          <w:rFonts w:ascii="Cambria Math" w:eastAsia="SimSun" w:hAnsi="Cambria Math"/>
+          <w:i w:val="false"/>
+          <w:iCs w:val="false"/>
+        </w:rPr>
+        <w:t xml:space="preserve">λ=500</w:t>
+      </w:r>
+      <w:r>
+        <w:rPr>
+          <w:rFonts w:ascii="Times New Roman" w:cs="Times New Roman" w:eastAsia="SimSun" w:hAnsi="Times New Roman"/>
+        </w:rPr>
+        <w:t xml:space="preserve"> 时 Gillespie 终态与确定性可达集逐种子完全一致（150 个种子最大偏差 0.0000，见 </w:t>
+      </w:r>
+      <w:r>
+        <w:rPr>
+          <w:rFonts w:ascii="Consolas" w:eastAsia="SimSun" w:hAnsi="Consolas"/>
+        </w:rPr>
+        <w:t xml:space="preserve">tools/feasibility_check.py</w:t>
+      </w:r>
+      <w:r>
+        <w:rPr>
+          <w:rFonts w:ascii="Times New Roman" w:cs="Times New Roman" w:eastAsia="SimSun" w:hAnsi="Times New Roman"/>
+        </w:rPr>
+        <w:t xml:space="preserve">），两方法的共同极限存在且已知；</w:t>
       </w:r>
     </w:p>
     <w:p>
@@ -4296,15 +4640,7 @@
               <w:rPr>
                 <w:rFonts w:ascii="Times New Roman" w:cs="Times New Roman" w:eastAsia="SimSun" w:hAnsi="Times New Roman"/>
               </w:rPr>
-              <w:t xml:space="preserve">⚠️ </w:t>
-            </w:r>
-            <w:r>
-              <w:rPr>
-                <w:rFonts w:ascii="Times New Roman" w:cs="Times New Roman" w:eastAsia="SimSun" w:hAnsi="Times New Roman"/>
-                <w:b/>
-                <w:bCs/>
-              </w:rPr>
-              <w:t xml:space="preserve">最高风险</w:t>
+              <w:t xml:space="preserve">🟡 预跑已解除大半</w:t>
             </w:r>
           </w:p>
         </w:tc>
@@ -4326,7 +4662,19 @@
               <w:rPr>
                 <w:rFonts w:ascii="Times New Roman" w:cs="Times New Roman" w:eastAsia="SimSun" w:hAnsi="Times New Roman"/>
               </w:rPr>
-              <w:t xml:space="preserve">第 1 周就测，设早停判据</w:t>
+              <w:t xml:space="preserve">预跑（</w:t>
+            </w:r>
+            <w:r>
+              <w:rPr>
+                <w:rFonts w:ascii="Consolas" w:eastAsia="SimSun" w:hAnsi="Consolas"/>
+              </w:rPr>
+              <w:t xml:space="preserve">tools/feasibility_check.py</w:t>
+            </w:r>
+            <w:r>
+              <w:rPr>
+                <w:rFonts w:ascii="Times New Roman" w:cs="Times New Roman" w:eastAsia="SimSun" w:hAnsi="Times New Roman"/>
+              </w:rPr>
+              <w:t xml:space="preserve">）：超度均场对阈值邻域条件爆发规模的误差达 87–146%，且 N=150→300 不消失——改进空间充足。第 1 周仍按早停判据正式复测</w:t>
             </w:r>
           </w:p>
         </w:tc>
@@ -4488,6 +4836,258 @@
                 <w:rFonts w:ascii="Consolas" w:eastAsia="SimSun" w:hAnsi="Consolas"/>
               </w:rPr>
               <w:t xml:space="preserve">tools/breaking_observable.py</w:t>
+            </w:r>
+          </w:p>
+        </w:tc>
+      </w:tr>
+      <w:tr>
+        <w:trPr>
+          <w:tblHeader w:val="false"/>
+        </w:trPr>
+        <w:tc>
+          <w:tcPr>
+            <w:tcW w:type="dxa" w:w="2340"/>
+            <w:tcMar>
+              <w:top w:type="dxa" w:w="80"/>
+              <w:left w:type="dxa" w:w="110"/>
+              <w:bottom w:type="dxa" w:w="80"/>
+              <w:right w:type="dxa" w:w="110"/>
+            </w:tcMar>
+          </w:tcPr>
+          <w:p>
+            <w:pPr>
+              <w:spacing w:after="40" w:before="40" w:line="300"/>
+            </w:pPr>
+            <w:r>
+              <w:rPr>
+                <w:rFonts w:ascii="Times New Roman" w:cs="Times New Roman" w:eastAsia="SimSun" w:hAnsi="Times New Roman"/>
+                <w:b/>
+                <w:bCs/>
+              </w:rPr>
+              <w:t xml:space="preserve">新</w:t>
+            </w:r>
+          </w:p>
+        </w:tc>
+        <w:tc>
+          <w:tcPr>
+            <w:tcW w:type="dxa" w:w="2340"/>
+            <w:tcMar>
+              <w:top w:type="dxa" w:w="80"/>
+              <w:left w:type="dxa" w:w="110"/>
+              <w:bottom w:type="dxa" w:w="80"/>
+              <w:right w:type="dxa" w:w="110"/>
+            </w:tcMar>
+          </w:tcPr>
+          <w:p>
+            <w:pPr>
+              <w:spacing w:after="40" w:before="40" w:line="300"/>
+            </w:pPr>
+            <w:r>
+              <w:rPr>
+                <w:rFonts w:ascii="Cambria Math" w:eastAsia="SimSun" w:hAnsi="Cambria Math"/>
+                <w:b/>
+                <w:bCs/>
+                <w:i w:val="false"/>
+                <w:iCs w:val="false"/>
+              </w:rPr>
+              <w:t xml:space="preserve">Δα</w:t>
+            </w:r>
+            <w:r>
+              <w:rPr>
+                <w:rFonts w:ascii="Times New Roman" w:cs="Times New Roman" w:eastAsia="SimSun" w:hAnsi="Times New Roman"/>
+                <w:b/>
+                <w:bCs/>
+              </w:rPr>
+              <w:t xml:space="preserve"> 驱动的破缺可能太弱</w:t>
+            </w:r>
+          </w:p>
+        </w:tc>
+        <w:tc>
+          <w:tcPr>
+            <w:tcW w:type="dxa" w:w="2340"/>
+            <w:tcMar>
+              <w:top w:type="dxa" w:w="80"/>
+              <w:left w:type="dxa" w:w="110"/>
+              <w:bottom w:type="dxa" w:w="80"/>
+              <w:right w:type="dxa" w:w="110"/>
+            </w:tcMar>
+          </w:tcPr>
+          <w:p>
+            <w:pPr>
+              <w:spacing w:after="40" w:before="40" w:line="300"/>
+            </w:pPr>
+            <w:r>
+              <w:rPr>
+                <w:rFonts w:ascii="Times New Roman" w:cs="Times New Roman" w:eastAsia="SimSun" w:hAnsi="Times New Roman"/>
+              </w:rPr>
+              <w:t xml:space="preserve">⚠️ </w:t>
+            </w:r>
+            <w:r>
+              <w:rPr>
+                <w:rFonts w:ascii="Times New Roman" w:cs="Times New Roman" w:eastAsia="SimSun" w:hAnsi="Times New Roman"/>
+                <w:b/>
+                <w:bCs/>
+              </w:rPr>
+              <w:t xml:space="preserve">现最高风险</w:t>
+            </w:r>
+          </w:p>
+        </w:tc>
+        <w:tc>
+          <w:tcPr>
+            <w:tcW w:type="dxa" w:w="2340"/>
+            <w:tcMar>
+              <w:top w:type="dxa" w:w="80"/>
+              <w:left w:type="dxa" w:w="110"/>
+              <w:bottom w:type="dxa" w:w="80"/>
+              <w:right w:type="dxa" w:w="110"/>
+            </w:tcMar>
+          </w:tcPr>
+          <w:p>
+            <w:pPr>
+              <w:spacing w:after="40" w:before="40" w:line="300"/>
+            </w:pPr>
+            <w:r>
+              <w:rPr>
+                <w:rFonts w:ascii="Times New Roman" w:cs="Times New Roman" w:eastAsia="SimSun" w:hAnsi="Times New Roman"/>
+              </w:rPr>
+              <w:t xml:space="preserve">试点（</w:t>
+            </w:r>
+            <w:r>
+              <w:rPr>
+                <w:rFonts w:ascii="Cambria Math" w:eastAsia="SimSun" w:hAnsi="Cambria Math"/>
+                <w:i/>
+                <w:iCs/>
+              </w:rPr>
+              <w:t xml:space="preserve">N</w:t>
+            </w:r>
+            <w:r>
+              <w:rPr>
+                <w:rFonts w:ascii="Cambria Math" w:eastAsia="SimSun" w:hAnsi="Cambria Math"/>
+                <w:i w:val="false"/>
+                <w:iCs w:val="false"/>
+              </w:rPr>
+              <w:t xml:space="preserve">=160</w:t>
+            </w:r>
+            <w:r>
+              <w:rPr>
+                <w:rFonts w:ascii="Times New Roman" w:cs="Times New Roman" w:eastAsia="SimSun" w:hAnsi="Times New Roman"/>
+              </w:rPr>
+              <w:t xml:space="preserve">、</w:t>
+            </w:r>
+            <w:r>
+              <w:rPr>
+                <w:rFonts w:ascii="Cambria Math" w:eastAsia="SimSun" w:hAnsi="Cambria Math"/>
+                <w:i w:val="false"/>
+                <w:iCs w:val="false"/>
+              </w:rPr>
+              <w:t xml:space="preserve">Δα=0.075</w:t>
+            </w:r>
+            <w:r>
+              <w:rPr>
+                <w:rFonts w:ascii="Times New Roman" w:cs="Times New Roman" w:eastAsia="SimSun" w:hAnsi="Times New Roman"/>
+              </w:rPr>
+              <w:t xml:space="preserve">、超临界区、每点 2200 对）：</w:t>
+            </w:r>
+            <w:r>
+              <w:rPr>
+                <w:rFonts w:ascii="Cambria Math" w:eastAsia="SimSun" w:hAnsi="Cambria Math"/>
+                <w:i w:val="false"/>
+                <w:iCs w:val="false"/>
+              </w:rPr>
+              <w:t xml:space="preserve">Π</w:t>
+            </w:r>
+            <w:r>
+              <w:rPr>
+                <w:rFonts w:ascii="Times New Roman" w:cs="Times New Roman" w:eastAsia="SimSun" w:hAnsi="Times New Roman"/>
+              </w:rPr>
+              <w:t xml:space="preserve"> 差</w:t>
+            </w:r>
+            <w:r>
+              <w:rPr>
+                <w:rFonts w:ascii="Times New Roman" w:cs="Times New Roman" w:eastAsia="SimSun" w:hAnsi="Times New Roman"/>
+                <w:b/>
+                <w:bCs/>
+              </w:rPr>
+              <w:t xml:space="preserve">符号三点全部与预言一致但仅 ~1σ</w:t>
+            </w:r>
+            <w:r>
+              <w:rPr>
+                <w:rFonts w:ascii="Times New Roman" w:cs="Times New Roman" w:eastAsia="SimSun" w:hAnsi="Times New Roman"/>
+              </w:rPr>
+              <w:t xml:space="preserve">。第 4 周须在阈值邻域、</w:t>
+            </w:r>
+            <w:r>
+              <w:rPr>
+                <w:rFonts w:ascii="Cambria Math" w:eastAsia="SimSun" w:hAnsi="Cambria Math"/>
+                <w:i/>
+                <w:iCs/>
+              </w:rPr>
+              <w:t xml:space="preserve">N</w:t>
+            </w:r>
+            <w:r>
+              <w:rPr>
+                <w:rFonts w:ascii="Cambria Math" w:eastAsia="SimSun" w:hAnsi="Cambria Math"/>
+                <w:i w:val="false"/>
+                <w:iCs w:val="false"/>
+              </w:rPr>
+              <w:t xml:space="preserve">≥10</w:t>
+            </w:r>
+            <w:r>
+              <w:rPr>
+                <w:rFonts w:ascii="Cambria Math" w:eastAsia="SimSun" w:hAnsi="Cambria Math"/>
+                <w:i w:val="false"/>
+                <w:iCs w:val="false"/>
+                <w:vertAlign w:val="superscript"/>
+              </w:rPr>
+              <w:t xml:space="preserve">3</w:t>
+            </w:r>
+            <w:r>
+              <w:rPr>
+                <w:rFonts w:ascii="Times New Roman" w:cs="Times New Roman" w:eastAsia="SimSun" w:hAnsi="Times New Roman"/>
+              </w:rPr>
+              <w:t xml:space="preserve">、更大统计量下定论。</w:t>
+            </w:r>
+            <w:r>
+              <w:rPr>
+                <w:rFonts w:ascii="Times New Roman" w:cs="Times New Roman" w:eastAsia="SimSun" w:hAnsi="Times New Roman"/>
+                <w:b/>
+                <w:bCs/>
+              </w:rPr>
+              <w:t xml:space="preserve">回退方案</w:t>
+            </w:r>
+            <w:r>
+              <w:rPr>
+                <w:rFonts w:ascii="Times New Roman" w:cs="Times New Roman" w:eastAsia="SimSun" w:hAnsi="Times New Roman"/>
+              </w:rPr>
+              <w:t xml:space="preserve">：序列不对称驱动的破缺已 20σ 确认，若 </w:t>
+            </w:r>
+            <w:r>
+              <w:rPr>
+                <w:rFonts w:ascii="Cambria Math" w:eastAsia="SimSun" w:hAnsi="Cambria Math"/>
+                <w:i w:val="false"/>
+                <w:iCs w:val="false"/>
+              </w:rPr>
+              <w:t xml:space="preserve">Δα</w:t>
+            </w:r>
+            <w:r>
+              <w:rPr>
+                <w:rFonts w:ascii="Times New Roman" w:cs="Times New Roman" w:eastAsia="SimSun" w:hAnsi="Times New Roman"/>
+              </w:rPr>
+              <w:t xml:space="preserve"> 效应过弱，C4 改述为"序列驱动破缺 + </w:t>
+            </w:r>
+            <w:r>
+              <w:rPr>
+                <w:rFonts w:ascii="Cambria Math" w:eastAsia="SimSun" w:hAnsi="Cambria Math"/>
+                <w:i w:val="false"/>
+                <w:iCs w:val="false"/>
+              </w:rPr>
+              <w:t xml:space="preserve">Δα</w:t>
+            </w:r>
+            <w:r>
+              <w:rPr>
+                <w:rFonts w:ascii="Times New Roman" w:cs="Times New Roman" w:eastAsia="SimSun" w:hAnsi="Times New Roman"/>
+              </w:rPr>
+              <w:t xml:space="preserve"> 效应上界"，仍可发表</w:t>
             </w:r>
           </w:p>
         </w:tc>

--- a/drafts/sir-directed-hypergraphs/execution-plan.docx
+++ b/drafts/sir-directed-hypergraphs/execution-plan.docx
@@ -1543,8 +1543,16 @@
       <w:r>
         <w:rPr>
           <w:rFonts w:ascii="Times New Roman" w:cs="Times New Roman" w:eastAsia="SimSun" w:hAnsi="Times New Roman"/>
-        </w:rPr>
-        <w:t xml:space="preserve">固定 </w:t>
+          <w:b/>
+          <w:bCs/>
+        </w:rPr>
+        <w:t xml:space="preserve">主实验改为驱动分支结构的不对称</w:t>
+      </w:r>
+      <w:r>
+        <w:rPr>
+          <w:rFonts w:ascii="Times New Roman" w:cs="Times New Roman" w:eastAsia="SimSun" w:hAnsi="Times New Roman"/>
+        </w:rPr>
+        <w:t xml:space="preserve">（阶数 </w:t>
       </w:r>
       <w:r>
         <w:rPr>
@@ -1552,13 +1560,27 @@
           <w:i w:val="false"/>
           <w:iCs w:val="false"/>
         </w:rPr>
-        <w:t xml:space="preserve">τ=η</w:t>
-      </w:r>
-      <w:r>
-        <w:rPr>
-          <w:rFonts w:ascii="Times New Roman" w:cs="Times New Roman" w:eastAsia="SimSun" w:hAnsi="Times New Roman"/>
-        </w:rPr>
-        <w:t xml:space="preserve">、固定双度序列互换对称；</w:t>
+        <w:t xml:space="preserve">τ≠η</w:t>
+      </w:r>
+      <w:r>
+        <w:rPr>
+          <w:rFonts w:ascii="Times New Roman" w:cs="Times New Roman" w:eastAsia="SimSun" w:hAnsi="Times New Roman"/>
+        </w:rPr>
+        <w:t xml:space="preserve">、双度序列不对称）——预跑确认这是破缺的实际来源，</w:t>
+      </w:r>
+      <w:r>
+        <w:rPr>
+          <w:rFonts w:ascii="Cambria Math" w:eastAsia="SimSun" w:hAnsi="Cambria Math"/>
+          <w:i w:val="false"/>
+          <w:iCs w:val="false"/>
+        </w:rPr>
+        <w:t xml:space="preserve">Δα</w:t>
+      </w:r>
+      <w:r>
+        <w:rPr>
+          <w:rFonts w:ascii="Times New Roman" w:cs="Times New Roman" w:eastAsia="SimSun" w:hAnsi="Times New Roman"/>
+        </w:rPr>
+        <w:t xml:space="preserve"> 不是；</w:t>
       </w:r>
     </w:p>
     <w:p>
@@ -1572,129 +1594,71 @@
       </w:pPr>
       <w:r>
         <w:rPr>
-          <w:rFonts w:ascii="Times New Roman" w:cs="Times New Roman" w:eastAsia="SimSun" w:hAnsi="Times New Roman"/>
-          <w:b/>
-          <w:bCs/>
-        </w:rPr>
-        <w:t xml:space="preserve">只扫 </w:t>
-      </w:r>
-      <w:r>
-        <w:rPr>
           <w:rFonts w:ascii="Cambria Math" w:eastAsia="SimSun" w:hAnsi="Cambria Math"/>
           <w:b/>
           <w:bCs/>
           <w:i w:val="false"/>
           <w:iCs w:val="false"/>
         </w:rPr>
-        <w:t xml:space="preserve">Δα=1/2(α</w:t>
-      </w:r>
-      <w:r>
-        <w:rPr>
-          <w:rFonts w:ascii="Cambria Math" w:eastAsia="SimSun" w:hAnsi="Cambria Math"/>
-          <w:b/>
-          <w:bCs/>
+        <w:t xml:space="preserve">Δα</w:t>
+      </w:r>
+      <w:r>
+        <w:rPr>
+          <w:rFonts w:ascii="Times New Roman" w:cs="Times New Roman" w:eastAsia="SimSun" w:hAnsi="Times New Roman"/>
+          <w:b/>
+          <w:bCs/>
+        </w:rPr>
+        <w:t xml:space="preserve"> 降为上界测量</w:t>
+      </w:r>
+      <w:r>
+        <w:rPr>
+          <w:rFonts w:ascii="Times New Roman" w:cs="Times New Roman" w:eastAsia="SimSun" w:hAnsi="Times New Roman"/>
+        </w:rPr>
+        <w:t xml:space="preserve">：在互换对称序列上扫 </w:t>
+      </w:r>
+      <w:r>
+        <w:rPr>
+          <w:rFonts w:ascii="Cambria Math" w:eastAsia="SimSun" w:hAnsi="Cambria Math"/>
           <w:i w:val="false"/>
           <w:iCs w:val="false"/>
-          <w:vertAlign w:val="superscript"/>
-        </w:rPr>
-        <w:t xml:space="preserve">TT</w:t>
-      </w:r>
-      <w:r>
-        <w:rPr>
-          <w:rFonts w:ascii="Cambria Math" w:eastAsia="SimSun" w:hAnsi="Cambria Math"/>
-          <w:b/>
-          <w:bCs/>
+        </w:rPr>
+        <w:t xml:space="preserve">Δα</w:t>
+      </w:r>
+      <w:r>
+        <w:rPr>
+          <w:rFonts w:ascii="Times New Roman" w:cs="Times New Roman" w:eastAsia="SimSun" w:hAnsi="Times New Roman"/>
+        </w:rPr>
+        <w:t xml:space="preserve">，报告 </w:t>
+      </w:r>
+      <w:r>
+        <w:rPr>
+          <w:rFonts w:ascii="Cambria Math" w:eastAsia="SimSun" w:hAnsi="Cambria Math"/>
           <w:i w:val="false"/>
           <w:iCs w:val="false"/>
         </w:rPr>
-        <w:t xml:space="preserve">-α</w:t>
-      </w:r>
-      <w:r>
-        <w:rPr>
-          <w:rFonts w:ascii="Cambria Math" w:eastAsia="SimSun" w:hAnsi="Cambria Math"/>
-          <w:b/>
-          <w:bCs/>
+        <w:t xml:space="preserve">|</w:t>
+      </w:r>
+      <w:r>
+        <w:rPr>
+          <w:rFonts w:ascii="Cambria Math" w:eastAsia="SimSun" w:hAnsi="Cambria Math"/>
+          <w:i/>
+          <w:iCs/>
+        </w:rPr>
+        <w:t xml:space="preserve">d</w:t>
+      </w:r>
+      <w:r>
+        <w:rPr>
+          <w:rFonts w:ascii="Cambria Math" w:eastAsia="SimSun" w:hAnsi="Cambria Math"/>
           <w:i w:val="false"/>
           <w:iCs w:val="false"/>
-          <w:vertAlign w:val="superscript"/>
-        </w:rPr>
-        <w:t xml:space="preserve">HH</w:t>
-      </w:r>
-      <w:r>
-        <w:rPr>
-          <w:rFonts w:ascii="Cambria Math" w:eastAsia="SimSun" w:hAnsi="Cambria Math"/>
-          <w:b/>
-          <w:bCs/>
-          <w:i w:val="false"/>
-          <w:iCs w:val="false"/>
-        </w:rPr>
-        <w:t xml:space="preserve">)</w:t>
-      </w:r>
-      <w:r>
-        <w:rPr>
-          <w:rFonts w:ascii="Times New Roman" w:cs="Times New Roman" w:eastAsia="SimSun" w:hAnsi="Times New Roman"/>
-        </w:rPr>
-        <w:t xml:space="preserve">，把破缺单独归因到它；同时报告 </w:t>
-      </w:r>
-      <w:r>
-        <w:rPr>
-          <w:rFonts w:ascii="Cambria Math" w:eastAsia="SimSun" w:hAnsi="Cambria Math"/>
-          <w:i w:val="false"/>
-          <w:iCs w:val="false"/>
-        </w:rPr>
-        <w:t xml:space="preserve">⟨ </w:t>
-      </w:r>
-      <w:r>
-        <w:rPr>
-          <w:rFonts w:ascii="Cambria Math" w:eastAsia="SimSun" w:hAnsi="Cambria Math"/>
-          <w:i/>
-          <w:iCs/>
-        </w:rPr>
-        <w:t xml:space="preserve">S</w:t>
-      </w:r>
-      <w:r>
-        <w:rPr>
-          <w:rFonts w:ascii="Cambria Math" w:eastAsia="SimSun" w:hAnsi="Cambria Math"/>
-          <w:i w:val="false"/>
-          <w:iCs w:val="false"/>
-        </w:rPr>
-        <w:t xml:space="preserve">⟩</w:t>
-      </w:r>
-      <w:r>
-        <w:rPr>
-          <w:rFonts w:ascii="Times New Roman" w:cs="Times New Roman" w:eastAsia="SimSun" w:hAnsi="Times New Roman"/>
-        </w:rPr>
-        <w:t xml:space="preserve"> 不变与 </w:t>
-      </w:r>
-      <w:r>
-        <w:rPr>
-          <w:rFonts w:ascii="Cambria Math" w:eastAsia="SimSun" w:hAnsi="Cambria Math"/>
-          <w:i w:val="false"/>
-          <w:iCs w:val="false"/>
-        </w:rPr>
-        <w:t xml:space="preserve">Π</w:t>
-      </w:r>
-      <w:r>
-        <w:rPr>
-          <w:rFonts w:ascii="Cambria Math" w:eastAsia="SimSun" w:hAnsi="Cambria Math"/>
-          <w:i/>
-          <w:iCs/>
-        </w:rPr>
-        <w:t xml:space="preserve">S</w:t>
-      </w:r>
-      <w:r>
-        <w:rPr>
-          <w:rFonts w:ascii="Cambria Math" w:eastAsia="SimSun" w:hAnsi="Cambria Math"/>
-          <w:i w:val="false"/>
-          <w:iCs w:val="false"/>
-        </w:rPr>
-        <w:t xml:space="preserve">̄</w:t>
-      </w:r>
-      <w:r>
-        <w:rPr>
-          <w:rFonts w:ascii="Times New Roman" w:cs="Times New Roman" w:eastAsia="SimSun" w:hAnsi="Times New Roman"/>
-        </w:rPr>
-        <w:t xml:space="preserve"> 守恒，作为内部一致性检查；</w:t>
+        </w:rPr>
+        <w:t xml:space="preserve">Π|</w:t>
+      </w:r>
+      <w:r>
+        <w:rPr>
+          <w:rFonts w:ascii="Times New Roman" w:cs="Times New Roman" w:eastAsia="SimSun" w:hAnsi="Times New Roman"/>
+        </w:rPr>
+        <w:t xml:space="preserve"> 的置信上界。这是一个有内容的负面结果——它说明宇称分类只给候选集合，不能预测哪一个真正起作用；</w:t>
       </w:r>
     </w:p>
     <w:p>
@@ -1710,7 +1674,15 @@
         <w:rPr>
           <w:rFonts w:ascii="Times New Roman" w:cs="Times New Roman" w:eastAsia="SimSun" w:hAnsi="Times New Roman"/>
         </w:rPr>
-        <w:t xml:space="preserve">作为阴性对照：在同一设定下扫 </w:t>
+        <w:t xml:space="preserve">同时报告 </w:t>
+      </w:r>
+      <w:r>
+        <w:rPr>
+          <w:rFonts w:ascii="Cambria Math" w:eastAsia="SimSun" w:hAnsi="Cambria Math"/>
+          <w:i w:val="false"/>
+          <w:iCs w:val="false"/>
+        </w:rPr>
+        <w:t xml:space="preserve">⟨ </w:t>
       </w:r>
       <w:r>
         <w:rPr>
@@ -1718,22 +1690,21 @@
           <w:i/>
           <w:iCs/>
         </w:rPr>
-        <w:t xml:space="preserve">r</w:t>
+        <w:t xml:space="preserve">S</w:t>
       </w:r>
       <w:r>
         <w:rPr>
           <w:rFonts w:ascii="Cambria Math" w:eastAsia="SimSun" w:hAnsi="Cambria Math"/>
           <w:i w:val="false"/>
           <w:iCs w:val="false"/>
-          <w:vertAlign w:val="subscript"/>
-        </w:rPr>
-        <w:t xml:space="preserve">io</w:t>
-      </w:r>
-      <w:r>
-        <w:rPr>
-          <w:rFonts w:ascii="Times New Roman" w:cs="Times New Roman" w:eastAsia="SimSun" w:hAnsi="Times New Roman"/>
-        </w:rPr>
-        <w:t xml:space="preserve">，验证 </w:t>
+        </w:rPr>
+        <w:t xml:space="preserve">⟩</w:t>
+      </w:r>
+      <w:r>
+        <w:rPr>
+          <w:rFonts w:ascii="Times New Roman" w:cs="Times New Roman" w:eastAsia="SimSun" w:hAnsi="Times New Roman"/>
+        </w:rPr>
+        <w:t xml:space="preserve"> 不变与 </w:t>
       </w:r>
       <w:r>
         <w:rPr>
@@ -1745,79 +1716,25 @@
       </w:r>
       <w:r>
         <w:rPr>
-          <w:rFonts w:ascii="Times New Roman" w:cs="Times New Roman" w:eastAsia="SimSun" w:hAnsi="Times New Roman"/>
-        </w:rPr>
-        <w:t xml:space="preserve"> 不破缺——</w:t>
-      </w:r>
-      <w:r>
-        <w:rPr>
-          <w:rFonts w:ascii="Times New Roman" w:cs="Times New Roman" w:eastAsia="SimSun" w:hAnsi="Times New Roman"/>
-          <w:b/>
-          <w:bCs/>
-        </w:rPr>
-        <w:t xml:space="preserve">注意对照必须做在 </w:t>
-      </w:r>
-      <w:r>
-        <w:rPr>
-          <w:rFonts w:ascii="Cambria Math" w:eastAsia="SimSun" w:hAnsi="Cambria Math"/>
-          <w:b/>
-          <w:bCs/>
+          <w:rFonts w:ascii="Cambria Math" w:eastAsia="SimSun" w:hAnsi="Cambria Math"/>
+          <w:i/>
+          <w:iCs/>
+        </w:rPr>
+        <w:t xml:space="preserve">S</w:t>
+      </w:r>
+      <w:r>
+        <w:rPr>
+          <w:rFonts w:ascii="Cambria Math" w:eastAsia="SimSun" w:hAnsi="Cambria Math"/>
           <w:i w:val="false"/>
           <w:iCs w:val="false"/>
         </w:rPr>
-        <w:t xml:space="preserve">Π</w:t>
-      </w:r>
-      <w:r>
-        <w:rPr>
-          <w:rFonts w:ascii="Times New Roman" w:cs="Times New Roman" w:eastAsia="SimSun" w:hAnsi="Times New Roman"/>
-          <w:b/>
-          <w:bCs/>
-        </w:rPr>
-        <w:t xml:space="preserve"> 上，做在 </w:t>
-      </w:r>
-      <w:r>
-        <w:rPr>
-          <w:rFonts w:ascii="Cambria Math" w:eastAsia="SimSun" w:hAnsi="Cambria Math"/>
-          <w:b/>
-          <w:bCs/>
-          <w:i w:val="false"/>
-          <w:iCs w:val="false"/>
-        </w:rPr>
-        <w:t xml:space="preserve">⟨ </w:t>
-      </w:r>
-      <w:r>
-        <w:rPr>
-          <w:rFonts w:ascii="Cambria Math" w:eastAsia="SimSun" w:hAnsi="Cambria Math"/>
-          <w:b/>
-          <w:bCs/>
-          <w:i/>
-          <w:iCs/>
-        </w:rPr>
-        <w:t xml:space="preserve">S</w:t>
-      </w:r>
-      <w:r>
-        <w:rPr>
-          <w:rFonts w:ascii="Cambria Math" w:eastAsia="SimSun" w:hAnsi="Cambria Math"/>
-          <w:b/>
-          <w:bCs/>
-          <w:i w:val="false"/>
-          <w:iCs w:val="false"/>
-        </w:rPr>
-        <w:t xml:space="preserve">⟩</w:t>
-      </w:r>
-      <w:r>
-        <w:rPr>
-          <w:rFonts w:ascii="Times New Roman" w:cs="Times New Roman" w:eastAsia="SimSun" w:hAnsi="Times New Roman"/>
-          <w:b/>
-          <w:bCs/>
-        </w:rPr>
-        <w:t xml:space="preserve"> 上则毫无信息量</w:t>
-      </w:r>
-      <w:r>
-        <w:rPr>
-          <w:rFonts w:ascii="Times New Roman" w:cs="Times New Roman" w:eastAsia="SimSun" w:hAnsi="Times New Roman"/>
-        </w:rPr>
-        <w:t xml:space="preserve">；</w:t>
+        <w:t xml:space="preserve">̄</w:t>
+      </w:r>
+      <w:r>
+        <w:rPr>
+          <w:rFonts w:ascii="Times New Roman" w:cs="Times New Roman" w:eastAsia="SimSun" w:hAnsi="Times New Roman"/>
+        </w:rPr>
+        <w:t xml:space="preserve"> 守恒，作为内部一致性检查；</w:t>
       </w:r>
     </w:p>
     <w:p>
@@ -1832,75 +1749,91 @@
       <w:r>
         <w:rPr>
           <w:rFonts w:ascii="Times New Roman" w:cs="Times New Roman" w:eastAsia="SimSun" w:hAnsi="Times New Roman"/>
-          <w:b/>
-          <w:bCs/>
-        </w:rPr>
-        <w:t xml:space="preserve">设计简化（试点确认）</w:t>
-      </w:r>
-      <w:r>
-        <w:rPr>
-          <w:rFonts w:ascii="Times New Roman" w:cs="Times New Roman" w:eastAsia="SimSun" w:hAnsi="Times New Roman"/>
-        </w:rPr>
-        <w:t xml:space="preserve">：</w:t>
+        </w:rPr>
+        <w:t xml:space="preserve">作为阴性对照：在同一设定下扫 </w:t>
+      </w:r>
+      <w:r>
+        <w:rPr>
+          <w:rFonts w:ascii="Cambria Math" w:eastAsia="SimSun" w:hAnsi="Cambria Math"/>
+          <w:i/>
+          <w:iCs/>
+        </w:rPr>
+        <w:t xml:space="preserve">r</w:t>
       </w:r>
       <w:r>
         <w:rPr>
           <w:rFonts w:ascii="Cambria Math" w:eastAsia="SimSun" w:hAnsi="Cambria Math"/>
           <w:i w:val="false"/>
           <w:iCs w:val="false"/>
-        </w:rPr>
-        <w:t xml:space="preserve">α</w:t>
+          <w:vertAlign w:val="subscript"/>
+        </w:rPr>
+        <w:t xml:space="preserve">io</w:t>
+      </w:r>
+      <w:r>
+        <w:rPr>
+          <w:rFonts w:ascii="Times New Roman" w:cs="Times New Roman" w:eastAsia="SimSun" w:hAnsi="Times New Roman"/>
+        </w:rPr>
+        <w:t xml:space="preserve">，验证 </w:t>
       </w:r>
       <w:r>
         <w:rPr>
           <w:rFonts w:ascii="Cambria Math" w:eastAsia="SimSun" w:hAnsi="Cambria Math"/>
           <w:i w:val="false"/>
           <w:iCs w:val="false"/>
-          <w:vertAlign w:val="superscript"/>
-        </w:rPr>
-        <w:t xml:space="preserve">∥</w:t>
-      </w:r>
-      <w:r>
-        <w:rPr>
-          <w:rFonts w:ascii="Times New Roman" w:cs="Times New Roman" w:eastAsia="SimSun" w:hAnsi="Times New Roman"/>
-        </w:rPr>
-        <w:t xml:space="preserve"> 是 </w:t>
-      </w:r>
-      <w:r>
-        <w:rPr>
-          <w:rFonts w:ascii="Cambria Math" w:eastAsia="SimSun" w:hAnsi="Cambria Math"/>
+        </w:rPr>
+        <w:t xml:space="preserve">Π</w:t>
+      </w:r>
+      <w:r>
+        <w:rPr>
+          <w:rFonts w:ascii="Times New Roman" w:cs="Times New Roman" w:eastAsia="SimSun" w:hAnsi="Times New Roman"/>
+        </w:rPr>
+        <w:t xml:space="preserve"> 不破缺——</w:t>
+      </w:r>
+      <w:r>
+        <w:rPr>
+          <w:rFonts w:ascii="Times New Roman" w:cs="Times New Roman" w:eastAsia="SimSun" w:hAnsi="Times New Roman"/>
+          <w:b/>
+          <w:bCs/>
+        </w:rPr>
+        <w:t xml:space="preserve">注意对照必须做在 </w:t>
+      </w:r>
+      <w:r>
+        <w:rPr>
+          <w:rFonts w:ascii="Cambria Math" w:eastAsia="SimSun" w:hAnsi="Cambria Math"/>
+          <w:b/>
+          <w:bCs/>
+          <w:i w:val="false"/>
+          <w:iCs w:val="false"/>
+        </w:rPr>
+        <w:t xml:space="preserve">Π</w:t>
+      </w:r>
+      <w:r>
+        <w:rPr>
+          <w:rFonts w:ascii="Times New Roman" w:cs="Times New Roman" w:eastAsia="SimSun" w:hAnsi="Times New Roman"/>
+          <w:b/>
+          <w:bCs/>
+        </w:rPr>
+        <w:t xml:space="preserve"> 上，做在 </w:t>
+      </w:r>
+      <w:r>
+        <w:rPr>
+          <w:rFonts w:ascii="Cambria Math" w:eastAsia="SimSun" w:hAnsi="Cambria Math"/>
+          <w:b/>
+          <w:bCs/>
+          <w:i w:val="false"/>
+          <w:iCs w:val="false"/>
+        </w:rPr>
+        <w:t xml:space="preserve">⟨ </w:t>
+      </w:r>
+      <w:r>
+        <w:rPr>
+          <w:rFonts w:ascii="Cambria Math" w:eastAsia="SimSun" w:hAnsi="Cambria Math"/>
+          <w:b/>
+          <w:bCs/>
           <w:i/>
           <w:iCs/>
         </w:rPr>
-        <w:t xml:space="preserve">R</w:t>
-      </w:r>
-      <w:r>
-        <w:rPr>
-          <w:rFonts w:ascii="Times New Roman" w:cs="Times New Roman" w:eastAsia="SimSun" w:hAnsi="Times New Roman"/>
-        </w:rPr>
-        <w:t xml:space="preserve">-偶的，成对 H-vs-</w:t>
-      </w:r>
-      <w:r>
-        <w:rPr>
-          <w:rFonts w:ascii="Cambria Math" w:eastAsia="SimSun" w:hAnsi="Cambria Math"/>
-          <w:i/>
-          <w:iCs/>
-        </w:rPr>
-        <w:t xml:space="preserve">R</w:t>
-      </w:r>
-      <w:r>
-        <w:rPr>
-          <w:rFonts w:ascii="Times New Roman" w:cs="Times New Roman" w:eastAsia="SimSun" w:hAnsi="Times New Roman"/>
-        </w:rPr>
-        <w:t xml:space="preserve">H 比较不受其漂移干扰，故</w:t>
-      </w:r>
-      <w:r>
-        <w:rPr>
-          <w:rFonts w:ascii="Times New Roman" w:cs="Times New Roman" w:eastAsia="SimSun" w:hAnsi="Times New Roman"/>
-          <w:b/>
-          <w:bCs/>
-        </w:rPr>
-        <w:t xml:space="preserve">存在性检验不需要钉住 </w:t>
+        <w:t xml:space="preserve">S</w:t>
       </w:r>
       <w:r>
         <w:rPr>
@@ -1910,61 +1843,21 @@
           <w:i w:val="false"/>
           <w:iCs w:val="false"/>
         </w:rPr>
-        <w:t xml:space="preserve">α</w:t>
-      </w:r>
-      <w:r>
-        <w:rPr>
-          <w:rFonts w:ascii="Cambria Math" w:eastAsia="SimSun" w:hAnsi="Cambria Math"/>
-          <w:b/>
-          <w:bCs/>
-          <w:i w:val="false"/>
-          <w:iCs w:val="false"/>
-          <w:vertAlign w:val="superscript"/>
-        </w:rPr>
-        <w:t xml:space="preserve">∥</w:t>
-      </w:r>
-      <w:r>
-        <w:rPr>
-          <w:rFonts w:ascii="Times New Roman" w:cs="Times New Roman" w:eastAsia="SimSun" w:hAnsi="Times New Roman"/>
-        </w:rPr>
-        <w:t xml:space="preserve">（可用无约束驱动，</w:t>
-      </w:r>
-      <w:r>
-        <w:rPr>
-          <w:rFonts w:ascii="Cambria Math" w:eastAsia="SimSun" w:hAnsi="Cambria Math"/>
-          <w:i w:val="false"/>
-          <w:iCs w:val="false"/>
-        </w:rPr>
-        <w:t xml:space="preserve">Δα</w:t>
-      </w:r>
-      <w:r>
-        <w:rPr>
-          <w:rFonts w:ascii="Times New Roman" w:cs="Times New Roman" w:eastAsia="SimSun" w:hAnsi="Times New Roman"/>
-        </w:rPr>
-        <w:t xml:space="preserve"> 达 0.075–0.114）；钉住 </w:t>
-      </w:r>
-      <w:r>
-        <w:rPr>
-          <w:rFonts w:ascii="Cambria Math" w:eastAsia="SimSun" w:hAnsi="Cambria Math"/>
-          <w:i w:val="false"/>
-          <w:iCs w:val="false"/>
-        </w:rPr>
-        <w:t xml:space="preserve">α</w:t>
-      </w:r>
-      <w:r>
-        <w:rPr>
-          <w:rFonts w:ascii="Cambria Math" w:eastAsia="SimSun" w:hAnsi="Cambria Math"/>
-          <w:i w:val="false"/>
-          <w:iCs w:val="false"/>
-          <w:vertAlign w:val="superscript"/>
-        </w:rPr>
-        <w:t xml:space="preserve">∥</w:t>
-      </w:r>
-      <w:r>
-        <w:rPr>
-          <w:rFonts w:ascii="Times New Roman" w:cs="Times New Roman" w:eastAsia="SimSun" w:hAnsi="Times New Roman"/>
-        </w:rPr>
-        <w:t xml:space="preserve"> 只在跨系综扫描线上必要，而约束下可达范围仅 ~0.035，统计量要求相应提高；</w:t>
+        <w:t xml:space="preserve">⟩</w:t>
+      </w:r>
+      <w:r>
+        <w:rPr>
+          <w:rFonts w:ascii="Times New Roman" w:cs="Times New Roman" w:eastAsia="SimSun" w:hAnsi="Times New Roman"/>
+          <w:b/>
+          <w:bCs/>
+        </w:rPr>
+        <w:t xml:space="preserve"> 上则毫无信息量</w:t>
+      </w:r>
+      <w:r>
+        <w:rPr>
+          <w:rFonts w:ascii="Times New Roman" w:cs="Times New Roman" w:eastAsia="SimSun" w:hAnsi="Times New Roman"/>
+        </w:rPr>
+        <w:t xml:space="preserve">；</w:t>
       </w:r>
     </w:p>
     <w:p>
@@ -1978,6 +1871,104 @@
       </w:pPr>
       <w:r>
         <w:rPr>
+          <w:rFonts w:ascii="Times New Roman" w:cs="Times New Roman" w:eastAsia="SimSun" w:hAnsi="Times New Roman"/>
+          <w:b/>
+          <w:bCs/>
+        </w:rPr>
+        <w:t xml:space="preserve">设计简化（预跑确认）</w:t>
+      </w:r>
+      <w:r>
+        <w:rPr>
+          <w:rFonts w:ascii="Times New Roman" w:cs="Times New Roman" w:eastAsia="SimSun" w:hAnsi="Times New Roman"/>
+        </w:rPr>
+        <w:t xml:space="preserve">：</w:t>
+      </w:r>
+      <w:r>
+        <w:rPr>
+          <w:rFonts w:ascii="Cambria Math" w:eastAsia="SimSun" w:hAnsi="Cambria Math"/>
+          <w:i w:val="false"/>
+          <w:iCs w:val="false"/>
+        </w:rPr>
+        <w:t xml:space="preserve">α</w:t>
+      </w:r>
+      <w:r>
+        <w:rPr>
+          <w:rFonts w:ascii="Cambria Math" w:eastAsia="SimSun" w:hAnsi="Cambria Math"/>
+          <w:i w:val="false"/>
+          <w:iCs w:val="false"/>
+          <w:vertAlign w:val="superscript"/>
+        </w:rPr>
+        <w:t xml:space="preserve">∥</w:t>
+      </w:r>
+      <w:r>
+        <w:rPr>
+          <w:rFonts w:ascii="Times New Roman" w:cs="Times New Roman" w:eastAsia="SimSun" w:hAnsi="Times New Roman"/>
+        </w:rPr>
+        <w:t xml:space="preserve"> 是 </w:t>
+      </w:r>
+      <w:r>
+        <w:rPr>
+          <w:rFonts w:ascii="Cambria Math" w:eastAsia="SimSun" w:hAnsi="Cambria Math"/>
+          <w:i/>
+          <w:iCs/>
+        </w:rPr>
+        <w:t xml:space="preserve">R</w:t>
+      </w:r>
+      <w:r>
+        <w:rPr>
+          <w:rFonts w:ascii="Times New Roman" w:cs="Times New Roman" w:eastAsia="SimSun" w:hAnsi="Times New Roman"/>
+        </w:rPr>
+        <w:t xml:space="preserve">-偶的，成对 H-vs-</w:t>
+      </w:r>
+      <w:r>
+        <w:rPr>
+          <w:rFonts w:ascii="Cambria Math" w:eastAsia="SimSun" w:hAnsi="Cambria Math"/>
+          <w:i/>
+          <w:iCs/>
+        </w:rPr>
+        <w:t xml:space="preserve">R</w:t>
+      </w:r>
+      <w:r>
+        <w:rPr>
+          <w:rFonts w:ascii="Times New Roman" w:cs="Times New Roman" w:eastAsia="SimSun" w:hAnsi="Times New Roman"/>
+        </w:rPr>
+        <w:t xml:space="preserve">H 比较不受其漂移干扰，故不需要钉住 </w:t>
+      </w:r>
+      <w:r>
+        <w:rPr>
+          <w:rFonts w:ascii="Cambria Math" w:eastAsia="SimSun" w:hAnsi="Cambria Math"/>
+          <w:i w:val="false"/>
+          <w:iCs w:val="false"/>
+        </w:rPr>
+        <w:t xml:space="preserve">α</w:t>
+      </w:r>
+      <w:r>
+        <w:rPr>
+          <w:rFonts w:ascii="Cambria Math" w:eastAsia="SimSun" w:hAnsi="Cambria Math"/>
+          <w:i w:val="false"/>
+          <w:iCs w:val="false"/>
+          <w:vertAlign w:val="superscript"/>
+        </w:rPr>
+        <w:t xml:space="preserve">∥</w:t>
+      </w:r>
+      <w:r>
+        <w:rPr>
+          <w:rFonts w:ascii="Times New Roman" w:cs="Times New Roman" w:eastAsia="SimSun" w:hAnsi="Times New Roman"/>
+        </w:rPr>
+        <w:t xml:space="preserve">；</w:t>
+      </w:r>
+    </w:p>
+    <w:p>
+      <w:pPr>
+        <w:pStyle w:val="ListParagraph"/>
+        <w:numPr>
+          <w:ilvl w:val="0"/>
+          <w:numId w:val="2"/>
+        </w:numPr>
+        <w:spacing w:after="60" w:before="60" w:line="310"/>
+      </w:pPr>
+      <w:r>
+        <w:rPr>
           <w:rFonts w:ascii="Cambria Math" w:eastAsia="SimSun" w:hAnsi="Cambria Math"/>
           <w:b/>
           <w:bCs/>
@@ -2000,16 +1991,8 @@
       <w:r>
         <w:rPr>
           <w:rFonts w:ascii="Times New Roman" w:cs="Times New Roman" w:eastAsia="SimSun" w:hAnsi="Times New Roman"/>
-          <w:b/>
-          <w:bCs/>
-        </w:rPr>
-        <w:t xml:space="preserve"> 注意</w:t>
-      </w:r>
-      <w:r>
-        <w:rPr>
-          <w:rFonts w:ascii="Times New Roman" w:cs="Times New Roman" w:eastAsia="SimSun" w:hAnsi="Times New Roman"/>
-        </w:rPr>
-        <w:t xml:space="preserve">：</w:t>
+        </w:rPr>
+        <w:t xml:space="preserve">：阈值邻域用 </w:t>
       </w:r>
       <w:r>
         <w:rPr>
@@ -2017,21 +2000,16 @@
           <w:i/>
           <w:iCs/>
         </w:rPr>
-        <w:t xml:space="preserve">N</w:t>
+        <w:t xml:space="preserve">S</w:t>
       </w:r>
       <w:r>
         <w:rPr>
           <w:rFonts w:ascii="Cambria Math" w:eastAsia="SimSun" w:hAnsi="Cambria Math"/>
           <w:i w:val="false"/>
           <w:iCs w:val="false"/>
-        </w:rPr>
-        <w:t xml:space="preserve">=300</w:t>
-      </w:r>
-      <w:r>
-        <w:rPr>
-          <w:rFonts w:ascii="Times New Roman" w:cs="Times New Roman" w:eastAsia="SimSun" w:hAnsi="Times New Roman"/>
-        </w:rPr>
-        <w:t xml:space="preserve"> 时 </w:t>
+          <w:vertAlign w:val="subscript"/>
+        </w:rPr>
+        <w:t xml:space="preserve">cut</w:t>
       </w:r>
       <w:r>
         <w:rPr>
@@ -2039,13 +2017,35 @@
           <w:i w:val="false"/>
           <w:iCs w:val="false"/>
         </w:rPr>
-        <w:t xml:space="preserve">[0.05,0.15]</w:t>
-      </w:r>
-      <w:r>
-        <w:rPr>
-          <w:rFonts w:ascii="Times New Roman" w:cs="Times New Roman" w:eastAsia="SimSun" w:hAnsi="Times New Roman"/>
-        </w:rPr>
-        <w:t xml:space="preserve"> 区间仍含 8–10% 的运行，双峰间隙不干净；生产运行须用 </w:t>
+        <w:t xml:space="preserve">=0.02</w:t>
+      </w:r>
+      <w:r>
+        <w:rPr>
+          <w:rFonts w:ascii="Times New Roman" w:cs="Times New Roman" w:eastAsia="SimSun" w:hAnsi="Times New Roman"/>
+        </w:rPr>
+        <w:t xml:space="preserve"> 已足够干净（</w:t>
+      </w:r>
+      <w:r>
+        <w:rPr>
+          <w:rFonts w:ascii="Cambria Math" w:eastAsia="SimSun" w:hAnsi="Cambria Math"/>
+          <w:i/>
+          <w:iCs/>
+        </w:rPr>
+        <w:t xml:space="preserve">N</w:t>
+      </w:r>
+      <w:r>
+        <w:rPr>
+          <w:rFonts w:ascii="Cambria Math" w:eastAsia="SimSun" w:hAnsi="Cambria Math"/>
+          <w:i w:val="false"/>
+          <w:iCs w:val="false"/>
+        </w:rPr>
+        <w:t xml:space="preserve">=400</w:t>
+      </w:r>
+      <w:r>
+        <w:rPr>
+          <w:rFonts w:ascii="Times New Roman" w:cs="Times New Roman" w:eastAsia="SimSun" w:hAnsi="Times New Roman"/>
+        </w:rPr>
+        <w:t xml:space="preserve"> 预跑），深超临界区双峰间隙才变脏；生产运行仍建议 </w:t>
       </w:r>
       <w:r>
         <w:rPr>
@@ -2070,35 +2070,13 @@
           <w:iCs w:val="false"/>
           <w:vertAlign w:val="superscript"/>
         </w:rPr>
-        <w:t xml:space="preserve">4</w:t>
-      </w:r>
-      <w:r>
-        <w:rPr>
-          <w:rFonts w:ascii="Times New Roman" w:cs="Times New Roman" w:eastAsia="SimSun" w:hAnsi="Times New Roman"/>
-        </w:rPr>
-        <w:t xml:space="preserve">（大纲自检规模 </w:t>
-      </w:r>
-      <w:r>
-        <w:rPr>
-          <w:rFonts w:ascii="Cambria Math" w:eastAsia="SimSun" w:hAnsi="Cambria Math"/>
-          <w:i/>
-          <w:iCs/>
-        </w:rPr>
-        <w:t xml:space="preserve">N</w:t>
-      </w:r>
-      <w:r>
-        <w:rPr>
-          <w:rFonts w:ascii="Cambria Math" w:eastAsia="SimSun" w:hAnsi="Cambria Math"/>
-          <w:i w:val="false"/>
-          <w:iCs w:val="false"/>
-        </w:rPr>
-        <w:t xml:space="preserve">=3000</w:t>
-      </w:r>
-      <w:r>
-        <w:rPr>
-          <w:rFonts w:ascii="Times New Roman" w:cs="Times New Roman" w:eastAsia="SimSun" w:hAnsi="Times New Roman"/>
-        </w:rPr>
-        <w:t xml:space="preserve"> 也偏小），并报告结果对 </w:t>
+        <w:t xml:space="preserve">3</w:t>
+      </w:r>
+      <w:r>
+        <w:rPr>
+          <w:rFonts w:ascii="Times New Roman" w:cs="Times New Roman" w:eastAsia="SimSun" w:hAnsi="Times New Roman"/>
+        </w:rPr>
+        <w:t xml:space="preserve"> 并报告对 </w:t>
       </w:r>
       <w:r>
         <w:rPr>
@@ -4885,20 +4863,46 @@
             <w:r>
               <w:rPr>
                 <w:rFonts w:ascii="Cambria Math" w:eastAsia="SimSun" w:hAnsi="Cambria Math"/>
+                <w:i w:val="false"/>
+                <w:iCs w:val="false"/>
+              </w:rPr>
+              <w:t xml:space="preserve">Δα</w:t>
+            </w:r>
+            <w:r>
+              <w:rPr>
+                <w:rFonts w:ascii="Times New Roman" w:cs="Times New Roman" w:eastAsia="SimSun" w:hAnsi="Times New Roman"/>
+              </w:rPr>
+              <w:t xml:space="preserve"> 驱动的破缺可能太弱</w:t>
+            </w:r>
+          </w:p>
+        </w:tc>
+        <w:tc>
+          <w:tcPr>
+            <w:tcW w:type="dxa" w:w="2340"/>
+            <w:tcMar>
+              <w:top w:type="dxa" w:w="80"/>
+              <w:left w:type="dxa" w:w="110"/>
+              <w:bottom w:type="dxa" w:w="80"/>
+              <w:right w:type="dxa" w:w="110"/>
+            </w:tcMar>
+          </w:tcPr>
+          <w:p>
+            <w:pPr>
+              <w:spacing w:after="40" w:before="40" w:line="300"/>
+            </w:pPr>
+            <w:r>
+              <w:rPr>
+                <w:rFonts w:ascii="Times New Roman" w:cs="Times New Roman" w:eastAsia="SimSun" w:hAnsi="Times New Roman"/>
+              </w:rPr>
+              <w:t xml:space="preserve">✅ </w:t>
+            </w:r>
+            <w:r>
+              <w:rPr>
+                <w:rFonts w:ascii="Times New Roman" w:cs="Times New Roman" w:eastAsia="SimSun" w:hAnsi="Times New Roman"/>
                 <w:b/>
                 <w:bCs/>
-                <w:i w:val="false"/>
-                <w:iCs w:val="false"/>
-              </w:rPr>
-              <w:t xml:space="preserve">Δα</w:t>
-            </w:r>
-            <w:r>
-              <w:rPr>
-                <w:rFonts w:ascii="Times New Roman" w:cs="Times New Roman" w:eastAsia="SimSun" w:hAnsi="Times New Roman"/>
-                <w:b/>
-                <w:bCs/>
-              </w:rPr>
-              <w:t xml:space="preserve"> 驱动的破缺可能太弱</w:t>
+              </w:rPr>
+              <w:t xml:space="preserve">已定论：不驱动</w:t>
             </w:r>
           </w:p>
         </w:tc>
@@ -4920,37 +4924,7 @@
               <w:rPr>
                 <w:rFonts w:ascii="Times New Roman" w:cs="Times New Roman" w:eastAsia="SimSun" w:hAnsi="Times New Roman"/>
               </w:rPr>
-              <w:t xml:space="preserve">⚠️ </w:t>
-            </w:r>
-            <w:r>
-              <w:rPr>
-                <w:rFonts w:ascii="Times New Roman" w:cs="Times New Roman" w:eastAsia="SimSun" w:hAnsi="Times New Roman"/>
-                <w:b/>
-                <w:bCs/>
-              </w:rPr>
-              <w:t xml:space="preserve">现最高风险</w:t>
-            </w:r>
-          </w:p>
-        </w:tc>
-        <w:tc>
-          <w:tcPr>
-            <w:tcW w:type="dxa" w:w="2340"/>
-            <w:tcMar>
-              <w:top w:type="dxa" w:w="80"/>
-              <w:left w:type="dxa" w:w="110"/>
-              <w:bottom w:type="dxa" w:w="80"/>
-              <w:right w:type="dxa" w:w="110"/>
-            </w:tcMar>
-          </w:tcPr>
-          <w:p>
-            <w:pPr>
-              <w:spacing w:after="40" w:before="40" w:line="300"/>
-            </w:pPr>
-            <w:r>
-              <w:rPr>
-                <w:rFonts w:ascii="Times New Roman" w:cs="Times New Roman" w:eastAsia="SimSun" w:hAnsi="Times New Roman"/>
-              </w:rPr>
-              <w:t xml:space="preserve">试点（</w:t>
+              <w:t xml:space="preserve">阈值邻域、</w:t>
             </w:r>
             <w:r>
               <w:rPr>
@@ -4966,13 +4940,21 @@
                 <w:i w:val="false"/>
                 <w:iCs w:val="false"/>
               </w:rPr>
-              <w:t xml:space="preserve">=160</w:t>
-            </w:r>
-            <w:r>
-              <w:rPr>
-                <w:rFonts w:ascii="Times New Roman" w:cs="Times New Roman" w:eastAsia="SimSun" w:hAnsi="Times New Roman"/>
-              </w:rPr>
-              <w:t xml:space="preserve">、</w:t>
+              <w:t xml:space="preserve">=400</w:t>
+            </w:r>
+            <w:r>
+              <w:rPr>
+                <w:rFonts w:ascii="Times New Roman" w:cs="Times New Roman" w:eastAsia="SimSun" w:hAnsi="Times New Roman"/>
+              </w:rPr>
+              <w:t xml:space="preserve">、6 结构、系综误差棒：合并 0.25–0.58σ 且各结构符号随机。效应量标度检验（</w:t>
+            </w:r>
+            <w:r>
+              <w:rPr>
+                <w:rFonts w:ascii="Cambria Math" w:eastAsia="SimSun" w:hAnsi="Cambria Math"/>
+                <w:i/>
+                <w:iCs/>
+              </w:rPr>
+              <w:t xml:space="preserve">N</w:t>
             </w:r>
             <w:r>
               <w:rPr>
@@ -4980,13 +4962,13 @@
                 <w:i w:val="false"/>
                 <w:iCs w:val="false"/>
               </w:rPr>
-              <w:t xml:space="preserve">Δα=0.075</w:t>
-            </w:r>
-            <w:r>
-              <w:rPr>
-                <w:rFonts w:ascii="Times New Roman" w:cs="Times New Roman" w:eastAsia="SimSun" w:hAnsi="Times New Roman"/>
-              </w:rPr>
-              <w:t xml:space="preserve">、超临界区、每点 2200 对）：</w:t>
+              <w:t xml:space="preserve">=200</w:t>
+            </w:r>
+            <w:r>
+              <w:rPr>
+                <w:rFonts w:ascii="Times New Roman" w:cs="Times New Roman" w:eastAsia="SimSun" w:hAnsi="Times New Roman"/>
+              </w:rPr>
+              <w:t xml:space="preserve">、8 结构）：</w:t>
             </w:r>
             <w:r>
               <w:rPr>
@@ -4994,27 +4976,21 @@
                 <w:i w:val="false"/>
                 <w:iCs w:val="false"/>
               </w:rPr>
-              <w:t xml:space="preserve">Π</w:t>
-            </w:r>
-            <w:r>
-              <w:rPr>
-                <w:rFonts w:ascii="Times New Roman" w:cs="Times New Roman" w:eastAsia="SimSun" w:hAnsi="Times New Roman"/>
-              </w:rPr>
-              <w:t xml:space="preserve"> 差</w:t>
-            </w:r>
-            <w:r>
-              <w:rPr>
-                <w:rFonts w:ascii="Times New Roman" w:cs="Times New Roman" w:eastAsia="SimSun" w:hAnsi="Times New Roman"/>
-                <w:b/>
-                <w:bCs/>
-              </w:rPr>
-              <w:t xml:space="preserve">符号三点全部与预言一致但仅 ~1σ</w:t>
-            </w:r>
-            <w:r>
-              <w:rPr>
-                <w:rFonts w:ascii="Times New Roman" w:cs="Times New Roman" w:eastAsia="SimSun" w:hAnsi="Times New Roman"/>
-              </w:rPr>
-              <w:t xml:space="preserve">。第 4 周须在阈值邻域、</w:t>
+              <w:t xml:space="preserve">Δα</w:t>
+            </w:r>
+            <w:r>
+              <w:rPr>
+                <w:rFonts w:ascii="Times New Roman" w:cs="Times New Roman" w:eastAsia="SimSun" w:hAnsi="Times New Roman"/>
+              </w:rPr>
+              <w:t xml:space="preserve"> 从 0 增至 0.108，</w:t>
+            </w:r>
+            <w:r>
+              <w:rPr>
+                <w:rFonts w:ascii="Cambria Math" w:eastAsia="SimSun" w:hAnsi="Cambria Math"/>
+                <w:i w:val="false"/>
+                <w:iCs w:val="false"/>
+              </w:rPr>
+              <w:t xml:space="preserve">⟨</w:t>
             </w:r>
             <w:r>
               <w:rPr>
@@ -5022,7 +4998,7 @@
                 <w:i/>
                 <w:iCs/>
               </w:rPr>
-              <w:t xml:space="preserve">N</w:t>
+              <w:t xml:space="preserve">d</w:t>
             </w:r>
             <w:r>
               <w:rPr>
@@ -5030,42 +5006,47 @@
                 <w:i w:val="false"/>
                 <w:iCs w:val="false"/>
               </w:rPr>
-              <w:t xml:space="preserve">≥10</w:t>
+              <w:t xml:space="preserve">Π⟩</w:t>
+            </w:r>
+            <w:r>
+              <w:rPr>
+                <w:rFonts w:ascii="Times New Roman" w:cs="Times New Roman" w:eastAsia="SimSun" w:hAnsi="Times New Roman"/>
+              </w:rPr>
+              <w:t xml:space="preserve"> </w:t>
+            </w:r>
+            <w:r>
+              <w:rPr>
+                <w:rFonts w:ascii="Times New Roman" w:cs="Times New Roman" w:eastAsia="SimSun" w:hAnsi="Times New Roman"/>
+                <w:b/>
+                <w:bCs/>
+              </w:rPr>
+              <w:t xml:space="preserve">完全平坦</w:t>
+            </w:r>
+            <w:r>
+              <w:rPr>
+                <w:rFonts w:ascii="Times New Roman" w:cs="Times New Roman" w:eastAsia="SimSun" w:hAnsi="Times New Roman"/>
+              </w:rPr>
+              <w:t xml:space="preserve">（−0.0025→−0.0017）。同协议阳性对照（阶数不对称）</w:t>
+            </w:r>
+            <w:r>
+              <w:rPr>
+                <w:rFonts w:ascii="Times New Roman" w:cs="Times New Roman" w:eastAsia="SimSun" w:hAnsi="Times New Roman"/>
+                <w:b/>
+                <w:bCs/>
+              </w:rPr>
+              <w:t xml:space="preserve">18σ</w:t>
+            </w:r>
+            <w:r>
+              <w:rPr>
+                <w:rFonts w:ascii="Times New Roman" w:cs="Times New Roman" w:eastAsia="SimSun" w:hAnsi="Times New Roman"/>
+              </w:rPr>
+              <w:t xml:space="preserve">。结论：破缺由分支结构不对称驱动，</w:t>
             </w:r>
             <w:r>
               <w:rPr>
                 <w:rFonts w:ascii="Cambria Math" w:eastAsia="SimSun" w:hAnsi="Cambria Math"/>
                 <w:i w:val="false"/>
                 <w:iCs w:val="false"/>
-                <w:vertAlign w:val="superscript"/>
-              </w:rPr>
-              <w:t xml:space="preserve">3</w:t>
-            </w:r>
-            <w:r>
-              <w:rPr>
-                <w:rFonts w:ascii="Times New Roman" w:cs="Times New Roman" w:eastAsia="SimSun" w:hAnsi="Times New Roman"/>
-              </w:rPr>
-              <w:t xml:space="preserve">、更大统计量下定论。</w:t>
-            </w:r>
-            <w:r>
-              <w:rPr>
-                <w:rFonts w:ascii="Times New Roman" w:cs="Times New Roman" w:eastAsia="SimSun" w:hAnsi="Times New Roman"/>
-                <w:b/>
-                <w:bCs/>
-              </w:rPr>
-              <w:t xml:space="preserve">回退方案</w:t>
-            </w:r>
-            <w:r>
-              <w:rPr>
-                <w:rFonts w:ascii="Times New Roman" w:cs="Times New Roman" w:eastAsia="SimSun" w:hAnsi="Times New Roman"/>
-              </w:rPr>
-              <w:t xml:space="preserve">：序列不对称驱动的破缺已 20σ 确认，若 </w:t>
-            </w:r>
-            <w:r>
-              <w:rPr>
-                <w:rFonts w:ascii="Cambria Math" w:eastAsia="SimSun" w:hAnsi="Cambria Math"/>
-                <w:i w:val="false"/>
-                <w:iCs w:val="false"/>
               </w:rPr>
               <w:t xml:space="preserve">Δα</w:t>
             </w:r>
@@ -5073,21 +5054,13 @@
               <w:rPr>
                 <w:rFonts w:ascii="Times New Roman" w:cs="Times New Roman" w:eastAsia="SimSun" w:hAnsi="Times New Roman"/>
               </w:rPr>
-              <w:t xml:space="preserve"> 效应过弱，C4 改述为"序列驱动破缺 + </w:t>
-            </w:r>
-            <w:r>
-              <w:rPr>
-                <w:rFonts w:ascii="Cambria Math" w:eastAsia="SimSun" w:hAnsi="Cambria Math"/>
-                <w:i w:val="false"/>
-                <w:iCs w:val="false"/>
-              </w:rPr>
-              <w:t xml:space="preserve">Δα</w:t>
-            </w:r>
-            <w:r>
-              <w:rPr>
-                <w:rFonts w:ascii="Times New Roman" w:cs="Times New Roman" w:eastAsia="SimSun" w:hAnsi="Times New Roman"/>
-              </w:rPr>
-              <w:t xml:space="preserve"> 效应上界"，仍可发表</w:t>
+              <w:t xml:space="preserve"> 给上界。见 </w:t>
+            </w:r>
+            <w:r>
+              <w:rPr>
+                <w:rFonts w:ascii="Consolas" w:eastAsia="SimSun" w:hAnsi="Consolas"/>
+              </w:rPr>
+              <w:t xml:space="preserve">tools/delta_alpha_scaling.py</w:t>
             </w:r>
           </w:p>
         </w:tc>

--- a/drafts/sir-directed-hypergraphs/execution-plan.docx
+++ b/drafts/sir-directed-hypergraphs/execution-plan.docx
@@ -1704,19 +1704,31 @@
         <w:rPr>
           <w:rFonts w:ascii="Times New Roman" w:cs="Times New Roman" w:eastAsia="SimSun" w:hAnsi="Times New Roman"/>
         </w:rPr>
-        <w:t xml:space="preserve"> 不变与 </w:t>
-      </w:r>
-      <w:r>
-        <w:rPr>
-          <w:rFonts w:ascii="Cambria Math" w:eastAsia="SimSun" w:hAnsi="Cambria Math"/>
+        <w:t xml:space="preserve"> 不变作为内部一致性检查；</w:t>
+      </w:r>
+      <w:r>
+        <w:rPr>
+          <w:rFonts w:ascii="Times New Roman" w:cs="Times New Roman" w:eastAsia="SimSun" w:hAnsi="Times New Roman"/>
+          <w:b/>
+          <w:bCs/>
+        </w:rPr>
+        <w:t xml:space="preserve">补偿关系须按全期望公式 </w:t>
+      </w:r>
+      <w:r>
+        <w:rPr>
+          <w:rFonts w:ascii="Cambria Math" w:eastAsia="SimSun" w:hAnsi="Cambria Math"/>
+          <w:b/>
+          <w:bCs/>
           <w:i w:val="false"/>
           <w:iCs w:val="false"/>
         </w:rPr>
-        <w:t xml:space="preserve">Π</w:t>
-      </w:r>
-      <w:r>
-        <w:rPr>
-          <w:rFonts w:ascii="Cambria Math" w:eastAsia="SimSun" w:hAnsi="Cambria Math"/>
+        <w:t xml:space="preserve">⟨ </w:t>
+      </w:r>
+      <w:r>
+        <w:rPr>
+          <w:rFonts w:ascii="Cambria Math" w:eastAsia="SimSun" w:hAnsi="Cambria Math"/>
+          <w:b/>
+          <w:bCs/>
           <w:i/>
           <w:iCs/>
         </w:rPr>
@@ -1725,16 +1737,166 @@
       <w:r>
         <w:rPr>
           <w:rFonts w:ascii="Cambria Math" w:eastAsia="SimSun" w:hAnsi="Cambria Math"/>
+          <w:b/>
+          <w:bCs/>
           <w:i w:val="false"/>
           <w:iCs w:val="false"/>
         </w:rPr>
+        <w:t xml:space="preserve">⟩=Π</w:t>
+      </w:r>
+      <w:r>
+        <w:rPr>
+          <w:rFonts w:ascii="Cambria Math" w:eastAsia="SimSun" w:hAnsi="Cambria Math"/>
+          <w:b/>
+          <w:bCs/>
+          <w:i/>
+          <w:iCs/>
+        </w:rPr>
+        <w:t xml:space="preserve">S</w:t>
+      </w:r>
+      <w:r>
+        <w:rPr>
+          <w:rFonts w:ascii="Cambria Math" w:eastAsia="SimSun" w:hAnsi="Cambria Math"/>
+          <w:b/>
+          <w:bCs/>
+          <w:i w:val="false"/>
+          <w:iCs w:val="false"/>
+        </w:rPr>
+        <w:t xml:space="preserve">̄+(1-Π)</w:t>
+      </w:r>
+      <w:r>
+        <w:rPr>
+          <w:rFonts w:ascii="Cambria Math" w:eastAsia="SimSun" w:hAnsi="Cambria Math"/>
+          <w:b/>
+          <w:bCs/>
+          <w:i/>
+          <w:iCs/>
+        </w:rPr>
+        <w:t xml:space="preserve">s</w:t>
+      </w:r>
+      <w:r>
+        <w:rPr>
+          <w:rFonts w:ascii="Cambria Math" w:eastAsia="SimSun" w:hAnsi="Cambria Math"/>
+          <w:b/>
+          <w:bCs/>
+          <w:i w:val="false"/>
+          <w:iCs w:val="false"/>
+          <w:vertAlign w:val="subscript"/>
+        </w:rPr>
+        <w:t xml:space="preserve">&lt;</w:t>
+      </w:r>
+      <w:r>
+        <w:rPr>
+          <w:rFonts w:ascii="Times New Roman" w:cs="Times New Roman" w:eastAsia="SimSun" w:hAnsi="Times New Roman"/>
+          <w:b/>
+          <w:bCs/>
+        </w:rPr>
+        <w:t xml:space="preserve"> 逐项核算</w:t>
+      </w:r>
+      <w:r>
+        <w:rPr>
+          <w:rFonts w:ascii="Times New Roman" w:cs="Times New Roman" w:eastAsia="SimSun" w:hAnsi="Times New Roman"/>
+        </w:rPr>
+        <w:t xml:space="preserve">——预跑实测自限爆发项在 </w:t>
+      </w:r>
+      <w:r>
+        <w:rPr>
+          <w:rFonts w:ascii="Cambria Math" w:eastAsia="SimSun" w:hAnsi="Cambria Math"/>
+          <w:i w:val="false"/>
+          <w:iCs w:val="false"/>
+        </w:rPr>
+        <w:t xml:space="preserve">λ=λ</w:t>
+      </w:r>
+      <w:r>
+        <w:rPr>
+          <w:rFonts w:ascii="Cambria Math" w:eastAsia="SimSun" w:hAnsi="Cambria Math"/>
+          <w:i w:val="false"/>
+          <w:iCs w:val="false"/>
+          <w:vertAlign w:val="subscript"/>
+        </w:rPr>
+        <w:t xml:space="preserve">c</w:t>
+      </w:r>
+      <w:r>
+        <w:rPr>
+          <w:rFonts w:ascii="Times New Roman" w:cs="Times New Roman" w:eastAsia="SimSun" w:hAnsi="Times New Roman"/>
+        </w:rPr>
+        <w:t xml:space="preserve"> 处占 </w:t>
+      </w:r>
+      <w:r>
+        <w:rPr>
+          <w:rFonts w:ascii="Cambria Math" w:eastAsia="SimSun" w:hAnsi="Cambria Math"/>
+          <w:i w:val="false"/>
+          <w:iCs w:val="false"/>
+        </w:rPr>
+        <w:t xml:space="preserve">⟨ </w:t>
+      </w:r>
+      <w:r>
+        <w:rPr>
+          <w:rFonts w:ascii="Cambria Math" w:eastAsia="SimSun" w:hAnsi="Cambria Math"/>
+          <w:i/>
+          <w:iCs/>
+        </w:rPr>
+        <w:t xml:space="preserve">S</w:t>
+      </w:r>
+      <w:r>
+        <w:rPr>
+          <w:rFonts w:ascii="Cambria Math" w:eastAsia="SimSun" w:hAnsi="Cambria Math"/>
+          <w:i w:val="false"/>
+          <w:iCs w:val="false"/>
+        </w:rPr>
+        <w:t xml:space="preserve">⟩</w:t>
+      </w:r>
+      <w:r>
+        <w:rPr>
+          <w:rFonts w:ascii="Times New Roman" w:cs="Times New Roman" w:eastAsia="SimSun" w:hAnsi="Times New Roman"/>
+        </w:rPr>
+        <w:t xml:space="preserve"> 的 47%，简化成 </w:t>
+      </w:r>
+      <w:r>
+        <w:rPr>
+          <w:rFonts w:ascii="Cambria Math" w:eastAsia="SimSun" w:hAnsi="Cambria Math"/>
+          <w:i w:val="false"/>
+          <w:iCs w:val="false"/>
+        </w:rPr>
+        <w:t xml:space="preserve">⟨ </w:t>
+      </w:r>
+      <w:r>
+        <w:rPr>
+          <w:rFonts w:ascii="Cambria Math" w:eastAsia="SimSun" w:hAnsi="Cambria Math"/>
+          <w:i/>
+          <w:iCs/>
+        </w:rPr>
+        <w:t xml:space="preserve">S</w:t>
+      </w:r>
+      <w:r>
+        <w:rPr>
+          <w:rFonts w:ascii="Cambria Math" w:eastAsia="SimSun" w:hAnsi="Cambria Math"/>
+          <w:i w:val="false"/>
+          <w:iCs w:val="false"/>
+        </w:rPr>
+        <w:t xml:space="preserve">⟩≈Π</w:t>
+      </w:r>
+      <w:r>
+        <w:rPr>
+          <w:rFonts w:ascii="Cambria Math" w:eastAsia="SimSun" w:hAnsi="Cambria Math"/>
+          <w:i/>
+          <w:iCs/>
+        </w:rPr>
+        <w:t xml:space="preserve">S</w:t>
+      </w:r>
+      <w:r>
+        <w:rPr>
+          <w:rFonts w:ascii="Cambria Math" w:eastAsia="SimSun" w:hAnsi="Cambria Math"/>
+          <w:i w:val="false"/>
+          <w:iCs w:val="false"/>
+        </w:rPr>
         <w:t xml:space="preserve">̄</w:t>
       </w:r>
       <w:r>
         <w:rPr>
           <w:rFonts w:ascii="Times New Roman" w:cs="Times New Roman" w:eastAsia="SimSun" w:hAnsi="Times New Roman"/>
         </w:rPr>
-        <w:t xml:space="preserve"> 守恒，作为内部一致性检查；</w:t>
+        <w:t xml:space="preserve"> 会在最需要它的阈值邻域失效；</w:t>
       </w:r>
     </w:p>
     <w:p>

--- a/drafts/sir-directed-hypergraphs/execution-plan.docx
+++ b/drafts/sir-directed-hypergraphs/execution-plan.docx
@@ -1704,7 +1704,63 @@
         <w:rPr>
           <w:rFonts w:ascii="Times New Roman" w:cs="Times New Roman" w:eastAsia="SimSun" w:hAnsi="Times New Roman"/>
         </w:rPr>
-        <w:t xml:space="preserve"> 不变作为内部一致性检查；</w:t>
+        <w:t xml:space="preserve"> 的</w:t>
+      </w:r>
+      <w:r>
+        <w:rPr>
+          <w:rFonts w:ascii="Times New Roman" w:cs="Times New Roman" w:eastAsia="SimSun" w:hAnsi="Times New Roman"/>
+          <w:b/>
+          <w:bCs/>
+        </w:rPr>
+        <w:t xml:space="preserve">残余不对称</w:t>
+      </w:r>
+      <w:r>
+        <w:rPr>
+          <w:rFonts w:ascii="Times New Roman" w:cs="Times New Roman" w:eastAsia="SimSun" w:hAnsi="Times New Roman"/>
+        </w:rPr>
+        <w:t xml:space="preserve">（预跑测得约 </w:t>
+      </w:r>
+      <w:r>
+        <w:rPr>
+          <w:rFonts w:ascii="Cambria Math" w:eastAsia="SimSun" w:hAnsi="Cambria Math"/>
+          <w:i w:val="false"/>
+          <w:iCs w:val="false"/>
+        </w:rPr>
+        <w:t xml:space="preserve">-2%</w:t>
+      </w:r>
+      <w:r>
+        <w:rPr>
+          <w:rFonts w:ascii="Times New Roman" w:cs="Times New Roman" w:eastAsia="SimSun" w:hAnsi="Times New Roman"/>
+        </w:rPr>
+        <w:t xml:space="preserve">，</w:t>
+      </w:r>
+      <w:r>
+        <w:rPr>
+          <w:rFonts w:ascii="Cambria Math" w:eastAsia="SimSun" w:hAnsi="Cambria Math"/>
+          <w:i w:val="false"/>
+          <w:iCs w:val="false"/>
+        </w:rPr>
+        <w:t xml:space="preserve">5σ</w:t>
+      </w:r>
+      <w:r>
+        <w:rPr>
+          <w:rFonts w:ascii="Times New Roman" w:cs="Times New Roman" w:eastAsia="SimSun" w:hAnsi="Times New Roman"/>
+        </w:rPr>
+        <w:t xml:space="preserve">，源于超边级激活破坏命题 2 的假设 (ii)）——它不是零，须作为已知系统项与 </w:t>
+      </w:r>
+      <w:r>
+        <w:rPr>
+          <w:rFonts w:ascii="Cambria Math" w:eastAsia="SimSun" w:hAnsi="Cambria Math"/>
+          <w:i w:val="false"/>
+          <w:iCs w:val="false"/>
+        </w:rPr>
+        <w:t xml:space="preserve">Π</w:t>
+      </w:r>
+      <w:r>
+        <w:rPr>
+          <w:rFonts w:ascii="Times New Roman" w:cs="Times New Roman" w:eastAsia="SimSun" w:hAnsi="Times New Roman"/>
+        </w:rPr>
+        <w:t xml:space="preserve"> 的破缺幅度并列；</w:t>
       </w:r>
       <w:r>
         <w:rPr>

--- a/drafts/sir-directed-hypergraphs/execution-plan.docx
+++ b/drafts/sir-directed-hypergraphs/execution-plan.docx
@@ -1498,7 +1498,7 @@
         <w:rPr>
           <w:rFonts w:ascii="Times New Roman" w:cs="Times New Roman" w:eastAsia="SimSun" w:hAnsi="Times New Roman"/>
         </w:rPr>
-        <w:t xml:space="preserve">——已数值确认 </w:t>
+        <w:t xml:space="preserve">——命题 2 说明 </w:t>
       </w:r>
       <w:r>
         <w:rPr>
@@ -1528,7 +1528,93 @@
         <w:rPr>
           <w:rFonts w:ascii="Times New Roman" w:cs="Times New Roman" w:eastAsia="SimSun" w:hAnsi="Times New Roman"/>
         </w:rPr>
-        <w:t xml:space="preserve"> 在任何结构上都不破缺（命题 2），用它做实验会得到一片零信号；</w:t>
+        <w:t xml:space="preserve"> 在逐对独立传播下对任意结构不变；超边级激活破坏其假设 (ii)，预跑测得残余约 </w:t>
+      </w:r>
+      <w:r>
+        <w:rPr>
+          <w:rFonts w:ascii="Cambria Math" w:eastAsia="SimSun" w:hAnsi="Cambria Math"/>
+          <w:i w:val="false"/>
+          <w:iCs w:val="false"/>
+        </w:rPr>
+        <w:t xml:space="preserve">-2%</w:t>
+      </w:r>
+      <w:r>
+        <w:rPr>
+          <w:rFonts w:ascii="Times New Roman" w:cs="Times New Roman" w:eastAsia="SimSun" w:hAnsi="Times New Roman"/>
+        </w:rPr>
+        <w:t xml:space="preserve">（</w:t>
+      </w:r>
+      <w:r>
+        <w:rPr>
+          <w:rFonts w:ascii="Cambria Math" w:eastAsia="SimSun" w:hAnsi="Cambria Math"/>
+          <w:i w:val="false"/>
+          <w:iCs w:val="false"/>
+        </w:rPr>
+        <w:t xml:space="preserve">5.05σ</w:t>
+      </w:r>
+      <w:r>
+        <w:rPr>
+          <w:rFonts w:ascii="Times New Roman" w:cs="Times New Roman" w:eastAsia="SimSun" w:hAnsi="Times New Roman"/>
+        </w:rPr>
+        <w:t xml:space="preserve">），仍比 </w:t>
+      </w:r>
+      <w:r>
+        <w:rPr>
+          <w:rFonts w:ascii="Cambria Math" w:eastAsia="SimSun" w:hAnsi="Cambria Math"/>
+          <w:i w:val="false"/>
+          <w:iCs w:val="false"/>
+        </w:rPr>
+        <w:t xml:space="preserve">Π</w:t>
+      </w:r>
+      <w:r>
+        <w:rPr>
+          <w:rFonts w:ascii="Times New Roman" w:cs="Times New Roman" w:eastAsia="SimSun" w:hAnsi="Times New Roman"/>
+        </w:rPr>
+        <w:t xml:space="preserve"> 的破缺幅度（</w:t>
+      </w:r>
+      <w:r>
+        <w:rPr>
+          <w:rFonts w:ascii="Cambria Math" w:eastAsia="SimSun" w:hAnsi="Cambria Math"/>
+          <w:i w:val="false"/>
+          <w:iCs w:val="false"/>
+        </w:rPr>
+        <w:t xml:space="preserve">20.7σ</w:t>
+      </w:r>
+      <w:r>
+        <w:rPr>
+          <w:rFonts w:ascii="Times New Roman" w:cs="Times New Roman" w:eastAsia="SimSun" w:hAnsi="Times New Roman"/>
+        </w:rPr>
+        <w:t xml:space="preserve">）小一个多数量级。用 </w:t>
+      </w:r>
+      <w:r>
+        <w:rPr>
+          <w:rFonts w:ascii="Cambria Math" w:eastAsia="SimSun" w:hAnsi="Cambria Math"/>
+          <w:i w:val="false"/>
+          <w:iCs w:val="false"/>
+        </w:rPr>
+        <w:t xml:space="preserve">⟨ </w:t>
+      </w:r>
+      <w:r>
+        <w:rPr>
+          <w:rFonts w:ascii="Cambria Math" w:eastAsia="SimSun" w:hAnsi="Cambria Math"/>
+          <w:i/>
+          <w:iCs/>
+        </w:rPr>
+        <w:t xml:space="preserve">S</w:t>
+      </w:r>
+      <w:r>
+        <w:rPr>
+          <w:rFonts w:ascii="Cambria Math" w:eastAsia="SimSun" w:hAnsi="Cambria Math"/>
+          <w:i w:val="false"/>
+          <w:iCs w:val="false"/>
+        </w:rPr>
+        <w:t xml:space="preserve">⟩</w:t>
+      </w:r>
+      <w:r>
+        <w:rPr>
+          <w:rFonts w:ascii="Times New Roman" w:cs="Times New Roman" w:eastAsia="SimSun" w:hAnsi="Times New Roman"/>
+        </w:rPr>
+        <w:t xml:space="preserve"> 做主实验等于把一个二十倍的信号换成一个百分之二的残余；</w:t>
       </w:r>
     </w:p>
     <w:p>
@@ -4951,7 +5037,7 @@
               <w:rPr>
                 <w:rFonts w:ascii="Times New Roman" w:cs="Times New Roman" w:eastAsia="SimSun" w:hAnsi="Times New Roman"/>
               </w:rPr>
-              <w:t xml:space="preserve"> 恒不破缺）</w:t>
+              <w:t xml:space="preserve"> 近乎不破缺）</w:t>
             </w:r>
           </w:p>
         </w:tc>
@@ -5025,13 +5111,153 @@
               <w:rPr>
                 <w:rFonts w:ascii="Times New Roman" w:cs="Times New Roman" w:eastAsia="SimSun" w:hAnsi="Times New Roman"/>
               </w:rPr>
-              <w:t xml:space="preserve">；见 </w:t>
+              <w:t xml:space="preserve">；</w:t>
+            </w:r>
+            <w:r>
+              <w:rPr>
+                <w:rFonts w:ascii="Cambria Math" w:eastAsia="SimSun" w:hAnsi="Cambria Math"/>
+                <w:i w:val="false"/>
+                <w:iCs w:val="false"/>
+              </w:rPr>
+              <w:t xml:space="preserve">⟨ </w:t>
+            </w:r>
+            <w:r>
+              <w:rPr>
+                <w:rFonts w:ascii="Cambria Math" w:eastAsia="SimSun" w:hAnsi="Cambria Math"/>
+                <w:i/>
+                <w:iCs/>
+              </w:rPr>
+              <w:t xml:space="preserve">S</w:t>
+            </w:r>
+            <w:r>
+              <w:rPr>
+                <w:rFonts w:ascii="Cambria Math" w:eastAsia="SimSun" w:hAnsi="Cambria Math"/>
+                <w:i w:val="false"/>
+                <w:iCs w:val="false"/>
+              </w:rPr>
+              <w:t xml:space="preserve">⟩</w:t>
+            </w:r>
+            <w:r>
+              <w:rPr>
+                <w:rFonts w:ascii="Times New Roman" w:cs="Times New Roman" w:eastAsia="SimSun" w:hAnsi="Times New Roman"/>
+              </w:rPr>
+              <w:t xml:space="preserve"> 的残余（</w:t>
+            </w:r>
+            <w:r>
+              <w:rPr>
+                <w:rFonts w:ascii="Cambria Math" w:eastAsia="SimSun" w:hAnsi="Cambria Math"/>
+                <w:i w:val="false"/>
+                <w:iCs w:val="false"/>
+              </w:rPr>
+              <w:t xml:space="preserve">-2.24%±0.44%</w:t>
+            </w:r>
+            <w:r>
+              <w:rPr>
+                <w:rFonts w:ascii="Times New Roman" w:cs="Times New Roman" w:eastAsia="SimSun" w:hAnsi="Times New Roman"/>
+              </w:rPr>
+              <w:t xml:space="preserve">）另行报告为已知系统项。同协议对照：在互换对称序列（命题 1 适用）上残余为 </w:t>
+            </w:r>
+            <w:r>
+              <w:rPr>
+                <w:rFonts w:ascii="Cambria Math" w:eastAsia="SimSun" w:hAnsi="Cambria Math"/>
+                <w:i w:val="false"/>
+                <w:iCs w:val="false"/>
+              </w:rPr>
+              <w:t xml:space="preserve">-0.36%±0.28%</w:t>
+            </w:r>
+            <w:r>
+              <w:rPr>
+                <w:rFonts w:ascii="Times New Roman" w:cs="Times New Roman" w:eastAsia="SimSun" w:hAnsi="Times New Roman"/>
+              </w:rPr>
+              <w:t xml:space="preserve">（</w:t>
+            </w:r>
+            <w:r>
+              <w:rPr>
+                <w:rFonts w:ascii="Cambria Math" w:eastAsia="SimSun" w:hAnsi="Cambria Math"/>
+                <w:i w:val="false"/>
+                <w:iCs w:val="false"/>
+              </w:rPr>
+              <w:t xml:space="preserve">1.31σ</w:t>
+            </w:r>
+            <w:r>
+              <w:rPr>
+                <w:rFonts w:ascii="Times New Roman" w:cs="Times New Roman" w:eastAsia="SimSun" w:hAnsi="Times New Roman"/>
+              </w:rPr>
+              <w:t xml:space="preserve">，与零相容）；扣除该基线后仍有 </w:t>
+            </w:r>
+            <w:r>
+              <w:rPr>
+                <w:rFonts w:ascii="Cambria Math" w:eastAsia="SimSun" w:hAnsi="Cambria Math"/>
+                <w:i w:val="false"/>
+                <w:iCs w:val="false"/>
+              </w:rPr>
+              <w:t xml:space="preserve">-1.88%±0.52%</w:t>
+            </w:r>
+            <w:r>
+              <w:rPr>
+                <w:rFonts w:ascii="Times New Roman" w:cs="Times New Roman" w:eastAsia="SimSun" w:hAnsi="Times New Roman"/>
+              </w:rPr>
+              <w:t xml:space="preserve">（</w:t>
+            </w:r>
+            <w:r>
+              <w:rPr>
+                <w:rFonts w:ascii="Cambria Math" w:eastAsia="SimSun" w:hAnsi="Cambria Math"/>
+                <w:i w:val="false"/>
+                <w:iCs w:val="false"/>
+              </w:rPr>
+              <w:t xml:space="preserve">3.6σ</w:t>
+            </w:r>
+            <w:r>
+              <w:rPr>
+                <w:rFonts w:ascii="Times New Roman" w:cs="Times New Roman" w:eastAsia="SimSun" w:hAnsi="Times New Roman"/>
+              </w:rPr>
+              <w:t xml:space="preserve">），故 </w:t>
+            </w:r>
+            <w:r>
+              <w:rPr>
+                <w:rFonts w:ascii="Cambria Math" w:eastAsia="SimSun" w:hAnsi="Cambria Math"/>
+                <w:i w:val="false"/>
+                <w:iCs w:val="false"/>
+              </w:rPr>
+              <w:t xml:space="preserve">2%</w:t>
+            </w:r>
+            <w:r>
+              <w:rPr>
+                <w:rFonts w:ascii="Times New Roman" w:cs="Times New Roman" w:eastAsia="SimSun" w:hAnsi="Times New Roman"/>
+              </w:rPr>
+              <w:t xml:space="preserve"> 是物理效应而非采样器的 H/</w:t>
+            </w:r>
+            <w:r>
+              <w:rPr>
+                <w:rFonts w:ascii="Cambria Math" w:eastAsia="SimSun" w:hAnsi="Cambria Math"/>
+                <w:i/>
+                <w:iCs/>
+              </w:rPr>
+              <w:t xml:space="preserve">R</w:t>
+            </w:r>
+            <w:r>
+              <w:rPr>
+                <w:rFonts w:ascii="Times New Roman" w:cs="Times New Roman" w:eastAsia="SimSun" w:hAnsi="Times New Roman"/>
+              </w:rPr>
+              <w:t xml:space="preserve">H 不对称。生产运行须把该对照作为标准检查项一并报告。见 </w:t>
             </w:r>
             <w:r>
               <w:rPr>
                 <w:rFonts w:ascii="Consolas" w:eastAsia="SimSun" w:hAnsi="Consolas"/>
               </w:rPr>
               <w:t xml:space="preserve">tools/breaking_observable.py</w:t>
+            </w:r>
+            <w:r>
+              <w:rPr>
+                <w:rFonts w:ascii="Times New Roman" w:cs="Times New Roman" w:eastAsia="SimSun" w:hAnsi="Times New Roman"/>
+              </w:rPr>
+              <w:t xml:space="preserve">、</w:t>
+            </w:r>
+            <w:r>
+              <w:rPr>
+                <w:rFonts w:ascii="Consolas" w:eastAsia="SimSun" w:hAnsi="Consolas"/>
+              </w:rPr>
+              <w:t xml:space="preserve">tools/prop2_hypothesis.py</w:t>
             </w:r>
           </w:p>
         </w:tc>
@@ -5627,1989 +5853,6 @@
           <w:bCs/>
         </w:rPr>
         <w:t xml:space="preserve">如果它不成立，越早知道越好。</w:t>
-      </w:r>
-    </w:p>
-    <w:p>
-      <w:pPr>
-        <w:pBdr>
-          <w:bottom w:val="single" w:color="BBBBBB" w:sz="6" w:space="1"/>
-        </w:pBdr>
-        <w:spacing w:after="200" w:before="200"/>
-      </w:pPr>
-    </w:p>
-    <w:p>
-      <w:pPr>
-        <w:pStyle w:val="Heading2"/>
-        <w:spacing w:after="160" w:before="0"/>
-      </w:pPr>
-      <w:r>
-        <w:rPr>
-          <w:rFonts w:ascii="Times New Roman" w:cs="Times New Roman" w:eastAsia="SimSun" w:hAnsi="Times New Roman"/>
-          <w:b/>
-          <w:bCs/>
-          <w:color w:val="1A1A1A"/>
-          <w:sz w:val="26"/>
-          <w:szCs w:val="26"/>
-        </w:rPr>
-        <w:t xml:space="preserve">参考文献</w:t>
-      </w:r>
-    </w:p>
-    <w:p>
-      <w:pPr>
-        <w:spacing w:after="120" w:before="120" w:line="320"/>
-      </w:pPr>
-      <w:r>
-        <w:rPr>
-          <w:rFonts w:ascii="Times New Roman" w:cs="Times New Roman" w:eastAsia="SimSun" w:hAnsi="Times New Roman"/>
-        </w:rPr>
-        <w:t xml:space="preserve">按 BibTeX key 字母序排列，正文中的 [key] 与此处一一对应。全部条目已通过 cite-verify 核验。</w:t>
-      </w:r>
-    </w:p>
-    <w:p>
-      <w:pPr>
-        <w:spacing w:after="60" w:before="60" w:line="280"/>
-        <w:ind w:left="420" w:hanging="420"/>
-      </w:pPr>
-      <w:r>
-        <w:rPr>
-          <w:rFonts w:ascii="Consolas" w:eastAsia="SimSun" w:hAnsi="Consolas"/>
-          <w:b/>
-          <w:bCs/>
-          <w:sz w:val="18"/>
-          <w:szCs w:val="18"/>
-        </w:rPr>
-        <w:t xml:space="preserve">[abuissa2026dinghy] </w:t>
-      </w:r>
-      <w:r>
-        <w:rPr>
-          <w:rFonts w:ascii="Times New Roman" w:cs="Times New Roman" w:eastAsia="SimSun" w:hAnsi="Times New Roman"/>
-          <w:sz w:val="19"/>
-          <w:szCs w:val="19"/>
-        </w:rPr>
-        <w:t xml:space="preserve">Maryam Abuissa, Matteo Riondato, Eli Upfal (2026) DiNgHy: null models for non-degenerate directed hypergraphs. Data Mining and Knowledge Discovery 40.</w:t>
-      </w:r>
-      <w:r>
-        <w:rPr>
-          <w:rFonts w:ascii="Consolas" w:eastAsia="SimSun" w:hAnsi="Consolas"/>
-          <w:color w:val="555555"/>
-          <w:sz w:val="17"/>
-          <w:szCs w:val="17"/>
-        </w:rPr>
-        <w:t xml:space="preserve"> doi:10.1007/s10618-026-01209-8</w:t>
-      </w:r>
-    </w:p>
-    <w:p>
-      <w:pPr>
-        <w:spacing w:after="60" w:before="60" w:line="280"/>
-        <w:ind w:left="420" w:hanging="420"/>
-      </w:pPr>
-      <w:r>
-        <w:rPr>
-          <w:rFonts w:ascii="Consolas" w:eastAsia="SimSun" w:hAnsi="Consolas"/>
-          <w:b/>
-          <w:bCs/>
-          <w:sz w:val="18"/>
-          <w:szCs w:val="18"/>
-        </w:rPr>
-        <w:t xml:space="preserve">[ball2014intersection] </w:t>
-      </w:r>
-      <w:r>
-        <w:rPr>
-          <w:rFonts w:ascii="Times New Roman" w:cs="Times New Roman" w:eastAsia="SimSun" w:hAnsi="Times New Roman"/>
-          <w:sz w:val="19"/>
-          <w:szCs w:val="19"/>
-        </w:rPr>
-        <w:t xml:space="preserve">Frank G. Ball, David J. Sirl, Pieter Trapman (2014) Epidemics on random intersection graphs. The Annals of Applied Probability 24.</w:t>
-      </w:r>
-      <w:r>
-        <w:rPr>
-          <w:rFonts w:ascii="Consolas" w:eastAsia="SimSun" w:hAnsi="Consolas"/>
-          <w:color w:val="555555"/>
-          <w:sz w:val="17"/>
-          <w:szCs w:val="17"/>
-        </w:rPr>
-        <w:t xml:space="preserve"> doi:10.1214/13-AAP942</w:t>
-      </w:r>
-    </w:p>
-    <w:p>
-      <w:pPr>
-        <w:spacing w:after="60" w:before="60" w:line="280"/>
-        <w:ind w:left="420" w:hanging="420"/>
-      </w:pPr>
-      <w:r>
-        <w:rPr>
-          <w:rFonts w:ascii="Consolas" w:eastAsia="SimSun" w:hAnsi="Consolas"/>
-          <w:b/>
-          <w:bCs/>
-          <w:sz w:val="18"/>
-          <w:szCs w:val="18"/>
-        </w:rPr>
-        <w:t xml:space="preserve">[barbour2013] </w:t>
-      </w:r>
-      <w:r>
-        <w:rPr>
-          <w:rFonts w:ascii="Times New Roman" w:cs="Times New Roman" w:eastAsia="SimSun" w:hAnsi="Times New Roman"/>
-          <w:sz w:val="19"/>
-          <w:szCs w:val="19"/>
-        </w:rPr>
-        <w:t xml:space="preserve">Andrew Barbour, Gesine Reinert (2013) Approximating the epidemic curve. Electronic Journal of Probability 18.</w:t>
-      </w:r>
-      <w:r>
-        <w:rPr>
-          <w:rFonts w:ascii="Consolas" w:eastAsia="SimSun" w:hAnsi="Consolas"/>
-          <w:color w:val="555555"/>
-          <w:sz w:val="17"/>
-          <w:szCs w:val="17"/>
-        </w:rPr>
-        <w:t xml:space="preserve"> doi:10.1214/EJP.v18-2557</w:t>
-      </w:r>
-    </w:p>
-    <w:p>
-      <w:pPr>
-        <w:spacing w:after="60" w:before="60" w:line="280"/>
-        <w:ind w:left="420" w:hanging="420"/>
-      </w:pPr>
-      <w:r>
-        <w:rPr>
-          <w:rFonts w:ascii="Consolas" w:eastAsia="SimSun" w:hAnsi="Consolas"/>
-          <w:b/>
-          <w:bCs/>
-          <w:sz w:val="18"/>
-          <w:szCs w:val="18"/>
-        </w:rPr>
-        <w:t xml:space="preserve">[battiston2020] </w:t>
-      </w:r>
-      <w:r>
-        <w:rPr>
-          <w:rFonts w:ascii="Times New Roman" w:cs="Times New Roman" w:eastAsia="SimSun" w:hAnsi="Times New Roman"/>
-          <w:sz w:val="19"/>
-          <w:szCs w:val="19"/>
-        </w:rPr>
-        <w:t xml:space="preserve">Federico Battiston, Giulia Cencetti, Iacopo Iacopini, Vito Latora, Maxime Lucas, Alice Patania et al. (2020) Networks beyond pairwise interactions: Structure and dynamics. Physics Reports 874, 1–92.</w:t>
-      </w:r>
-      <w:r>
-        <w:rPr>
-          <w:rFonts w:ascii="Consolas" w:eastAsia="SimSun" w:hAnsi="Consolas"/>
-          <w:color w:val="555555"/>
-          <w:sz w:val="17"/>
-          <w:szCs w:val="17"/>
-        </w:rPr>
-        <w:t xml:space="preserve"> doi:10.1016/j.physrep.2020.05.004</w:t>
-      </w:r>
-    </w:p>
-    <w:p>
-      <w:pPr>
-        <w:spacing w:after="60" w:before="60" w:line="280"/>
-        <w:ind w:left="420" w:hanging="420"/>
-      </w:pPr>
-      <w:r>
-        <w:rPr>
-          <w:rFonts w:ascii="Consolas" w:eastAsia="SimSun" w:hAnsi="Consolas"/>
-          <w:b/>
-          <w:bCs/>
-          <w:sz w:val="18"/>
-          <w:szCs w:val="18"/>
-        </w:rPr>
-        <w:t xml:space="preserve">[battiston2021] </w:t>
-      </w:r>
-      <w:r>
-        <w:rPr>
-          <w:rFonts w:ascii="Times New Roman" w:cs="Times New Roman" w:eastAsia="SimSun" w:hAnsi="Times New Roman"/>
-          <w:sz w:val="19"/>
-          <w:szCs w:val="19"/>
-        </w:rPr>
-        <w:t xml:space="preserve">Federico Battiston, Enrico Amico, Alain Barrat, Ginestra Bianconi, Guilherme Ferraz de Arruda, Benedetta Franceschiello et al. (2021) The physics of higher-order interactions in complex systems. Nature Physics 17, 1093–1098.</w:t>
-      </w:r>
-      <w:r>
-        <w:rPr>
-          <w:rFonts w:ascii="Consolas" w:eastAsia="SimSun" w:hAnsi="Consolas"/>
-          <w:color w:val="555555"/>
-          <w:sz w:val="17"/>
-          <w:szCs w:val="17"/>
-        </w:rPr>
-        <w:t xml:space="preserve"> doi:10.1038/s41567-021-01371-4</w:t>
-      </w:r>
-    </w:p>
-    <w:p>
-      <w:pPr>
-        <w:spacing w:after="60" w:before="60" w:line="280"/>
-        <w:ind w:left="420" w:hanging="420"/>
-      </w:pPr>
-      <w:r>
-        <w:rPr>
-          <w:rFonts w:ascii="Consolas" w:eastAsia="SimSun" w:hAnsi="Consolas"/>
-          <w:b/>
-          <w:bCs/>
-          <w:sz w:val="18"/>
-          <w:szCs w:val="18"/>
-        </w:rPr>
-        <w:t xml:space="preserve">[baxter2010bootstrap] </w:t>
-      </w:r>
-      <w:r>
-        <w:rPr>
-          <w:rFonts w:ascii="Times New Roman" w:cs="Times New Roman" w:eastAsia="SimSun" w:hAnsi="Times New Roman"/>
-          <w:sz w:val="19"/>
-          <w:szCs w:val="19"/>
-        </w:rPr>
-        <w:t xml:space="preserve">G. J. Baxter, S. N. Dorogovtsev, A. V. Goltsev, J. F. F. Mendes (2010) Bootstrap percolation on complex networks. Physical Review E 82, 011103.</w:t>
-      </w:r>
-      <w:r>
-        <w:rPr>
-          <w:rFonts w:ascii="Consolas" w:eastAsia="SimSun" w:hAnsi="Consolas"/>
-          <w:color w:val="555555"/>
-          <w:sz w:val="17"/>
-          <w:szCs w:val="17"/>
-        </w:rPr>
-        <w:t xml:space="preserve"> doi:10.1103/PhysRevE.82.011103</w:t>
-      </w:r>
-    </w:p>
-    <w:p>
-      <w:pPr>
-        <w:spacing w:after="60" w:before="60" w:line="280"/>
-        <w:ind w:left="420" w:hanging="420"/>
-      </w:pPr>
-      <w:r>
-        <w:rPr>
-          <w:rFonts w:ascii="Consolas" w:eastAsia="SimSun" w:hAnsi="Consolas"/>
-          <w:b/>
-          <w:bCs/>
-          <w:sz w:val="18"/>
-          <w:szCs w:val="18"/>
-        </w:rPr>
-        <w:t xml:space="preserve">[benson2018] </w:t>
-      </w:r>
-      <w:r>
-        <w:rPr>
-          <w:rFonts w:ascii="Times New Roman" w:cs="Times New Roman" w:eastAsia="SimSun" w:hAnsi="Times New Roman"/>
-          <w:sz w:val="19"/>
-          <w:szCs w:val="19"/>
-        </w:rPr>
-        <w:t xml:space="preserve">Austin R. Benson, Rediet Abebe, Michael T. Schaub, Ali Jadbabaie, Jon Kleinberg (2018) Simplicial closure and higher-order link prediction. Proceedings of the National Academy of Sciences 115, E11221–E11230.</w:t>
-      </w:r>
-      <w:r>
-        <w:rPr>
-          <w:rFonts w:ascii="Consolas" w:eastAsia="SimSun" w:hAnsi="Consolas"/>
-          <w:color w:val="555555"/>
-          <w:sz w:val="17"/>
-          <w:szCs w:val="17"/>
-        </w:rPr>
-        <w:t xml:space="preserve"> doi:10.1073/pnas.1800683115</w:t>
-      </w:r>
-    </w:p>
-    <w:p>
-      <w:pPr>
-        <w:spacing w:after="60" w:before="60" w:line="280"/>
-        <w:ind w:left="420" w:hanging="420"/>
-      </w:pPr>
-      <w:r>
-        <w:rPr>
-          <w:rFonts w:ascii="Consolas" w:eastAsia="SimSun" w:hAnsi="Consolas"/>
-          <w:b/>
-          <w:bCs/>
-          <w:sz w:val="18"/>
-          <w:szCs w:val="18"/>
-        </w:rPr>
-        <w:t xml:space="preserve">[bianconi2024percolation] </w:t>
-      </w:r>
-      <w:r>
-        <w:rPr>
-          <w:rFonts w:ascii="Times New Roman" w:cs="Times New Roman" w:eastAsia="SimSun" w:hAnsi="Times New Roman"/>
-          <w:sz w:val="19"/>
-          <w:szCs w:val="19"/>
-        </w:rPr>
-        <w:t xml:space="preserve">Ginestra Bianconi, Sergey N. Dorogovtsev (2024) Theory of percolation on hypergraphs. Physical Review E 109, 014306.</w:t>
-      </w:r>
-      <w:r>
-        <w:rPr>
-          <w:rFonts w:ascii="Consolas" w:eastAsia="SimSun" w:hAnsi="Consolas"/>
-          <w:color w:val="555555"/>
-          <w:sz w:val="17"/>
-          <w:szCs w:val="17"/>
-        </w:rPr>
-        <w:t xml:space="preserve"> doi:10.1103/PhysRevE.109.014306</w:t>
-      </w:r>
-    </w:p>
-    <w:p>
-      <w:pPr>
-        <w:spacing w:after="60" w:before="60" w:line="280"/>
-        <w:ind w:left="420" w:hanging="420"/>
-      </w:pPr>
-      <w:r>
-        <w:rPr>
-          <w:rFonts w:ascii="Consolas" w:eastAsia="SimSun" w:hAnsi="Consolas"/>
-          <w:b/>
-          <w:bCs/>
-          <w:sz w:val="18"/>
-          <w:szCs w:val="18"/>
-        </w:rPr>
-        <w:t xml:space="preserve">[boguna2005directed] </w:t>
-      </w:r>
-      <w:r>
-        <w:rPr>
-          <w:rFonts w:ascii="Times New Roman" w:cs="Times New Roman" w:eastAsia="SimSun" w:hAnsi="Times New Roman"/>
-          <w:sz w:val="19"/>
-          <w:szCs w:val="19"/>
-        </w:rPr>
-        <w:t xml:space="preserve">Marián Boguñá, M. Ángeles Serrano (2005) Generalized percolation in random directed networks. Physical Review E 72, 016106.</w:t>
-      </w:r>
-      <w:r>
-        <w:rPr>
-          <w:rFonts w:ascii="Consolas" w:eastAsia="SimSun" w:hAnsi="Consolas"/>
-          <w:color w:val="555555"/>
-          <w:sz w:val="17"/>
-          <w:szCs w:val="17"/>
-        </w:rPr>
-        <w:t xml:space="preserve"> doi:10.1103/PhysRevE.72.016106</w:t>
-      </w:r>
-    </w:p>
-    <w:p>
-      <w:pPr>
-        <w:spacing w:after="60" w:before="60" w:line="280"/>
-        <w:ind w:left="420" w:hanging="420"/>
-      </w:pPr>
-      <w:r>
-        <w:rPr>
-          <w:rFonts w:ascii="Consolas" w:eastAsia="SimSun" w:hAnsi="Consolas"/>
-          <w:b/>
-          <w:bCs/>
-          <w:sz w:val="18"/>
-          <w:szCs w:val="18"/>
-        </w:rPr>
-        <w:t xml:space="preserve">[bohman2012] </w:t>
-      </w:r>
-      <w:r>
-        <w:rPr>
-          <w:rFonts w:ascii="Times New Roman" w:cs="Times New Roman" w:eastAsia="SimSun" w:hAnsi="Times New Roman"/>
-          <w:sz w:val="19"/>
-          <w:szCs w:val="19"/>
-        </w:rPr>
-        <w:t xml:space="preserve">Tom Bohman, Michael Picollelli (2012) SIR epidemics on random graphs with a fixed degree sequence. Random Structures &amp; Algorithms 41.</w:t>
-      </w:r>
-      <w:r>
-        <w:rPr>
-          <w:rFonts w:ascii="Consolas" w:eastAsia="SimSun" w:hAnsi="Consolas"/>
-          <w:color w:val="555555"/>
-          <w:sz w:val="17"/>
-          <w:szCs w:val="17"/>
-        </w:rPr>
-        <w:t xml:space="preserve"> doi:10.1002/rsa.20401</w:t>
-      </w:r>
-    </w:p>
-    <w:p>
-      <w:pPr>
-        <w:spacing w:after="60" w:before="60" w:line="280"/>
-        <w:ind w:left="420" w:hanging="420"/>
-      </w:pPr>
-      <w:r>
-        <w:rPr>
-          <w:rFonts w:ascii="Consolas" w:eastAsia="SimSun" w:hAnsi="Consolas"/>
-          <w:b/>
-          <w:bCs/>
-          <w:sz w:val="18"/>
-          <w:szCs w:val="18"/>
-        </w:rPr>
-        <w:t xml:space="preserve">[bollobas2007inhomogeneous] </w:t>
-      </w:r>
-      <w:r>
-        <w:rPr>
-          <w:rFonts w:ascii="Times New Roman" w:cs="Times New Roman" w:eastAsia="SimSun" w:hAnsi="Times New Roman"/>
-          <w:sz w:val="19"/>
-          <w:szCs w:val="19"/>
-        </w:rPr>
-        <w:t xml:space="preserve">Béla Bollobás, Svante Janson, Oliver Riordan (2007) The phase transition in inhomogeneous random graphs. Random Structures &amp; Algorithms 31.</w:t>
-      </w:r>
-      <w:r>
-        <w:rPr>
-          <w:rFonts w:ascii="Consolas" w:eastAsia="SimSun" w:hAnsi="Consolas"/>
-          <w:color w:val="555555"/>
-          <w:sz w:val="17"/>
-          <w:szCs w:val="17"/>
-        </w:rPr>
-        <w:t xml:space="preserve"> doi:10.1002/rsa.20168</w:t>
-      </w:r>
-    </w:p>
-    <w:p>
-      <w:pPr>
-        <w:spacing w:after="60" w:before="60" w:line="280"/>
-        <w:ind w:left="420" w:hanging="420"/>
-      </w:pPr>
-      <w:r>
-        <w:rPr>
-          <w:rFonts w:ascii="Consolas" w:eastAsia="SimSun" w:hAnsi="Consolas"/>
-          <w:b/>
-          <w:bCs/>
-          <w:sz w:val="18"/>
-          <w:szCs w:val="18"/>
-        </w:rPr>
-        <w:t xml:space="preserve">[bollobas2016martingales] </w:t>
-      </w:r>
-      <w:r>
-        <w:rPr>
-          <w:rFonts w:ascii="Times New Roman" w:cs="Times New Roman" w:eastAsia="SimSun" w:hAnsi="Times New Roman"/>
-          <w:sz w:val="19"/>
-          <w:szCs w:val="19"/>
-        </w:rPr>
-        <w:t xml:space="preserve">Béla Bollobás, Oliver Riordan (2016) Exploring hypergraphs with martingales. Random Structures &amp; Algorithms 50.</w:t>
-      </w:r>
-      <w:r>
-        <w:rPr>
-          <w:rFonts w:ascii="Consolas" w:eastAsia="SimSun" w:hAnsi="Consolas"/>
-          <w:color w:val="555555"/>
-          <w:sz w:val="17"/>
-          <w:szCs w:val="17"/>
-        </w:rPr>
-        <w:t xml:space="preserve"> doi:10.1002/rsa.20678</w:t>
-      </w:r>
-    </w:p>
-    <w:p>
-      <w:pPr>
-        <w:spacing w:after="60" w:before="60" w:line="280"/>
-        <w:ind w:left="420" w:hanging="420"/>
-      </w:pPr>
-      <w:r>
-        <w:rPr>
-          <w:rFonts w:ascii="Consolas" w:eastAsia="SimSun" w:hAnsi="Consolas"/>
-          <w:b/>
-          <w:bCs/>
-          <w:sz w:val="18"/>
-          <w:szCs w:val="18"/>
-        </w:rPr>
-        <w:t xml:space="preserve">[cai2021directed] </w:t>
-      </w:r>
-      <w:r>
-        <w:rPr>
-          <w:rFonts w:ascii="Times New Roman" w:cs="Times New Roman" w:eastAsia="SimSun" w:hAnsi="Times New Roman"/>
-          <w:sz w:val="19"/>
-          <w:szCs w:val="19"/>
-        </w:rPr>
-        <w:t xml:space="preserve">Xing Shi Cai, Guillem Perarnau (2021) The giant component of the directed configuration model revisited. Latin American Journal of Probability and Mathematical Statistics 18.</w:t>
-      </w:r>
-      <w:r>
-        <w:rPr>
-          <w:rFonts w:ascii="Consolas" w:eastAsia="SimSun" w:hAnsi="Consolas"/>
-          <w:color w:val="555555"/>
-          <w:sz w:val="17"/>
-          <w:szCs w:val="17"/>
-        </w:rPr>
-        <w:t xml:space="preserve"> doi:10.30757/ALEA.v18-55</w:t>
-      </w:r>
-    </w:p>
-    <w:p>
-      <w:pPr>
-        <w:spacing w:after="60" w:before="60" w:line="280"/>
-        <w:ind w:left="420" w:hanging="420"/>
-      </w:pPr>
-      <w:r>
-        <w:rPr>
-          <w:rFonts w:ascii="Consolas" w:eastAsia="SimSun" w:hAnsi="Consolas"/>
-          <w:b/>
-          <w:bCs/>
-          <w:sz w:val="18"/>
-          <w:szCs w:val="18"/>
-        </w:rPr>
-        <w:t xml:space="preserve">[centola2007] </w:t>
-      </w:r>
-      <w:r>
-        <w:rPr>
-          <w:rFonts w:ascii="Times New Roman" w:cs="Times New Roman" w:eastAsia="SimSun" w:hAnsi="Times New Roman"/>
-          <w:sz w:val="19"/>
-          <w:szCs w:val="19"/>
-        </w:rPr>
-        <w:t xml:space="preserve">Damon Centola, Michael Macy (2007) Complex contagions and the weakness of long ties. American Journal of Sociology 113, 702–734.</w:t>
-      </w:r>
-      <w:r>
-        <w:rPr>
-          <w:rFonts w:ascii="Consolas" w:eastAsia="SimSun" w:hAnsi="Consolas"/>
-          <w:color w:val="555555"/>
-          <w:sz w:val="17"/>
-          <w:szCs w:val="17"/>
-        </w:rPr>
-        <w:t xml:space="preserve"> doi:10.1086/521848</w:t>
-      </w:r>
-    </w:p>
-    <w:p>
-      <w:pPr>
-        <w:spacing w:after="60" w:before="60" w:line="280"/>
-        <w:ind w:left="420" w:hanging="420"/>
-      </w:pPr>
-      <w:r>
-        <w:rPr>
-          <w:rFonts w:ascii="Consolas" w:eastAsia="SimSun" w:hAnsi="Consolas"/>
-          <w:b/>
-          <w:bCs/>
-          <w:sz w:val="18"/>
-          <w:szCs w:val="18"/>
-        </w:rPr>
-        <w:t xml:space="preserve">[chodrow2020] </w:t>
-      </w:r>
-      <w:r>
-        <w:rPr>
-          <w:rFonts w:ascii="Times New Roman" w:cs="Times New Roman" w:eastAsia="SimSun" w:hAnsi="Times New Roman"/>
-          <w:sz w:val="19"/>
-          <w:szCs w:val="19"/>
-        </w:rPr>
-        <w:t xml:space="preserve">Philip S. Chodrow (2020) Configuration models of random hypergraphs. Journal of Complex Networks 8, cnaa018.</w:t>
-      </w:r>
-      <w:r>
-        <w:rPr>
-          <w:rFonts w:ascii="Consolas" w:eastAsia="SimSun" w:hAnsi="Consolas"/>
-          <w:color w:val="555555"/>
-          <w:sz w:val="17"/>
-          <w:szCs w:val="17"/>
-        </w:rPr>
-        <w:t xml:space="preserve"> doi:10.1093/comnet/cnaa018</w:t>
-      </w:r>
-    </w:p>
-    <w:p>
-      <w:pPr>
-        <w:spacing w:after="60" w:before="60" w:line="280"/>
-        <w:ind w:left="420" w:hanging="420"/>
-      </w:pPr>
-      <w:r>
-        <w:rPr>
-          <w:rFonts w:ascii="Consolas" w:eastAsia="SimSun" w:hAnsi="Consolas"/>
-          <w:b/>
-          <w:bCs/>
-          <w:sz w:val="18"/>
-          <w:szCs w:val="18"/>
-        </w:rPr>
-        <w:t xml:space="preserve">[contrerasaso2024beyond] </w:t>
-      </w:r>
-      <w:r>
-        <w:rPr>
-          <w:rFonts w:ascii="Times New Roman" w:cs="Times New Roman" w:eastAsia="SimSun" w:hAnsi="Times New Roman"/>
-          <w:sz w:val="19"/>
-          <w:szCs w:val="19"/>
-        </w:rPr>
-        <w:t xml:space="preserve">Gonzalo Contreras-Aso, Regino Criado, Miguel Romance (2024) Beyond directed hypergraphs: heterogeneous hypergraphs and spectral centralities. Journal of Complex Networks 12.</w:t>
-      </w:r>
-      <w:r>
-        <w:rPr>
-          <w:rFonts w:ascii="Consolas" w:eastAsia="SimSun" w:hAnsi="Consolas"/>
-          <w:color w:val="555555"/>
-          <w:sz w:val="17"/>
-          <w:szCs w:val="17"/>
-        </w:rPr>
-        <w:t xml:space="preserve"> doi:10.1093/comnet/cnae037</w:t>
-      </w:r>
-    </w:p>
-    <w:p>
-      <w:pPr>
-        <w:spacing w:after="60" w:before="60" w:line="280"/>
-        <w:ind w:left="420" w:hanging="420"/>
-      </w:pPr>
-      <w:r>
-        <w:rPr>
-          <w:rFonts w:ascii="Consolas" w:eastAsia="SimSun" w:hAnsi="Consolas"/>
-          <w:b/>
-          <w:bCs/>
-          <w:sz w:val="18"/>
-          <w:szCs w:val="18"/>
-        </w:rPr>
-        <w:t xml:space="preserve">[cooper2004scc] </w:t>
-      </w:r>
-      <w:r>
-        <w:rPr>
-          <w:rFonts w:ascii="Times New Roman" w:cs="Times New Roman" w:eastAsia="SimSun" w:hAnsi="Times New Roman"/>
-          <w:sz w:val="19"/>
-          <w:szCs w:val="19"/>
-        </w:rPr>
-        <w:t xml:space="preserve">Colin Cooper, Alan Frieze (2004) The Size of the Largest Strongly Connected Component of a Random Digraph with a Given Degree Sequence. Combinatorics, Probability and Computing 13.</w:t>
-      </w:r>
-      <w:r>
-        <w:rPr>
-          <w:rFonts w:ascii="Consolas" w:eastAsia="SimSun" w:hAnsi="Consolas"/>
-          <w:color w:val="555555"/>
-          <w:sz w:val="17"/>
-          <w:szCs w:val="17"/>
-        </w:rPr>
-        <w:t xml:space="preserve"> doi:10.1017/S096354830400611X</w:t>
-      </w:r>
-    </w:p>
-    <w:p>
-      <w:pPr>
-        <w:spacing w:after="60" w:before="60" w:line="280"/>
-        <w:ind w:left="420" w:hanging="420"/>
-      </w:pPr>
-      <w:r>
-        <w:rPr>
-          <w:rFonts w:ascii="Consolas" w:eastAsia="SimSun" w:hAnsi="Consolas"/>
-          <w:b/>
-          <w:bCs/>
-          <w:sz w:val="18"/>
-          <w:szCs w:val="18"/>
-        </w:rPr>
-        <w:t xml:space="preserve">[dearruda2020] </w:t>
-      </w:r>
-      <w:r>
-        <w:rPr>
-          <w:rFonts w:ascii="Times New Roman" w:cs="Times New Roman" w:eastAsia="SimSun" w:hAnsi="Times New Roman"/>
-          <w:sz w:val="19"/>
-          <w:szCs w:val="19"/>
-        </w:rPr>
-        <w:t xml:space="preserve">Guilherme Ferraz de Arruda, Giovanni Petri, Yamir Moreno (2020) Social contagion models on hypergraphs. Physical Review Research 2, 023032.</w:t>
-      </w:r>
-      <w:r>
-        <w:rPr>
-          <w:rFonts w:ascii="Consolas" w:eastAsia="SimSun" w:hAnsi="Consolas"/>
-          <w:color w:val="555555"/>
-          <w:sz w:val="17"/>
-          <w:szCs w:val="17"/>
-        </w:rPr>
-        <w:t xml:space="preserve"> doi:10.1103/PhysRevResearch.2.023032</w:t>
-      </w:r>
-    </w:p>
-    <w:p>
-      <w:pPr>
-        <w:spacing w:after="60" w:before="60" w:line="280"/>
-        <w:ind w:left="420" w:hanging="420"/>
-      </w:pPr>
-      <w:r>
-        <w:rPr>
-          <w:rFonts w:ascii="Consolas" w:eastAsia="SimSun" w:hAnsi="Consolas"/>
-          <w:b/>
-          <w:bCs/>
-          <w:sz w:val="18"/>
-          <w:szCs w:val="18"/>
-        </w:rPr>
-        <w:t xml:space="preserve">[dearruda2024review] </w:t>
-      </w:r>
-      <w:r>
-        <w:rPr>
-          <w:rFonts w:ascii="Times New Roman" w:cs="Times New Roman" w:eastAsia="SimSun" w:hAnsi="Times New Roman"/>
-          <w:sz w:val="19"/>
-          <w:szCs w:val="19"/>
-        </w:rPr>
-        <w:t xml:space="preserve">Guilherme Ferraz de Arruda, Alberto Aleta, Yamir Moreno (2024) Contagion dynamics on higher-order networks. Nature Reviews Physics 6, 468–482.</w:t>
-      </w:r>
-      <w:r>
-        <w:rPr>
-          <w:rFonts w:ascii="Consolas" w:eastAsia="SimSun" w:hAnsi="Consolas"/>
-          <w:color w:val="555555"/>
-          <w:sz w:val="17"/>
-          <w:szCs w:val="17"/>
-        </w:rPr>
-        <w:t xml:space="preserve"> doi:10.1038/s42254-024-00733-0</w:t>
-      </w:r>
-    </w:p>
-    <w:p>
-      <w:pPr>
-        <w:spacing w:after="60" w:before="60" w:line="280"/>
-        <w:ind w:left="420" w:hanging="420"/>
-      </w:pPr>
-      <w:r>
-        <w:rPr>
-          <w:rFonts w:ascii="Consolas" w:eastAsia="SimSun" w:hAnsi="Consolas"/>
-          <w:b/>
-          <w:bCs/>
-          <w:sz w:val="18"/>
-          <w:szCs w:val="18"/>
-        </w:rPr>
-        <w:t xml:space="preserve">[decreusefond2012] </w:t>
-      </w:r>
-      <w:r>
-        <w:rPr>
-          <w:rFonts w:ascii="Times New Roman" w:cs="Times New Roman" w:eastAsia="SimSun" w:hAnsi="Times New Roman"/>
-          <w:sz w:val="19"/>
-          <w:szCs w:val="19"/>
-        </w:rPr>
-        <w:t xml:space="preserve">Laurent Decreusefond, Jean-Stéphane Dhersin, Pascal Moyal, Viet Chi Tran (2012) Large graph limit for an SIR process in random network with heterogeneous connectivity. The Annals of Applied Probability 22.</w:t>
-      </w:r>
-      <w:r>
-        <w:rPr>
-          <w:rFonts w:ascii="Consolas" w:eastAsia="SimSun" w:hAnsi="Consolas"/>
-          <w:color w:val="555555"/>
-          <w:sz w:val="17"/>
-          <w:szCs w:val="17"/>
-        </w:rPr>
-        <w:t xml:space="preserve"> doi:10.1214/11-AAP773</w:t>
-      </w:r>
-    </w:p>
-    <w:p>
-      <w:pPr>
-        <w:spacing w:after="60" w:before="60" w:line="280"/>
-        <w:ind w:left="420" w:hanging="420"/>
-      </w:pPr>
-      <w:r>
-        <w:rPr>
-          <w:rFonts w:ascii="Consolas" w:eastAsia="SimSun" w:hAnsi="Consolas"/>
-          <w:b/>
-          <w:bCs/>
-          <w:sz w:val="18"/>
-          <w:szCs w:val="18"/>
-        </w:rPr>
-        <w:t xml:space="preserve">[dorogovtsev2001giant] </w:t>
-      </w:r>
-      <w:r>
-        <w:rPr>
-          <w:rFonts w:ascii="Times New Roman" w:cs="Times New Roman" w:eastAsia="SimSun" w:hAnsi="Times New Roman"/>
-          <w:sz w:val="19"/>
-          <w:szCs w:val="19"/>
-        </w:rPr>
-        <w:t xml:space="preserve">S. N. Dorogovtsev, J. F. F. Mendes, A. N. Samukhin (2001) Giant strongly connected component of directed networks. Physical Review E 64, 025101.</w:t>
-      </w:r>
-      <w:r>
-        <w:rPr>
-          <w:rFonts w:ascii="Consolas" w:eastAsia="SimSun" w:hAnsi="Consolas"/>
-          <w:color w:val="555555"/>
-          <w:sz w:val="17"/>
-          <w:szCs w:val="17"/>
-        </w:rPr>
-        <w:t xml:space="preserve"> doi:10.1103/PhysRevE.64.025101</w:t>
-      </w:r>
-    </w:p>
-    <w:p>
-      <w:pPr>
-        <w:spacing w:after="60" w:before="60" w:line="280"/>
-        <w:ind w:left="420" w:hanging="420"/>
-      </w:pPr>
-      <w:r>
-        <w:rPr>
-          <w:rFonts w:ascii="Consolas" w:eastAsia="SimSun" w:hAnsi="Consolas"/>
-          <w:b/>
-          <w:bCs/>
-          <w:sz w:val="18"/>
-          <w:szCs w:val="18"/>
-        </w:rPr>
-        <w:t xml:space="preserve">[dorogovtsev2006kcore] </w:t>
-      </w:r>
-      <w:r>
-        <w:rPr>
-          <w:rFonts w:ascii="Times New Roman" w:cs="Times New Roman" w:eastAsia="SimSun" w:hAnsi="Times New Roman"/>
-          <w:sz w:val="19"/>
-          <w:szCs w:val="19"/>
-        </w:rPr>
-        <w:t xml:space="preserve">S. N. Dorogovtsev, A. V. Goltsev, J. F. F. Mendes (2006) k-core organization of complex networks. Physical Review Letters 96, 040601.</w:t>
-      </w:r>
-      <w:r>
-        <w:rPr>
-          <w:rFonts w:ascii="Consolas" w:eastAsia="SimSun" w:hAnsi="Consolas"/>
-          <w:color w:val="555555"/>
-          <w:sz w:val="17"/>
-          <w:szCs w:val="17"/>
-        </w:rPr>
-        <w:t xml:space="preserve"> doi:10.1103/PhysRevLett.96.040601</w:t>
-      </w:r>
-    </w:p>
-    <w:p>
-      <w:pPr>
-        <w:spacing w:after="60" w:before="60" w:line="280"/>
-        <w:ind w:left="420" w:hanging="420"/>
-      </w:pPr>
-      <w:r>
-        <w:rPr>
-          <w:rFonts w:ascii="Consolas" w:eastAsia="SimSun" w:hAnsi="Consolas"/>
-          <w:b/>
-          <w:bCs/>
-          <w:sz w:val="18"/>
-          <w:szCs w:val="18"/>
-        </w:rPr>
-        <w:t xml:space="preserve">[gallo1993] </w:t>
-      </w:r>
-      <w:r>
-        <w:rPr>
-          <w:rFonts w:ascii="Times New Roman" w:cs="Times New Roman" w:eastAsia="SimSun" w:hAnsi="Times New Roman"/>
-          <w:sz w:val="19"/>
-          <w:szCs w:val="19"/>
-        </w:rPr>
-        <w:t xml:space="preserve">Giorgio Gallo, Giustino Longo, Stefano Pallottino, Sang Nguyen (1993) Directed hypergraphs and applications. Discrete Applied Mathematics 42, 177–201.</w:t>
-      </w:r>
-      <w:r>
-        <w:rPr>
-          <w:rFonts w:ascii="Consolas" w:eastAsia="SimSun" w:hAnsi="Consolas"/>
-          <w:color w:val="555555"/>
-          <w:sz w:val="17"/>
-          <w:szCs w:val="17"/>
-        </w:rPr>
-        <w:t xml:space="preserve"> doi:10.1016/0166-218X(93)90045-P</w:t>
-      </w:r>
-    </w:p>
-    <w:p>
-      <w:pPr>
-        <w:spacing w:after="60" w:before="60" w:line="280"/>
-        <w:ind w:left="420" w:hanging="420"/>
-      </w:pPr>
-      <w:r>
-        <w:rPr>
-          <w:rFonts w:ascii="Consolas" w:eastAsia="SimSun" w:hAnsi="Consolas"/>
-          <w:b/>
-          <w:bCs/>
-          <w:sz w:val="18"/>
-          <w:szCs w:val="18"/>
-        </w:rPr>
-        <w:t xml:space="preserve">[gallo2024memory] </w:t>
-      </w:r>
-      <w:r>
-        <w:rPr>
-          <w:rFonts w:ascii="Times New Roman" w:cs="Times New Roman" w:eastAsia="SimSun" w:hAnsi="Times New Roman"/>
-          <w:sz w:val="19"/>
-          <w:szCs w:val="19"/>
-        </w:rPr>
-        <w:t xml:space="preserve">Luca Gallo, Lucas Lacasa, Vito Latora, Federico Battiston (2024) Higher-order correlations reveal complex memory in temporal hypergraphs. Nature Communications 15.</w:t>
-      </w:r>
-      <w:r>
-        <w:rPr>
-          <w:rFonts w:ascii="Consolas" w:eastAsia="SimSun" w:hAnsi="Consolas"/>
-          <w:color w:val="555555"/>
-          <w:sz w:val="17"/>
-          <w:szCs w:val="17"/>
-        </w:rPr>
-        <w:t xml:space="preserve"> doi:10.1038/s41467-024-48578-6</w:t>
-      </w:r>
-    </w:p>
-    <w:p>
-      <w:pPr>
-        <w:spacing w:after="60" w:before="60" w:line="280"/>
-        <w:ind w:left="420" w:hanging="420"/>
-      </w:pPr>
-      <w:r>
-        <w:rPr>
-          <w:rFonts w:ascii="Consolas" w:eastAsia="SimSun" w:hAnsi="Consolas"/>
-          <w:b/>
-          <w:bCs/>
-          <w:sz w:val="18"/>
-          <w:szCs w:val="18"/>
-        </w:rPr>
-        <w:t xml:space="preserve">[gillespie1977] </w:t>
-      </w:r>
-      <w:r>
-        <w:rPr>
-          <w:rFonts w:ascii="Times New Roman" w:cs="Times New Roman" w:eastAsia="SimSun" w:hAnsi="Times New Roman"/>
-          <w:sz w:val="19"/>
-          <w:szCs w:val="19"/>
-        </w:rPr>
-        <w:t xml:space="preserve">Daniel T. Gillespie (1977) Exact stochastic simulation of coupled chemical reactions. The Journal of Physical Chemistry 81, 2340–2361.</w:t>
-      </w:r>
-      <w:r>
-        <w:rPr>
-          <w:rFonts w:ascii="Consolas" w:eastAsia="SimSun" w:hAnsi="Consolas"/>
-          <w:color w:val="555555"/>
-          <w:sz w:val="17"/>
-          <w:szCs w:val="17"/>
-        </w:rPr>
-        <w:t xml:space="preserve"> doi:10.1021/j100540a008</w:t>
-      </w:r>
-    </w:p>
-    <w:p>
-      <w:pPr>
-        <w:spacing w:after="60" w:before="60" w:line="280"/>
-        <w:ind w:left="420" w:hanging="420"/>
-      </w:pPr>
-      <w:r>
-        <w:rPr>
-          <w:rFonts w:ascii="Consolas" w:eastAsia="SimSun" w:hAnsi="Consolas"/>
-          <w:b/>
-          <w:bCs/>
-          <w:sz w:val="18"/>
-          <w:szCs w:val="18"/>
-        </w:rPr>
-        <w:t xml:space="preserve">[grassberger1983] </w:t>
-      </w:r>
-      <w:r>
-        <w:rPr>
-          <w:rFonts w:ascii="Times New Roman" w:cs="Times New Roman" w:eastAsia="SimSun" w:hAnsi="Times New Roman"/>
-          <w:sz w:val="19"/>
-          <w:szCs w:val="19"/>
-        </w:rPr>
-        <w:t xml:space="preserve">Peter Grassberger (1983) On the critical behavior of the general epidemic process and dynamical percolation. Mathematical Biosciences 63, 157–172.</w:t>
-      </w:r>
-      <w:r>
-        <w:rPr>
-          <w:rFonts w:ascii="Consolas" w:eastAsia="SimSun" w:hAnsi="Consolas"/>
-          <w:color w:val="555555"/>
-          <w:sz w:val="17"/>
-          <w:szCs w:val="17"/>
-        </w:rPr>
-        <w:t xml:space="preserve"> doi:10.1016/0025-5564(82)90036-0</w:t>
-      </w:r>
-    </w:p>
-    <w:p>
-      <w:pPr>
-        <w:spacing w:after="60" w:before="60" w:line="280"/>
-        <w:ind w:left="420" w:hanging="420"/>
-      </w:pPr>
-      <w:r>
-        <w:rPr>
-          <w:rFonts w:ascii="Consolas" w:eastAsia="SimSun" w:hAnsi="Consolas"/>
-          <w:b/>
-          <w:bCs/>
-          <w:sz w:val="18"/>
-          <w:szCs w:val="18"/>
-        </w:rPr>
-        <w:t xml:space="preserve">[iacopini2019] </w:t>
-      </w:r>
-      <w:r>
-        <w:rPr>
-          <w:rFonts w:ascii="Times New Roman" w:cs="Times New Roman" w:eastAsia="SimSun" w:hAnsi="Times New Roman"/>
-          <w:sz w:val="19"/>
-          <w:szCs w:val="19"/>
-        </w:rPr>
-        <w:t xml:space="preserve">Iacopo Iacopini, Giovanni Petri, Alain Barrat, Vito Latora (2019) Simplicial models of social contagion. Nature Communications 10, 2485.</w:t>
-      </w:r>
-      <w:r>
-        <w:rPr>
-          <w:rFonts w:ascii="Consolas" w:eastAsia="SimSun" w:hAnsi="Consolas"/>
-          <w:color w:val="555555"/>
-          <w:sz w:val="17"/>
-          <w:szCs w:val="17"/>
-        </w:rPr>
-        <w:t xml:space="preserve"> doi:10.1038/s41467-019-10431-6</w:t>
-      </w:r>
-    </w:p>
-    <w:p>
-      <w:pPr>
-        <w:spacing w:after="60" w:before="60" w:line="280"/>
-        <w:ind w:left="420" w:hanging="420"/>
-      </w:pPr>
-      <w:r>
-        <w:rPr>
-          <w:rFonts w:ascii="Consolas" w:eastAsia="SimSun" w:hAnsi="Consolas"/>
-          <w:b/>
-          <w:bCs/>
-          <w:sz w:val="18"/>
-          <w:szCs w:val="18"/>
-        </w:rPr>
-        <w:t xml:space="preserve">[janson2014lln] </w:t>
-      </w:r>
-      <w:r>
-        <w:rPr>
-          <w:rFonts w:ascii="Times New Roman" w:cs="Times New Roman" w:eastAsia="SimSun" w:hAnsi="Times New Roman"/>
-          <w:sz w:val="19"/>
-          <w:szCs w:val="19"/>
-        </w:rPr>
-        <w:t xml:space="preserve">Svante Janson, Malwina Luczak, Peter Windridge (2014) Law of large numbers for the SIR epidemic on a random graph with given degrees. Random Structures &amp; Algorithms 45.</w:t>
-      </w:r>
-      <w:r>
-        <w:rPr>
-          <w:rFonts w:ascii="Consolas" w:eastAsia="SimSun" w:hAnsi="Consolas"/>
-          <w:color w:val="555555"/>
-          <w:sz w:val="17"/>
-          <w:szCs w:val="17"/>
-        </w:rPr>
-        <w:t xml:space="preserve"> doi:10.1002/rsa.20575</w:t>
-      </w:r>
-    </w:p>
-    <w:p>
-      <w:pPr>
-        <w:spacing w:after="60" w:before="60" w:line="280"/>
-        <w:ind w:left="420" w:hanging="420"/>
-      </w:pPr>
-      <w:r>
-        <w:rPr>
-          <w:rFonts w:ascii="Consolas" w:eastAsia="SimSun" w:hAnsi="Consolas"/>
-          <w:b/>
-          <w:bCs/>
-          <w:sz w:val="18"/>
-          <w:szCs w:val="18"/>
-        </w:rPr>
-        <w:t xml:space="preserve">[janson2016nearcritical] </w:t>
-      </w:r>
-      <w:r>
-        <w:rPr>
-          <w:rFonts w:ascii="Times New Roman" w:cs="Times New Roman" w:eastAsia="SimSun" w:hAnsi="Times New Roman"/>
-          <w:sz w:val="19"/>
-          <w:szCs w:val="19"/>
-        </w:rPr>
-        <w:t xml:space="preserve">Svante Janson, Malwina Luczak, Peter Windridge, Thomas House (2016) Near-critical SIR epidemic on a random graph with given degrees. Journal of Mathematical Biology 74.</w:t>
-      </w:r>
-      <w:r>
-        <w:rPr>
-          <w:rFonts w:ascii="Consolas" w:eastAsia="SimSun" w:hAnsi="Consolas"/>
-          <w:color w:val="555555"/>
-          <w:sz w:val="17"/>
-          <w:szCs w:val="17"/>
-        </w:rPr>
-        <w:t xml:space="preserve"> doi:10.1007/s00285-016-1043-z</w:t>
-      </w:r>
-    </w:p>
-    <w:p>
-      <w:pPr>
-        <w:spacing w:after="60" w:before="60" w:line="280"/>
-        <w:ind w:left="420" w:hanging="420"/>
-      </w:pPr>
-      <w:r>
-        <w:rPr>
-          <w:rFonts w:ascii="Consolas" w:eastAsia="SimSun" w:hAnsi="Consolas"/>
-          <w:b/>
-          <w:bCs/>
-          <w:sz w:val="18"/>
-          <w:szCs w:val="18"/>
-        </w:rPr>
-        <w:t xml:space="preserve">[kenah2007] </w:t>
-      </w:r>
-      <w:r>
-        <w:rPr>
-          <w:rFonts w:ascii="Times New Roman" w:cs="Times New Roman" w:eastAsia="SimSun" w:hAnsi="Times New Roman"/>
-          <w:sz w:val="19"/>
-          <w:szCs w:val="19"/>
-        </w:rPr>
-        <w:t xml:space="preserve">Eben Kenah, James M. Robins (2007) Second look at the spread of epidemics on networks. Physical Review E 76, 036113.</w:t>
-      </w:r>
-      <w:r>
-        <w:rPr>
-          <w:rFonts w:ascii="Consolas" w:eastAsia="SimSun" w:hAnsi="Consolas"/>
-          <w:color w:val="555555"/>
-          <w:sz w:val="17"/>
-          <w:szCs w:val="17"/>
-        </w:rPr>
-        <w:t xml:space="preserve"> doi:10.1103/PhysRevE.76.036113</w:t>
-      </w:r>
-    </w:p>
-    <w:p>
-      <w:pPr>
-        <w:spacing w:after="60" w:before="60" w:line="280"/>
-        <w:ind w:left="420" w:hanging="420"/>
-      </w:pPr>
-      <w:r>
-        <w:rPr>
-          <w:rFonts w:ascii="Consolas" w:eastAsia="SimSun" w:hAnsi="Consolas"/>
-          <w:b/>
-          <w:bCs/>
-          <w:sz w:val="18"/>
-          <w:szCs w:val="18"/>
-        </w:rPr>
-        <w:t xml:space="preserve">[kim2023reciprocity] </w:t>
-      </w:r>
-      <w:r>
-        <w:rPr>
-          <w:rFonts w:ascii="Times New Roman" w:cs="Times New Roman" w:eastAsia="SimSun" w:hAnsi="Times New Roman"/>
-          <w:sz w:val="19"/>
-          <w:szCs w:val="19"/>
-        </w:rPr>
-        <w:t xml:space="preserve">Sunwoo Kim, Minyoung Choe, Jaemin Yoo, Kijung Shin (2023) Reciprocity in directed hypergraphs: measures, findings, and generators. Data Mining and Knowledge Discovery.</w:t>
-      </w:r>
-      <w:r>
-        <w:rPr>
-          <w:rFonts w:ascii="Consolas" w:eastAsia="SimSun" w:hAnsi="Consolas"/>
-          <w:color w:val="555555"/>
-          <w:sz w:val="17"/>
-          <w:szCs w:val="17"/>
-        </w:rPr>
-        <w:t xml:space="preserve"> doi:10.1007/s10618-023-00955-3</w:t>
-      </w:r>
-    </w:p>
-    <w:p>
-      <w:pPr>
-        <w:spacing w:after="60" w:before="60" w:line="280"/>
-        <w:ind w:left="420" w:hanging="420"/>
-      </w:pPr>
-      <w:r>
-        <w:rPr>
-          <w:rFonts w:ascii="Consolas" w:eastAsia="SimSun" w:hAnsi="Consolas"/>
-          <w:b/>
-          <w:bCs/>
-          <w:sz w:val="18"/>
-          <w:szCs w:val="18"/>
-        </w:rPr>
-        <w:t xml:space="preserve">[kim2024components] </w:t>
-      </w:r>
-      <w:r>
-        <w:rPr>
-          <w:rFonts w:ascii="Times New Roman" w:cs="Times New Roman" w:eastAsia="SimSun" w:hAnsi="Times New Roman"/>
-          <w:sz w:val="19"/>
-          <w:szCs w:val="19"/>
-        </w:rPr>
-        <w:t xml:space="preserve">Jung-Ho Kim, K.-I. Goh (2024) Higher-Order Components Dictate Higher-Order Contagion Dynamics in Hypergraphs. Physical Review Letters 132, 087401.</w:t>
-      </w:r>
-      <w:r>
-        <w:rPr>
-          <w:rFonts w:ascii="Consolas" w:eastAsia="SimSun" w:hAnsi="Consolas"/>
-          <w:color w:val="555555"/>
-          <w:sz w:val="17"/>
-          <w:szCs w:val="17"/>
-        </w:rPr>
-        <w:t xml:space="preserve"> doi:10.1103/PhysRevLett.132.087401</w:t>
-      </w:r>
-    </w:p>
-    <w:p>
-      <w:pPr>
-        <w:spacing w:after="60" w:before="60" w:line="280"/>
-        <w:ind w:left="420" w:hanging="420"/>
-      </w:pPr>
-      <w:r>
-        <w:rPr>
-          <w:rFonts w:ascii="Consolas" w:eastAsia="SimSun" w:hAnsi="Consolas"/>
-          <w:b/>
-          <w:bCs/>
-          <w:sz w:val="18"/>
-          <w:szCs w:val="18"/>
-        </w:rPr>
-        <w:t xml:space="preserve">[klamt2009] </w:t>
-      </w:r>
-      <w:r>
-        <w:rPr>
-          <w:rFonts w:ascii="Times New Roman" w:cs="Times New Roman" w:eastAsia="SimSun" w:hAnsi="Times New Roman"/>
-          <w:sz w:val="19"/>
-          <w:szCs w:val="19"/>
-        </w:rPr>
-        <w:t xml:space="preserve">Steffen Klamt, Utz-Uwe Haus, Fabian Theis (2009) Hypergraphs and cellular networks. PLoS Computational Biology 5, e1000385.</w:t>
-      </w:r>
-      <w:r>
-        <w:rPr>
-          <w:rFonts w:ascii="Consolas" w:eastAsia="SimSun" w:hAnsi="Consolas"/>
-          <w:color w:val="555555"/>
-          <w:sz w:val="17"/>
-          <w:szCs w:val="17"/>
-        </w:rPr>
-        <w:t xml:space="preserve"> doi:10.1371/journal.pcbi.1000385</w:t>
-      </w:r>
-    </w:p>
-    <w:p>
-      <w:pPr>
-        <w:spacing w:after="60" w:before="60" w:line="280"/>
-        <w:ind w:left="420" w:hanging="420"/>
-      </w:pPr>
-      <w:r>
-        <w:rPr>
-          <w:rFonts w:ascii="Consolas" w:eastAsia="SimSun" w:hAnsi="Consolas"/>
-          <w:b/>
-          <w:bCs/>
-          <w:sz w:val="18"/>
-          <w:szCs w:val="18"/>
-        </w:rPr>
-        <w:t xml:space="preserve">[kraakman2026sampling] </w:t>
-      </w:r>
-      <w:r>
-        <w:rPr>
-          <w:rFonts w:ascii="Times New Roman" w:cs="Times New Roman" w:eastAsia="SimSun" w:hAnsi="Times New Roman"/>
-          <w:sz w:val="19"/>
-          <w:szCs w:val="19"/>
-        </w:rPr>
-        <w:t xml:space="preserve">Yanna J. Kraakman, Clara Stegehuis (2026) Uniformly sampling random directed hypergraphs with fixed degrees. Discrete Mathematics 349, 114961.</w:t>
-      </w:r>
-      <w:r>
-        <w:rPr>
-          <w:rFonts w:ascii="Consolas" w:eastAsia="SimSun" w:hAnsi="Consolas"/>
-          <w:color w:val="555555"/>
-          <w:sz w:val="17"/>
-          <w:szCs w:val="17"/>
-        </w:rPr>
-        <w:t xml:space="preserve"> doi:10.1016/j.disc.2025.114961</w:t>
-      </w:r>
-    </w:p>
-    <w:p>
-      <w:pPr>
-        <w:spacing w:after="60" w:before="60" w:line="280"/>
-        <w:ind w:left="420" w:hanging="420"/>
-      </w:pPr>
-      <w:r>
-        <w:rPr>
-          <w:rFonts w:ascii="Consolas" w:eastAsia="SimSun" w:hAnsi="Consolas"/>
-          <w:b/>
-          <w:bCs/>
-          <w:sz w:val="18"/>
-          <w:szCs w:val="18"/>
-        </w:rPr>
-        <w:t xml:space="preserve">[lamataotin2025matrix] </w:t>
-      </w:r>
-      <w:r>
-        <w:rPr>
-          <w:rFonts w:ascii="Times New Roman" w:cs="Times New Roman" w:eastAsia="SimSun" w:hAnsi="Times New Roman"/>
-          <w:sz w:val="19"/>
-          <w:szCs w:val="19"/>
-        </w:rPr>
-        <w:t xml:space="preserve">Santiago Lamata-Otín, Federico Malizia, Vito Latora, Mattia Frasca, Jesús Gómez-Gardeñes (2025) Hyperedge overlap drives synchronizability of systems with higher-order interactions. Physical Review E 111, 034302.</w:t>
-      </w:r>
-      <w:r>
-        <w:rPr>
-          <w:rFonts w:ascii="Consolas" w:eastAsia="SimSun" w:hAnsi="Consolas"/>
-          <w:color w:val="555555"/>
-          <w:sz w:val="17"/>
-          <w:szCs w:val="17"/>
-        </w:rPr>
-        <w:t xml:space="preserve"> doi:10.1103/PhysRevE.111.034302</w:t>
-      </w:r>
-    </w:p>
-    <w:p>
-      <w:pPr>
-        <w:spacing w:after="60" w:before="60" w:line="280"/>
-        <w:ind w:left="420" w:hanging="420"/>
-      </w:pPr>
-      <w:r>
-        <w:rPr>
-          <w:rFonts w:ascii="Consolas" w:eastAsia="SimSun" w:hAnsi="Consolas"/>
-          <w:b/>
-          <w:bCs/>
-          <w:sz w:val="18"/>
-          <w:szCs w:val="18"/>
-        </w:rPr>
-        <w:t xml:space="preserve">[landry2020] </w:t>
-      </w:r>
-      <w:r>
-        <w:rPr>
-          <w:rFonts w:ascii="Times New Roman" w:cs="Times New Roman" w:eastAsia="SimSun" w:hAnsi="Times New Roman"/>
-          <w:sz w:val="19"/>
-          <w:szCs w:val="19"/>
-        </w:rPr>
-        <w:t xml:space="preserve">Nicholas W. Landry, Juan G. Restrepo (2020) The effect of heterogeneity on hypergraph contagion models. Chaos 30, 103117.</w:t>
-      </w:r>
-      <w:r>
-        <w:rPr>
-          <w:rFonts w:ascii="Consolas" w:eastAsia="SimSun" w:hAnsi="Consolas"/>
-          <w:color w:val="555555"/>
-          <w:sz w:val="17"/>
-          <w:szCs w:val="17"/>
-        </w:rPr>
-        <w:t xml:space="preserve"> doi:10.1063/5.0020034</w:t>
-      </w:r>
-    </w:p>
-    <w:p>
-      <w:pPr>
-        <w:spacing w:after="60" w:before="60" w:line="280"/>
-        <w:ind w:left="420" w:hanging="420"/>
-      </w:pPr>
-      <w:r>
-        <w:rPr>
-          <w:rFonts w:ascii="Consolas" w:eastAsia="SimSun" w:hAnsi="Consolas"/>
-          <w:b/>
-          <w:bCs/>
-          <w:sz w:val="18"/>
-          <w:szCs w:val="18"/>
-        </w:rPr>
-        <w:t xml:space="preserve">[lee2021overlap] </w:t>
-      </w:r>
-      <w:r>
-        <w:rPr>
-          <w:rFonts w:ascii="Times New Roman" w:cs="Times New Roman" w:eastAsia="SimSun" w:hAnsi="Times New Roman"/>
-          <w:sz w:val="19"/>
-          <w:szCs w:val="19"/>
-        </w:rPr>
-        <w:t xml:space="preserve">Geon Lee, Minyoung Choe, Kijung Shin (2021) How Do Hyperedges Overlap in Real-World Hypergraphs? - Patterns, Measures, and Generators. Proceedings of the Web Conference 2021.</w:t>
-      </w:r>
-      <w:r>
-        <w:rPr>
-          <w:rFonts w:ascii="Consolas" w:eastAsia="SimSun" w:hAnsi="Consolas"/>
-          <w:color w:val="555555"/>
-          <w:sz w:val="17"/>
-          <w:szCs w:val="17"/>
-        </w:rPr>
-        <w:t xml:space="preserve"> doi:10.1145/3442381.3450010</w:t>
-      </w:r>
-    </w:p>
-    <w:p>
-      <w:pPr>
-        <w:spacing w:after="60" w:before="60" w:line="280"/>
-        <w:ind w:left="420" w:hanging="420"/>
-      </w:pPr>
-      <w:r>
-        <w:rPr>
-          <w:rFonts w:ascii="Consolas" w:eastAsia="SimSun" w:hAnsi="Consolas"/>
-          <w:b/>
-          <w:bCs/>
-          <w:sz w:val="18"/>
-          <w:szCs w:val="18"/>
-        </w:rPr>
-        <w:t xml:space="preserve">[li2024directed] </w:t>
-      </w:r>
-      <w:r>
-        <w:rPr>
-          <w:rFonts w:ascii="Times New Roman" w:cs="Times New Roman" w:eastAsia="SimSun" w:hAnsi="Times New Roman"/>
-          <w:sz w:val="19"/>
-          <w:szCs w:val="19"/>
-        </w:rPr>
-        <w:t xml:space="preserve">Juyi Li, Xiaoqun Wu, Jinhu Lü, Ling Lei (2024) Enhancing predictive accuracy in social contagion dynamics via directed hypergraph structures. Communications Physics 7.</w:t>
-      </w:r>
-      <w:r>
-        <w:rPr>
-          <w:rFonts w:ascii="Consolas" w:eastAsia="SimSun" w:hAnsi="Consolas"/>
-          <w:color w:val="555555"/>
-          <w:sz w:val="17"/>
-          <w:szCs w:val="17"/>
-        </w:rPr>
-        <w:t xml:space="preserve"> doi:10.1038/s42005-024-01614-9</w:t>
-      </w:r>
-    </w:p>
-    <w:p>
-      <w:pPr>
-        <w:spacing w:after="60" w:before="60" w:line="280"/>
-        <w:ind w:left="420" w:hanging="420"/>
-      </w:pPr>
-      <w:r>
-        <w:rPr>
-          <w:rFonts w:ascii="Consolas" w:eastAsia="SimSun" w:hAnsi="Consolas"/>
-          <w:b/>
-          <w:bCs/>
-          <w:sz w:val="18"/>
-          <w:szCs w:val="18"/>
-        </w:rPr>
-        <w:t xml:space="preserve">[lotito2026directed] </w:t>
-      </w:r>
-      <w:r>
-        <w:rPr>
-          <w:rFonts w:ascii="Times New Roman" w:cs="Times New Roman" w:eastAsia="SimSun" w:hAnsi="Times New Roman"/>
-          <w:sz w:val="19"/>
-          <w:szCs w:val="19"/>
-        </w:rPr>
-        <w:t xml:space="preserve">Quintino Francesco Lotito, Alberto Vendramini, Alberto Montresor, Federico Battiston (2026) The microscale organization of directed hypergraphs. Communications Physics 9.</w:t>
-      </w:r>
-      <w:r>
-        <w:rPr>
-          <w:rFonts w:ascii="Consolas" w:eastAsia="SimSun" w:hAnsi="Consolas"/>
-          <w:color w:val="555555"/>
-          <w:sz w:val="17"/>
-          <w:szCs w:val="17"/>
-        </w:rPr>
-        <w:t xml:space="preserve"> doi:10.1038/s42005-025-02472-9</w:t>
-      </w:r>
-    </w:p>
-    <w:p>
-      <w:pPr>
-        <w:spacing w:after="60" w:before="60" w:line="280"/>
-        <w:ind w:left="420" w:hanging="420"/>
-      </w:pPr>
-      <w:r>
-        <w:rPr>
-          <w:rFonts w:ascii="Consolas" w:eastAsia="SimSun" w:hAnsi="Consolas"/>
-          <w:b/>
-          <w:bCs/>
-          <w:sz w:val="18"/>
-          <w:szCs w:val="18"/>
-        </w:rPr>
-        <w:t xml:space="preserve">[malizia2025gbcm] </w:t>
-      </w:r>
-      <w:r>
-        <w:rPr>
-          <w:rFonts w:ascii="Times New Roman" w:cs="Times New Roman" w:eastAsia="SimSun" w:hAnsi="Times New Roman"/>
-          <w:sz w:val="19"/>
-          <w:szCs w:val="19"/>
-        </w:rPr>
-        <w:t xml:space="preserve">Federico Malizia, Andrés Guzmán, Iacopo Iacopini, István Z. Kiss (2025) Disentangling the Role of Heterogeneity and Hyperedge Overlap in Explosive Contagion on Higher-Order Networks. Physical Review Letters.</w:t>
-      </w:r>
-      <w:r>
-        <w:rPr>
-          <w:rFonts w:ascii="Consolas" w:eastAsia="SimSun" w:hAnsi="Consolas"/>
-          <w:color w:val="555555"/>
-          <w:sz w:val="17"/>
-          <w:szCs w:val="17"/>
-        </w:rPr>
-        <w:t xml:space="preserve"> doi:10.1103/z3d5-94zb</w:t>
-      </w:r>
-    </w:p>
-    <w:p>
-      <w:pPr>
-        <w:spacing w:after="60" w:before="60" w:line="280"/>
-        <w:ind w:left="420" w:hanging="420"/>
-      </w:pPr>
-      <w:r>
-        <w:rPr>
-          <w:rFonts w:ascii="Consolas" w:eastAsia="SimSun" w:hAnsi="Consolas"/>
-          <w:b/>
-          <w:bCs/>
-          <w:sz w:val="18"/>
-          <w:szCs w:val="18"/>
-        </w:rPr>
-        <w:t xml:space="preserve">[malizia2025overlap] </w:t>
-      </w:r>
-      <w:r>
-        <w:rPr>
-          <w:rFonts w:ascii="Times New Roman" w:cs="Times New Roman" w:eastAsia="SimSun" w:hAnsi="Times New Roman"/>
-          <w:sz w:val="19"/>
-          <w:szCs w:val="19"/>
-        </w:rPr>
-        <w:t xml:space="preserve">Federico Malizia, Santiago Lamata-Otín, Mattia Frasca, Vito Latora, Jesús Gómez-Gardeñes (2025) Hyperedge overlap drives explosive transitions in systems with higher-order interactions. Nature Communications 16.</w:t>
-      </w:r>
-      <w:r>
-        <w:rPr>
-          <w:rFonts w:ascii="Consolas" w:eastAsia="SimSun" w:hAnsi="Consolas"/>
-          <w:color w:val="555555"/>
-          <w:sz w:val="17"/>
-          <w:szCs w:val="17"/>
-        </w:rPr>
-        <w:t xml:space="preserve"> doi:10.1038/s41467-024-55506-1</w:t>
-      </w:r>
-    </w:p>
-    <w:p>
-      <w:pPr>
-        <w:spacing w:after="60" w:before="60" w:line="280"/>
-        <w:ind w:left="420" w:hanging="420"/>
-      </w:pPr>
-      <w:r>
-        <w:rPr>
-          <w:rFonts w:ascii="Consolas" w:eastAsia="SimSun" w:hAnsi="Consolas"/>
-          <w:b/>
-          <w:bCs/>
-          <w:sz w:val="18"/>
-          <w:szCs w:val="18"/>
-        </w:rPr>
-        <w:t xml:space="preserve">[mancastroppa2023] </w:t>
-      </w:r>
-      <w:r>
-        <w:rPr>
-          <w:rFonts w:ascii="Times New Roman" w:cs="Times New Roman" w:eastAsia="SimSun" w:hAnsi="Times New Roman"/>
-          <w:sz w:val="19"/>
-          <w:szCs w:val="19"/>
-        </w:rPr>
-        <w:t xml:space="preserve">Marco Mancastroppa, Iacopo Iacopini, Giovanni Petri, Alain Barrat (2023) Hyper-cores promote localization and efficient seeding in higher-order processes. Nature Communications 14, 6223.</w:t>
-      </w:r>
-      <w:r>
-        <w:rPr>
-          <w:rFonts w:ascii="Consolas" w:eastAsia="SimSun" w:hAnsi="Consolas"/>
-          <w:color w:val="555555"/>
-          <w:sz w:val="17"/>
-          <w:szCs w:val="17"/>
-        </w:rPr>
-        <w:t xml:space="preserve"> doi:10.1038/s41467-023-41887-2</w:t>
-      </w:r>
-    </w:p>
-    <w:p>
-      <w:pPr>
-        <w:spacing w:after="60" w:before="60" w:line="280"/>
-        <w:ind w:left="420" w:hanging="420"/>
-      </w:pPr>
-      <w:r>
-        <w:rPr>
-          <w:rFonts w:ascii="Consolas" w:eastAsia="SimSun" w:hAnsi="Consolas"/>
-          <w:b/>
-          <w:bCs/>
-          <w:sz w:val="18"/>
-          <w:szCs w:val="18"/>
-        </w:rPr>
-        <w:t xml:space="preserve">[meyers2006directed] </w:t>
-      </w:r>
-      <w:r>
-        <w:rPr>
-          <w:rFonts w:ascii="Times New Roman" w:cs="Times New Roman" w:eastAsia="SimSun" w:hAnsi="Times New Roman"/>
-          <w:sz w:val="19"/>
-          <w:szCs w:val="19"/>
-        </w:rPr>
-        <w:t xml:space="preserve">Lauren Ancel Meyers, M. E. J. Newman, Babak Pourbohloul (2006) Predicting epidemics on directed contact networks. Journal of Theoretical Biology 240, 400–418.</w:t>
-      </w:r>
-      <w:r>
-        <w:rPr>
-          <w:rFonts w:ascii="Consolas" w:eastAsia="SimSun" w:hAnsi="Consolas"/>
-          <w:color w:val="555555"/>
-          <w:sz w:val="17"/>
-          <w:szCs w:val="17"/>
-        </w:rPr>
-        <w:t xml:space="preserve"> doi:10.1016/j.jtbi.2005.10.004</w:t>
-      </w:r>
-    </w:p>
-    <w:p>
-      <w:pPr>
-        <w:spacing w:after="60" w:before="60" w:line="280"/>
-        <w:ind w:left="420" w:hanging="420"/>
-      </w:pPr>
-      <w:r>
-        <w:rPr>
-          <w:rFonts w:ascii="Consolas" w:eastAsia="SimSun" w:hAnsi="Consolas"/>
-          <w:b/>
-          <w:bCs/>
-          <w:sz w:val="18"/>
-          <w:szCs w:val="18"/>
-        </w:rPr>
-        <w:t xml:space="preserve">[miller2012ebcm] </w:t>
-      </w:r>
-      <w:r>
-        <w:rPr>
-          <w:rFonts w:ascii="Times New Roman" w:cs="Times New Roman" w:eastAsia="SimSun" w:hAnsi="Times New Roman"/>
-          <w:sz w:val="19"/>
-          <w:szCs w:val="19"/>
-        </w:rPr>
-        <w:t xml:space="preserve">Joel C. Miller, Anja C. Slim, Erik M. Volz (2012) Edge-based compartmental modelling for infectious disease spread. Journal of the Royal Society Interface 9, 890–906.</w:t>
-      </w:r>
-      <w:r>
-        <w:rPr>
-          <w:rFonts w:ascii="Consolas" w:eastAsia="SimSun" w:hAnsi="Consolas"/>
-          <w:color w:val="555555"/>
-          <w:sz w:val="17"/>
-          <w:szCs w:val="17"/>
-        </w:rPr>
-        <w:t xml:space="preserve"> doi:10.1098/rsif.2011.0403</w:t>
-      </w:r>
-    </w:p>
-    <w:p>
-      <w:pPr>
-        <w:spacing w:after="60" w:before="60" w:line="280"/>
-        <w:ind w:left="420" w:hanging="420"/>
-      </w:pPr>
-      <w:r>
-        <w:rPr>
-          <w:rFonts w:ascii="Consolas" w:eastAsia="SimSun" w:hAnsi="Consolas"/>
-          <w:b/>
-          <w:bCs/>
-          <w:sz w:val="18"/>
-          <w:szCs w:val="18"/>
-        </w:rPr>
-        <w:t xml:space="preserve">[morrison2021bootstrap] </w:t>
-      </w:r>
-      <w:r>
-        <w:rPr>
-          <w:rFonts w:ascii="Times New Roman" w:cs="Times New Roman" w:eastAsia="SimSun" w:hAnsi="Times New Roman"/>
-          <w:sz w:val="19"/>
-          <w:szCs w:val="19"/>
-        </w:rPr>
-        <w:t xml:space="preserve">Natasha Morrison, Jonathan A. Noel (2021) A sharp threshold for bootstrap percolation in a random hypergraph. Electronic Journal of Probability 26.</w:t>
-      </w:r>
-      <w:r>
-        <w:rPr>
-          <w:rFonts w:ascii="Consolas" w:eastAsia="SimSun" w:hAnsi="Consolas"/>
-          <w:color w:val="555555"/>
-          <w:sz w:val="17"/>
-          <w:szCs w:val="17"/>
-        </w:rPr>
-        <w:t xml:space="preserve"> doi:10.1214/21-EJP650</w:t>
-      </w:r>
-    </w:p>
-    <w:p>
-      <w:pPr>
-        <w:spacing w:after="60" w:before="60" w:line="280"/>
-        <w:ind w:left="420" w:hanging="420"/>
-      </w:pPr>
-      <w:r>
-        <w:rPr>
-          <w:rFonts w:ascii="Consolas" w:eastAsia="SimSun" w:hAnsi="Consolas"/>
-          <w:b/>
-          <w:bCs/>
-          <w:sz w:val="18"/>
-          <w:szCs w:val="18"/>
-        </w:rPr>
-        <w:t xml:space="preserve">[nakajima2022randomizing] </w:t>
-      </w:r>
-      <w:r>
-        <w:rPr>
-          <w:rFonts w:ascii="Times New Roman" w:cs="Times New Roman" w:eastAsia="SimSun" w:hAnsi="Times New Roman"/>
-          <w:sz w:val="19"/>
-          <w:szCs w:val="19"/>
-        </w:rPr>
-        <w:t xml:space="preserve">Kazuki Nakajima, Kazuyuki Shudo, Naoki Masuda (2022) Randomizing Hypergraphs Preserving Degree Correlation and Local Clustering. IEEE Transactions on Network Science and Engineering 9, 1139–1153.</w:t>
-      </w:r>
-      <w:r>
-        <w:rPr>
-          <w:rFonts w:ascii="Consolas" w:eastAsia="SimSun" w:hAnsi="Consolas"/>
-          <w:color w:val="555555"/>
-          <w:sz w:val="17"/>
-          <w:szCs w:val="17"/>
-        </w:rPr>
-        <w:t xml:space="preserve"> doi:10.1109/TNSE.2021.3133380</w:t>
-      </w:r>
-    </w:p>
-    <w:p>
-      <w:pPr>
-        <w:spacing w:after="60" w:before="60" w:line="280"/>
-        <w:ind w:left="420" w:hanging="420"/>
-      </w:pPr>
-      <w:r>
-        <w:rPr>
-          <w:rFonts w:ascii="Consolas" w:eastAsia="SimSun" w:hAnsi="Consolas"/>
-          <w:b/>
-          <w:bCs/>
-          <w:sz w:val="18"/>
-          <w:szCs w:val="18"/>
-        </w:rPr>
-        <w:t xml:space="preserve">[newman2001random] </w:t>
-      </w:r>
-      <w:r>
-        <w:rPr>
-          <w:rFonts w:ascii="Times New Roman" w:cs="Times New Roman" w:eastAsia="SimSun" w:hAnsi="Times New Roman"/>
-          <w:sz w:val="19"/>
-          <w:szCs w:val="19"/>
-        </w:rPr>
-        <w:t xml:space="preserve">M. E. J. Newman, S. H. Strogatz, D. J. Watts (2001) Random graphs with arbitrary degree distributions and their applications. Physical Review E 64, 026118.</w:t>
-      </w:r>
-      <w:r>
-        <w:rPr>
-          <w:rFonts w:ascii="Consolas" w:eastAsia="SimSun" w:hAnsi="Consolas"/>
-          <w:color w:val="555555"/>
-          <w:sz w:val="17"/>
-          <w:szCs w:val="17"/>
-        </w:rPr>
-        <w:t xml:space="preserve"> doi:10.1103/PhysRevE.64.026118</w:t>
-      </w:r>
-    </w:p>
-    <w:p>
-      <w:pPr>
-        <w:spacing w:after="60" w:before="60" w:line="280"/>
-        <w:ind w:left="420" w:hanging="420"/>
-      </w:pPr>
-      <w:r>
-        <w:rPr>
-          <w:rFonts w:ascii="Consolas" w:eastAsia="SimSun" w:hAnsi="Consolas"/>
-          <w:b/>
-          <w:bCs/>
-          <w:sz w:val="18"/>
-          <w:szCs w:val="18"/>
-        </w:rPr>
-        <w:t xml:space="preserve">[newman2002assortative] </w:t>
-      </w:r>
-      <w:r>
-        <w:rPr>
-          <w:rFonts w:ascii="Times New Roman" w:cs="Times New Roman" w:eastAsia="SimSun" w:hAnsi="Times New Roman"/>
-          <w:sz w:val="19"/>
-          <w:szCs w:val="19"/>
-        </w:rPr>
-        <w:t xml:space="preserve">M. E. J. Newman (2002) Assortative mixing in networks. Physical Review Letters 89, 208701.</w:t>
-      </w:r>
-      <w:r>
-        <w:rPr>
-          <w:rFonts w:ascii="Consolas" w:eastAsia="SimSun" w:hAnsi="Consolas"/>
-          <w:color w:val="555555"/>
-          <w:sz w:val="17"/>
-          <w:szCs w:val="17"/>
-        </w:rPr>
-        <w:t xml:space="preserve"> doi:10.1103/PhysRevLett.89.208701</w:t>
-      </w:r>
-    </w:p>
-    <w:p>
-      <w:pPr>
-        <w:spacing w:after="60" w:before="60" w:line="280"/>
-        <w:ind w:left="420" w:hanging="420"/>
-      </w:pPr>
-      <w:r>
-        <w:rPr>
-          <w:rFonts w:ascii="Consolas" w:eastAsia="SimSun" w:hAnsi="Consolas"/>
-          <w:b/>
-          <w:bCs/>
-          <w:sz w:val="18"/>
-          <w:szCs w:val="18"/>
-        </w:rPr>
-        <w:t xml:space="preserve">[newman2002spread] </w:t>
-      </w:r>
-      <w:r>
-        <w:rPr>
-          <w:rFonts w:ascii="Times New Roman" w:cs="Times New Roman" w:eastAsia="SimSun" w:hAnsi="Times New Roman"/>
-          <w:sz w:val="19"/>
-          <w:szCs w:val="19"/>
-        </w:rPr>
-        <w:t xml:space="preserve">M. E. J. Newman (2002) Spread of epidemic disease on networks. Physical Review E 66, 016128.</w:t>
-      </w:r>
-      <w:r>
-        <w:rPr>
-          <w:rFonts w:ascii="Consolas" w:eastAsia="SimSun" w:hAnsi="Consolas"/>
-          <w:color w:val="555555"/>
-          <w:sz w:val="17"/>
-          <w:szCs w:val="17"/>
-        </w:rPr>
-        <w:t xml:space="preserve"> doi:10.1103/PhysRevE.66.016128</w:t>
-      </w:r>
-    </w:p>
-    <w:p>
-      <w:pPr>
-        <w:spacing w:after="60" w:before="60" w:line="280"/>
-        <w:ind w:left="420" w:hanging="420"/>
-      </w:pPr>
-      <w:r>
-        <w:rPr>
-          <w:rFonts w:ascii="Consolas" w:eastAsia="SimSun" w:hAnsi="Consolas"/>
-          <w:b/>
-          <w:bCs/>
-          <w:sz w:val="18"/>
-          <w:szCs w:val="18"/>
-        </w:rPr>
-        <w:t xml:space="preserve">[pastorsatorras2001] </w:t>
-      </w:r>
-      <w:r>
-        <w:rPr>
-          <w:rFonts w:ascii="Times New Roman" w:cs="Times New Roman" w:eastAsia="SimSun" w:hAnsi="Times New Roman"/>
-          <w:sz w:val="19"/>
-          <w:szCs w:val="19"/>
-        </w:rPr>
-        <w:t xml:space="preserve">Romualdo Pastor-Satorras, Alessandro Vespignani (2001) Epidemic spreading in scale-free networks. Physical Review Letters 86, 3200–3203.</w:t>
-      </w:r>
-      <w:r>
-        <w:rPr>
-          <w:rFonts w:ascii="Consolas" w:eastAsia="SimSun" w:hAnsi="Consolas"/>
-          <w:color w:val="555555"/>
-          <w:sz w:val="17"/>
-          <w:szCs w:val="17"/>
-        </w:rPr>
-        <w:t xml:space="preserve"> doi:10.1103/PhysRevLett.86.3200</w:t>
-      </w:r>
-    </w:p>
-    <w:p>
-      <w:pPr>
-        <w:spacing w:after="60" w:before="60" w:line="280"/>
-        <w:ind w:left="420" w:hanging="420"/>
-      </w:pPr>
-      <w:r>
-        <w:rPr>
-          <w:rFonts w:ascii="Consolas" w:eastAsia="SimSun" w:hAnsi="Consolas"/>
-          <w:b/>
-          <w:bCs/>
-          <w:sz w:val="18"/>
-          <w:szCs w:val="18"/>
-        </w:rPr>
-        <w:t xml:space="preserve">[pastorsatorras2015] </w:t>
-      </w:r>
-      <w:r>
-        <w:rPr>
-          <w:rFonts w:ascii="Times New Roman" w:cs="Times New Roman" w:eastAsia="SimSun" w:hAnsi="Times New Roman"/>
-          <w:sz w:val="19"/>
-          <w:szCs w:val="19"/>
-        </w:rPr>
-        <w:t xml:space="preserve">Romualdo Pastor-Satorras, Claudio Castellano, Piet Van Mieghem, Alessandro Vespignani (2015) Epidemic processes in complex networks. Reviews of Modern Physics 87, 925–979.</w:t>
-      </w:r>
-      <w:r>
-        <w:rPr>
-          <w:rFonts w:ascii="Consolas" w:eastAsia="SimSun" w:hAnsi="Consolas"/>
-          <w:color w:val="555555"/>
-          <w:sz w:val="17"/>
-          <w:szCs w:val="17"/>
-        </w:rPr>
-        <w:t xml:space="preserve"> doi:10.1103/RevModPhys.87.925</w:t>
-      </w:r>
-    </w:p>
-    <w:p>
-      <w:pPr>
-        <w:spacing w:after="60" w:before="60" w:line="280"/>
-        <w:ind w:left="420" w:hanging="420"/>
-      </w:pPr>
-      <w:r>
-        <w:rPr>
-          <w:rFonts w:ascii="Consolas" w:eastAsia="SimSun" w:hAnsi="Consolas"/>
-          <w:b/>
-          <w:bCs/>
-          <w:sz w:val="18"/>
-          <w:szCs w:val="18"/>
-        </w:rPr>
-        <w:t xml:space="preserve">[stonge2021prl] </w:t>
-      </w:r>
-      <w:r>
-        <w:rPr>
-          <w:rFonts w:ascii="Times New Roman" w:cs="Times New Roman" w:eastAsia="SimSun" w:hAnsi="Times New Roman"/>
-          <w:sz w:val="19"/>
-          <w:szCs w:val="19"/>
-        </w:rPr>
-        <w:t xml:space="preserve">Guillaume St-Onge, Hanlin Sun, Antoine Allard, Laurent Hébert-Dufresne, Ginestra Bianconi (2021) Universal nonlinear infection kernel from heterogeneous exposure on higher-order networks. Physical Review Letters 127, 158301.</w:t>
-      </w:r>
-      <w:r>
-        <w:rPr>
-          <w:rFonts w:ascii="Consolas" w:eastAsia="SimSun" w:hAnsi="Consolas"/>
-          <w:color w:val="555555"/>
-          <w:sz w:val="17"/>
-          <w:szCs w:val="17"/>
-        </w:rPr>
-        <w:t xml:space="preserve"> doi:10.1103/PhysRevLett.127.158301</w:t>
-      </w:r>
-    </w:p>
-    <w:p>
-      <w:pPr>
-        <w:spacing w:after="60" w:before="60" w:line="280"/>
-        <w:ind w:left="420" w:hanging="420"/>
-      </w:pPr>
-      <w:r>
-        <w:rPr>
-          <w:rFonts w:ascii="Consolas" w:eastAsia="SimSun" w:hAnsi="Consolas"/>
-          <w:b/>
-          <w:bCs/>
-          <w:sz w:val="18"/>
-          <w:szCs w:val="18"/>
-        </w:rPr>
-        <w:t xml:space="preserve">[stonge2022] </w:t>
-      </w:r>
-      <w:r>
-        <w:rPr>
-          <w:rFonts w:ascii="Times New Roman" w:cs="Times New Roman" w:eastAsia="SimSun" w:hAnsi="Times New Roman"/>
-          <w:sz w:val="19"/>
-          <w:szCs w:val="19"/>
-        </w:rPr>
-        <w:t xml:space="preserve">Guillaume St-Onge, Iacopo Iacopini, Vito Latora, Alain Barrat, Giovanni Petri, Antoine Allard et al. (2022) Influential groups for seeding and sustaining nonlinear contagion in heterogeneous hypergraphs. Communications Physics 5, 25.</w:t>
-      </w:r>
-      <w:r>
-        <w:rPr>
-          <w:rFonts w:ascii="Consolas" w:eastAsia="SimSun" w:hAnsi="Consolas"/>
-          <w:color w:val="555555"/>
-          <w:sz w:val="17"/>
-          <w:szCs w:val="17"/>
-        </w:rPr>
-        <w:t xml:space="preserve"> doi:10.1038/s42005-021-00788-w</w:t>
-      </w:r>
-    </w:p>
-    <w:p>
-      <w:pPr>
-        <w:spacing w:after="60" w:before="60" w:line="280"/>
-        <w:ind w:left="420" w:hanging="420"/>
-      </w:pPr>
-      <w:r>
-        <w:rPr>
-          <w:rFonts w:ascii="Consolas" w:eastAsia="SimSun" w:hAnsi="Consolas"/>
-          <w:b/>
-          <w:bCs/>
-          <w:sz w:val="18"/>
-          <w:szCs w:val="18"/>
-        </w:rPr>
-        <w:t xml:space="preserve">[sun2021multiplex] </w:t>
-      </w:r>
-      <w:r>
-        <w:rPr>
-          <w:rFonts w:ascii="Times New Roman" w:cs="Times New Roman" w:eastAsia="SimSun" w:hAnsi="Times New Roman"/>
-          <w:sz w:val="19"/>
-          <w:szCs w:val="19"/>
-        </w:rPr>
-        <w:t xml:space="preserve">Hanlin Sun, Ginestra Bianconi (2021) Higher-order percolation processes on multiplex hypergraphs. Physical Review E 104, 034306.</w:t>
-      </w:r>
-      <w:r>
-        <w:rPr>
-          <w:rFonts w:ascii="Consolas" w:eastAsia="SimSun" w:hAnsi="Consolas"/>
-          <w:color w:val="555555"/>
-          <w:sz w:val="17"/>
-          <w:szCs w:val="17"/>
-        </w:rPr>
-        <w:t xml:space="preserve"> doi:10.1103/PhysRevE.104.034306</w:t>
-      </w:r>
-    </w:p>
-    <w:p>
-      <w:pPr>
-        <w:spacing w:after="60" w:before="60" w:line="280"/>
-        <w:ind w:left="420" w:hanging="420"/>
-      </w:pPr>
-      <w:r>
-        <w:rPr>
-          <w:rFonts w:ascii="Consolas" w:eastAsia="SimSun" w:hAnsi="Consolas"/>
-          <w:b/>
-          <w:bCs/>
-          <w:sz w:val="18"/>
-          <w:szCs w:val="18"/>
-        </w:rPr>
-        <w:t xml:space="preserve">[sun2023triadic] </w:t>
-      </w:r>
-      <w:r>
-        <w:rPr>
-          <w:rFonts w:ascii="Times New Roman" w:cs="Times New Roman" w:eastAsia="SimSun" w:hAnsi="Times New Roman"/>
-          <w:sz w:val="19"/>
-          <w:szCs w:val="19"/>
-        </w:rPr>
-        <w:t xml:space="preserve">Hanlin Sun, Filippo Radicchi, Jürgen Kurths, Ginestra Bianconi (2023) The dynamic nature of percolation on networks with triadic interactions. Nature Communications 14, 1308.</w:t>
-      </w:r>
-      <w:r>
-        <w:rPr>
-          <w:rFonts w:ascii="Consolas" w:eastAsia="SimSun" w:hAnsi="Consolas"/>
-          <w:color w:val="555555"/>
-          <w:sz w:val="17"/>
-          <w:szCs w:val="17"/>
-        </w:rPr>
-        <w:t xml:space="preserve"> doi:10.1038/s41467-023-37019-5</w:t>
-      </w:r>
-    </w:p>
-    <w:p>
-      <w:pPr>
-        <w:spacing w:after="60" w:before="60" w:line="280"/>
-        <w:ind w:left="420" w:hanging="420"/>
-      </w:pPr>
-      <w:r>
-        <w:rPr>
-          <w:rFonts w:ascii="Consolas" w:eastAsia="SimSun" w:hAnsi="Consolas"/>
-          <w:b/>
-          <w:bCs/>
-          <w:sz w:val="18"/>
-          <w:szCs w:val="18"/>
-        </w:rPr>
-        <w:t xml:space="preserve">[vanmieghem2013] </w:t>
-      </w:r>
-      <w:r>
-        <w:rPr>
-          <w:rFonts w:ascii="Times New Roman" w:cs="Times New Roman" w:eastAsia="SimSun" w:hAnsi="Times New Roman"/>
-          <w:sz w:val="19"/>
-          <w:szCs w:val="19"/>
-        </w:rPr>
-        <w:t xml:space="preserve">P. Van Mieghem, R. van de Bovenkamp (2013) Non-Markovian infection spread dramatically alters the susceptible-infected-susceptible epidemic threshold in networks. Physical Review Letters 110, 108701.</w:t>
-      </w:r>
-      <w:r>
-        <w:rPr>
-          <w:rFonts w:ascii="Consolas" w:eastAsia="SimSun" w:hAnsi="Consolas"/>
-          <w:color w:val="555555"/>
-          <w:sz w:val="17"/>
-          <w:szCs w:val="17"/>
-        </w:rPr>
-        <w:t xml:space="preserve"> doi:10.1103/PhysRevLett.110.108701</w:t>
-      </w:r>
-    </w:p>
-    <w:p>
-      <w:pPr>
-        <w:spacing w:after="60" w:before="60" w:line="280"/>
-        <w:ind w:left="420" w:hanging="420"/>
-      </w:pPr>
-      <w:r>
-        <w:rPr>
-          <w:rFonts w:ascii="Consolas" w:eastAsia="SimSun" w:hAnsi="Consolas"/>
-          <w:b/>
-          <w:bCs/>
-          <w:sz w:val="18"/>
-          <w:szCs w:val="18"/>
-        </w:rPr>
-        <w:t xml:space="preserve">[volz2008] </w:t>
-      </w:r>
-      <w:r>
-        <w:rPr>
-          <w:rFonts w:ascii="Times New Roman" w:cs="Times New Roman" w:eastAsia="SimSun" w:hAnsi="Times New Roman"/>
-          <w:sz w:val="19"/>
-          <w:szCs w:val="19"/>
-        </w:rPr>
-        <w:t xml:space="preserve">Erik Volz (2008) SIR dynamics in random networks with heterogeneous connectivity. Journal of Mathematical Biology 56, 293–310.</w:t>
-      </w:r>
-      <w:r>
-        <w:rPr>
-          <w:rFonts w:ascii="Consolas" w:eastAsia="SimSun" w:hAnsi="Consolas"/>
-          <w:color w:val="555555"/>
-          <w:sz w:val="17"/>
-          <w:szCs w:val="17"/>
-        </w:rPr>
-        <w:t xml:space="preserve"> doi:10.1007/s00285-007-0116-4</w:t>
-      </w:r>
-    </w:p>
-    <w:p>
-      <w:pPr>
-        <w:spacing w:after="60" w:before="60" w:line="280"/>
-        <w:ind w:left="420" w:hanging="420"/>
-      </w:pPr>
-      <w:r>
-        <w:rPr>
-          <w:rFonts w:ascii="Consolas" w:eastAsia="SimSun" w:hAnsi="Consolas"/>
-          <w:b/>
-          <w:bCs/>
-          <w:sz w:val="18"/>
-          <w:szCs w:val="18"/>
-        </w:rPr>
-        <w:t xml:space="preserve">[watts2002] </w:t>
-      </w:r>
-      <w:r>
-        <w:rPr>
-          <w:rFonts w:ascii="Times New Roman" w:cs="Times New Roman" w:eastAsia="SimSun" w:hAnsi="Times New Roman"/>
-          <w:sz w:val="19"/>
-          <w:szCs w:val="19"/>
-        </w:rPr>
-        <w:t xml:space="preserve">Duncan J. Watts (2002) A simple model of global cascades on random networks. Proceedings of the National Academy of Sciences 99, 5766–5771.</w:t>
-      </w:r>
-      <w:r>
-        <w:rPr>
-          <w:rFonts w:ascii="Consolas" w:eastAsia="SimSun" w:hAnsi="Consolas"/>
-          <w:color w:val="555555"/>
-          <w:sz w:val="17"/>
-          <w:szCs w:val="17"/>
-        </w:rPr>
-        <w:t xml:space="preserve"> doi:10.1073/pnas.082090499</w:t>
-      </w:r>
-    </w:p>
-    <w:p>
-      <w:pPr>
-        <w:spacing w:after="60" w:before="60" w:line="280"/>
-        <w:ind w:left="420" w:hanging="420"/>
-      </w:pPr>
-      <w:r>
-        <w:rPr>
-          <w:rFonts w:ascii="Consolas" w:eastAsia="SimSun" w:hAnsi="Consolas"/>
-          <w:b/>
-          <w:bCs/>
-          <w:sz w:val="18"/>
-          <w:szCs w:val="18"/>
-        </w:rPr>
-        <w:t xml:space="preserve">[xu2018directionality] </w:t>
-      </w:r>
-      <w:r>
-        <w:rPr>
-          <w:rFonts w:ascii="Times New Roman" w:cs="Times New Roman" w:eastAsia="SimSun" w:hAnsi="Times New Roman"/>
-          <w:sz w:val="19"/>
-          <w:szCs w:val="19"/>
-        </w:rPr>
-        <w:t xml:space="preserve">Xin-Jian Xu, Jia-Yan Li, Xinchu Fu, Li-Jie Zhang (2018) Impact of directionality and correlation on contagion. Scientific Reports 8.</w:t>
-      </w:r>
-      <w:r>
-        <w:rPr>
-          <w:rFonts w:ascii="Consolas" w:eastAsia="SimSun" w:hAnsi="Consolas"/>
-          <w:color w:val="555555"/>
-          <w:sz w:val="17"/>
-          <w:szCs w:val="17"/>
-        </w:rPr>
-        <w:t xml:space="preserve"> doi:10.1038/s41598-018-22508-1</w:t>
       </w:r>
     </w:p>
     <w:sectPr>

--- a/drafts/sir-directed-hypergraphs/execution-plan.docx
+++ b/drafts/sir-directed-hypergraphs/execution-plan.docx
@@ -1472,7 +1472,7 @@
           <w:i w:val="false"/>
           <w:iCs w:val="false"/>
         </w:rPr>
-        <w:t xml:space="preserve">⟨ </w:t>
+        <w:t xml:space="preserve">⟨</w:t>
       </w:r>
       <w:r>
         <w:rPr>
@@ -1506,7 +1506,7 @@
           <w:i w:val="false"/>
           <w:iCs w:val="false"/>
         </w:rPr>
-        <w:t xml:space="preserve">⟨ </w:t>
+        <w:t xml:space="preserve">⟨</w:t>
       </w:r>
       <w:r>
         <w:rPr>
@@ -1592,7 +1592,7 @@
           <w:i w:val="false"/>
           <w:iCs w:val="false"/>
         </w:rPr>
-        <w:t xml:space="preserve">⟨ </w:t>
+        <w:t xml:space="preserve">⟨</w:t>
       </w:r>
       <w:r>
         <w:rPr>
@@ -1768,7 +1768,7 @@
           <w:i w:val="false"/>
           <w:iCs w:val="false"/>
         </w:rPr>
-        <w:t xml:space="preserve">⟨ </w:t>
+        <w:t xml:space="preserve">⟨</w:t>
       </w:r>
       <w:r>
         <w:rPr>
@@ -1864,7 +1864,7 @@
           <w:i w:val="false"/>
           <w:iCs w:val="false"/>
         </w:rPr>
-        <w:t xml:space="preserve">⟨ </w:t>
+        <w:t xml:space="preserve">⟨</w:t>
       </w:r>
       <w:r>
         <w:rPr>
@@ -1970,7 +1970,7 @@
           <w:i w:val="false"/>
           <w:iCs w:val="false"/>
         </w:rPr>
-        <w:t xml:space="preserve">⟨ </w:t>
+        <w:t xml:space="preserve">⟨</w:t>
       </w:r>
       <w:r>
         <w:rPr>
@@ -2000,7 +2000,7 @@
           <w:i w:val="false"/>
           <w:iCs w:val="false"/>
         </w:rPr>
-        <w:t xml:space="preserve">⟨ </w:t>
+        <w:t xml:space="preserve">⟨</w:t>
       </w:r>
       <w:r>
         <w:rPr>
@@ -2127,7 +2127,7 @@
           <w:i w:val="false"/>
           <w:iCs w:val="false"/>
         </w:rPr>
-        <w:t xml:space="preserve">⟨ </w:t>
+        <w:t xml:space="preserve">⟨</w:t>
       </w:r>
       <w:r>
         <w:rPr>
@@ -2435,7 +2435,7 @@
           <w:i w:val="false"/>
           <w:iCs w:val="false"/>
         </w:rPr>
-        <w:t xml:space="preserve">↦ </w:t>
+        <w:t xml:space="preserve">↦</w:t>
       </w:r>
       <w:r>
         <w:rPr>
@@ -5015,7 +5015,7 @@
                 <w:i w:val="false"/>
                 <w:iCs w:val="false"/>
               </w:rPr>
-              <w:t xml:space="preserve">⟨ </w:t>
+              <w:t xml:space="preserve">⟨</w:t>
             </w:r>
             <w:r>
               <w:rPr>
@@ -5119,7 +5119,7 @@
                 <w:i w:val="false"/>
                 <w:iCs w:val="false"/>
               </w:rPr>
-              <w:t xml:space="preserve">⟨ </w:t>
+              <w:t xml:space="preserve">⟨</w:t>
             </w:r>
             <w:r>
               <w:rPr>
